--- a/flutter more documents/f30_getx_state_management.docx
+++ b/flutter more documents/f30_getx_state_management.docx
@@ -24708,6 +24708,38 @@
           <w:sz w:val="32"/>
           <w:szCs w:val="32"/>
         </w:rPr>
+        <w:t xml:space="preserve">  </w:t>
+      </w:r>
+      <w:r>
+        <w:rPr>
+          <w:b/>
+          <w:bCs/>
+          <w:color w:val="D86DCB" w:themeColor="accent5" w:themeTint="99"/>
+          <w:sz w:val="32"/>
+          <w:szCs w:val="32"/>
+        </w:rPr>
+        <w:t>@override</w:t>
+      </w:r>
+    </w:p>
+    <w:p>
+      <w:pPr>
+        <w:jc w:val="both"/>
+        <w:rPr>
+          <w:b/>
+          <w:bCs/>
+          <w:color w:val="D86DCB" w:themeColor="accent5" w:themeTint="99"/>
+          <w:sz w:val="32"/>
+          <w:szCs w:val="32"/>
+        </w:rPr>
+      </w:pPr>
+      <w:r>
+        <w:rPr>
+          <w:b/>
+          <w:bCs/>
+          <w:color w:val="D86DCB" w:themeColor="accent5" w:themeTint="99"/>
+          <w:sz w:val="32"/>
+          <w:szCs w:val="32"/>
+        </w:rPr>
         <w:t xml:space="preserve">  Future&lt;User&gt; </w:t>
       </w:r>
       <w:proofErr w:type="gramStart"/>
@@ -24863,6 +24895,38 @@
           <w:szCs w:val="32"/>
         </w:rPr>
         <w:lastRenderedPageBreak/>
+        <w:t xml:space="preserve">  </w:t>
+      </w:r>
+      <w:r>
+        <w:rPr>
+          <w:b/>
+          <w:bCs/>
+          <w:color w:val="D86DCB" w:themeColor="accent5" w:themeTint="99"/>
+          <w:sz w:val="32"/>
+          <w:szCs w:val="32"/>
+        </w:rPr>
+        <w:t>@override</w:t>
+      </w:r>
+    </w:p>
+    <w:p>
+      <w:pPr>
+        <w:jc w:val="both"/>
+        <w:rPr>
+          <w:b/>
+          <w:bCs/>
+          <w:color w:val="D86DCB" w:themeColor="accent5" w:themeTint="99"/>
+          <w:sz w:val="32"/>
+          <w:szCs w:val="32"/>
+        </w:rPr>
+      </w:pPr>
+      <w:r>
+        <w:rPr>
+          <w:b/>
+          <w:bCs/>
+          <w:color w:val="D86DCB" w:themeColor="accent5" w:themeTint="99"/>
+          <w:sz w:val="32"/>
+          <w:szCs w:val="32"/>
+        </w:rPr>
         <w:t xml:space="preserve">  Future&lt;User&gt; </w:t>
       </w:r>
       <w:proofErr w:type="gramStart"/>
@@ -25543,16 +25607,7 @@
           <w:sz w:val="32"/>
           <w:szCs w:val="32"/>
         </w:rPr>
-        <w:t>Get.</w:t>
-      </w:r>
-      <w:r>
-        <w:rPr>
-          <w:b/>
-          <w:bCs/>
-          <w:sz w:val="32"/>
-          <w:szCs w:val="32"/>
-        </w:rPr>
-        <w:t>put</w:t>
+        <w:t>Get.put</w:t>
       </w:r>
       <w:proofErr w:type="spellEnd"/>
       <w:r>
@@ -25739,27 +25794,7 @@
           <w:sz w:val="32"/>
           <w:szCs w:val="32"/>
         </w:rPr>
-        <w:t xml:space="preserve">) if </w:t>
-      </w:r>
-      <w:r>
-        <w:rPr>
-          <w:b/>
-          <w:bCs/>
-          <w:color w:val="D86DCB" w:themeColor="accent5" w:themeTint="99"/>
-          <w:sz w:val="32"/>
-          <w:szCs w:val="32"/>
-        </w:rPr>
-        <w:t>we</w:t>
-      </w:r>
-      <w:r>
-        <w:rPr>
-          <w:b/>
-          <w:bCs/>
-          <w:color w:val="D86DCB" w:themeColor="accent5" w:themeTint="99"/>
-          <w:sz w:val="32"/>
-          <w:szCs w:val="32"/>
-        </w:rPr>
-        <w:t xml:space="preserve"> intentionally want to swap</w:t>
+        <w:t>) if we intentionally want to swap</w:t>
       </w:r>
     </w:p>
     <w:p>
@@ -25843,6 +25878,7 @@
           <w:sz w:val="32"/>
           <w:szCs w:val="32"/>
         </w:rPr>
+        <w:lastRenderedPageBreak/>
         <w:t xml:space="preserve"># Mistake-3, </w:t>
       </w:r>
       <w:proofErr w:type="spellStart"/>
@@ -25926,82 +25962,1174 @@
           <w:sz w:val="32"/>
           <w:szCs w:val="32"/>
         </w:rPr>
+        <w:t>Widget build(context) {</w:t>
+      </w:r>
+    </w:p>
+    <w:p>
+      <w:pPr>
+        <w:jc w:val="both"/>
+        <w:rPr>
+          <w:b/>
+          <w:bCs/>
+          <w:color w:val="D86DCB" w:themeColor="accent5" w:themeTint="99"/>
+          <w:sz w:val="32"/>
+          <w:szCs w:val="32"/>
+        </w:rPr>
+      </w:pPr>
+      <w:r>
+        <w:rPr>
+          <w:b/>
+          <w:bCs/>
+          <w:color w:val="D86DCB" w:themeColor="accent5" w:themeTint="99"/>
+          <w:sz w:val="32"/>
+          <w:szCs w:val="32"/>
+        </w:rPr>
+        <w:t xml:space="preserve">  </w:t>
+      </w:r>
+      <w:proofErr w:type="spellStart"/>
+      <w:proofErr w:type="gramStart"/>
+      <w:r>
+        <w:rPr>
+          <w:b/>
+          <w:bCs/>
+          <w:color w:val="D86DCB" w:themeColor="accent5" w:themeTint="99"/>
+          <w:sz w:val="32"/>
+          <w:szCs w:val="32"/>
+        </w:rPr>
+        <w:t>Get.put</w:t>
+      </w:r>
+      <w:proofErr w:type="spellEnd"/>
+      <w:r>
+        <w:rPr>
+          <w:b/>
+          <w:bCs/>
+          <w:color w:val="D86DCB" w:themeColor="accent5" w:themeTint="99"/>
+          <w:sz w:val="32"/>
+          <w:szCs w:val="32"/>
+        </w:rPr>
+        <w:t>(</w:t>
+      </w:r>
+      <w:proofErr w:type="spellStart"/>
+      <w:proofErr w:type="gramEnd"/>
+      <w:r>
+        <w:rPr>
+          <w:b/>
+          <w:bCs/>
+          <w:color w:val="D86DCB" w:themeColor="accent5" w:themeTint="99"/>
+          <w:sz w:val="32"/>
+          <w:szCs w:val="32"/>
+        </w:rPr>
+        <w:t>SomeController</w:t>
+      </w:r>
+      <w:proofErr w:type="spellEnd"/>
+      <w:r>
+        <w:rPr>
+          <w:b/>
+          <w:bCs/>
+          <w:color w:val="D86DCB" w:themeColor="accent5" w:themeTint="99"/>
+          <w:sz w:val="32"/>
+          <w:szCs w:val="32"/>
+        </w:rPr>
+        <w:t xml:space="preserve">()); // BAD, use Bindings or put once in </w:t>
+      </w:r>
+      <w:proofErr w:type="spellStart"/>
+      <w:r>
+        <w:rPr>
+          <w:b/>
+          <w:bCs/>
+          <w:color w:val="D86DCB" w:themeColor="accent5" w:themeTint="99"/>
+          <w:sz w:val="32"/>
+          <w:szCs w:val="32"/>
+        </w:rPr>
+        <w:t>initState</w:t>
+      </w:r>
+      <w:proofErr w:type="spellEnd"/>
+    </w:p>
+    <w:p>
+      <w:pPr>
+        <w:jc w:val="both"/>
+        <w:rPr>
+          <w:b/>
+          <w:bCs/>
+          <w:color w:val="D86DCB" w:themeColor="accent5" w:themeTint="99"/>
+          <w:sz w:val="32"/>
+          <w:szCs w:val="32"/>
+        </w:rPr>
+      </w:pPr>
+      <w:r>
+        <w:rPr>
+          <w:b/>
+          <w:bCs/>
+          <w:color w:val="D86DCB" w:themeColor="accent5" w:themeTint="99"/>
+          <w:sz w:val="32"/>
+          <w:szCs w:val="32"/>
+        </w:rPr>
+        <w:t>}</w:t>
+      </w:r>
+    </w:p>
+    <w:p>
+      <w:pPr>
+        <w:jc w:val="both"/>
+        <w:rPr>
+          <w:sz w:val="32"/>
+          <w:szCs w:val="32"/>
+        </w:rPr>
+      </w:pPr>
+      <w:r>
+        <w:rPr>
+          <w:sz w:val="32"/>
+          <w:szCs w:val="32"/>
+        </w:rPr>
+        <w:t xml:space="preserve"># Mistake-4, </w:t>
+      </w:r>
+      <w:r>
+        <w:rPr>
+          <w:sz w:val="32"/>
+          <w:szCs w:val="32"/>
+        </w:rPr>
+        <w:t>Forgetting</w:t>
+      </w:r>
+      <w:r>
+        <w:rPr>
+          <w:b/>
+          <w:bCs/>
+          <w:sz w:val="32"/>
+          <w:szCs w:val="32"/>
+        </w:rPr>
+        <w:t xml:space="preserve"> permanent: true</w:t>
+      </w:r>
+      <w:r>
+        <w:rPr>
+          <w:sz w:val="32"/>
+          <w:szCs w:val="32"/>
+        </w:rPr>
+        <w:t xml:space="preserve"> for app-wide services</w:t>
+      </w:r>
+      <w:r>
+        <w:rPr>
+          <w:sz w:val="32"/>
+          <w:szCs w:val="32"/>
+        </w:rPr>
+        <w:t xml:space="preserve">. </w:t>
+      </w:r>
+      <w:proofErr w:type="spellStart"/>
+      <w:r>
+        <w:rPr>
+          <w:b/>
+          <w:bCs/>
+          <w:sz w:val="32"/>
+          <w:szCs w:val="32"/>
+        </w:rPr>
+        <w:t>AuthService</w:t>
+      </w:r>
+      <w:proofErr w:type="spellEnd"/>
+      <w:r>
+        <w:rPr>
+          <w:sz w:val="32"/>
+          <w:szCs w:val="32"/>
+        </w:rPr>
+        <w:t xml:space="preserve"> disposed when screen pops</w:t>
+      </w:r>
+      <w:r>
+        <w:rPr>
+          <w:sz w:val="32"/>
+          <w:szCs w:val="32"/>
+        </w:rPr>
+        <w:t xml:space="preserve"> which is</w:t>
+      </w:r>
+      <w:r>
+        <w:rPr>
+          <w:sz w:val="32"/>
+          <w:szCs w:val="32"/>
+        </w:rPr>
+        <w:t xml:space="preserve"> very bad</w:t>
+      </w:r>
+    </w:p>
+    <w:p>
+      <w:pPr>
+        <w:jc w:val="both"/>
+        <w:rPr>
+          <w:b/>
+          <w:bCs/>
+          <w:color w:val="D86DCB" w:themeColor="accent5" w:themeTint="99"/>
+          <w:sz w:val="32"/>
+          <w:szCs w:val="32"/>
+        </w:rPr>
+      </w:pPr>
+      <w:proofErr w:type="spellStart"/>
+      <w:proofErr w:type="gramStart"/>
+      <w:r>
+        <w:rPr>
+          <w:b/>
+          <w:bCs/>
+          <w:color w:val="D86DCB" w:themeColor="accent5" w:themeTint="99"/>
+          <w:sz w:val="32"/>
+          <w:szCs w:val="32"/>
+        </w:rPr>
+        <w:t>Get.put</w:t>
+      </w:r>
+      <w:proofErr w:type="spellEnd"/>
+      <w:r>
+        <w:rPr>
+          <w:b/>
+          <w:bCs/>
+          <w:color w:val="D86DCB" w:themeColor="accent5" w:themeTint="99"/>
+          <w:sz w:val="32"/>
+          <w:szCs w:val="32"/>
+        </w:rPr>
+        <w:t>(</w:t>
+      </w:r>
+      <w:proofErr w:type="spellStart"/>
+      <w:proofErr w:type="gramEnd"/>
+      <w:r>
+        <w:rPr>
+          <w:b/>
+          <w:bCs/>
+          <w:color w:val="D86DCB" w:themeColor="accent5" w:themeTint="99"/>
+          <w:sz w:val="32"/>
+          <w:szCs w:val="32"/>
+        </w:rPr>
+        <w:t>AuthService</w:t>
+      </w:r>
+      <w:proofErr w:type="spellEnd"/>
+      <w:r>
+        <w:rPr>
+          <w:b/>
+          <w:bCs/>
+          <w:color w:val="D86DCB" w:themeColor="accent5" w:themeTint="99"/>
+          <w:sz w:val="32"/>
+          <w:szCs w:val="32"/>
+        </w:rPr>
+        <w:t>()); // missing permanent: true!</w:t>
+      </w:r>
+    </w:p>
+    <w:p>
+      <w:pPr>
+        <w:jc w:val="both"/>
+        <w:rPr>
+          <w:b/>
+          <w:bCs/>
+          <w:color w:val="D86DCB" w:themeColor="accent5" w:themeTint="99"/>
+          <w:sz w:val="32"/>
+          <w:szCs w:val="32"/>
+        </w:rPr>
+      </w:pPr>
+      <w:r>
+        <w:rPr>
+          <w:b/>
+          <w:bCs/>
+          <w:color w:val="D86DCB" w:themeColor="accent5" w:themeTint="99"/>
+          <w:sz w:val="32"/>
+          <w:szCs w:val="32"/>
+        </w:rPr>
+        <w:t>// Correct</w:t>
+      </w:r>
+    </w:p>
+    <w:p>
+      <w:pPr>
+        <w:jc w:val="both"/>
+        <w:rPr>
+          <w:b/>
+          <w:bCs/>
+          <w:color w:val="D86DCB" w:themeColor="accent5" w:themeTint="99"/>
+          <w:sz w:val="32"/>
+          <w:szCs w:val="32"/>
+        </w:rPr>
+      </w:pPr>
+      <w:proofErr w:type="spellStart"/>
+      <w:proofErr w:type="gramStart"/>
+      <w:r>
+        <w:rPr>
+          <w:b/>
+          <w:bCs/>
+          <w:color w:val="D86DCB" w:themeColor="accent5" w:themeTint="99"/>
+          <w:sz w:val="32"/>
+          <w:szCs w:val="32"/>
+        </w:rPr>
+        <w:t>Get.put</w:t>
+      </w:r>
+      <w:proofErr w:type="spellEnd"/>
+      <w:r>
+        <w:rPr>
+          <w:b/>
+          <w:bCs/>
+          <w:color w:val="D86DCB" w:themeColor="accent5" w:themeTint="99"/>
+          <w:sz w:val="32"/>
+          <w:szCs w:val="32"/>
+        </w:rPr>
+        <w:t>(</w:t>
+      </w:r>
+      <w:proofErr w:type="spellStart"/>
+      <w:proofErr w:type="gramEnd"/>
+      <w:r>
+        <w:rPr>
+          <w:b/>
+          <w:bCs/>
+          <w:color w:val="D86DCB" w:themeColor="accent5" w:themeTint="99"/>
+          <w:sz w:val="32"/>
+          <w:szCs w:val="32"/>
+        </w:rPr>
+        <w:t>AuthService</w:t>
+      </w:r>
+      <w:proofErr w:type="spellEnd"/>
+      <w:r>
+        <w:rPr>
+          <w:b/>
+          <w:bCs/>
+          <w:color w:val="D86DCB" w:themeColor="accent5" w:themeTint="99"/>
+          <w:sz w:val="32"/>
+          <w:szCs w:val="32"/>
+        </w:rPr>
+        <w:t>(), permanent: true);</w:t>
+      </w:r>
+    </w:p>
+    <w:p>
+      <w:pPr>
+        <w:jc w:val="both"/>
+        <w:rPr>
+          <w:sz w:val="32"/>
+          <w:szCs w:val="32"/>
+        </w:rPr>
+      </w:pPr>
+    </w:p>
+    <w:p>
+      <w:pPr>
+        <w:jc w:val="both"/>
+        <w:rPr>
+          <w:sz w:val="32"/>
+          <w:szCs w:val="32"/>
+        </w:rPr>
+      </w:pPr>
+      <w:r>
+        <w:rPr>
+          <w:sz w:val="32"/>
+          <w:szCs w:val="32"/>
+        </w:rPr>
+        <w:t xml:space="preserve"># Mistake-5, </w:t>
+      </w:r>
+      <w:r>
+        <w:rPr>
+          <w:sz w:val="32"/>
+          <w:szCs w:val="32"/>
+        </w:rPr>
+        <w:t xml:space="preserve">Using </w:t>
+      </w:r>
+      <w:proofErr w:type="spellStart"/>
+      <w:r>
+        <w:rPr>
+          <w:b/>
+          <w:bCs/>
+          <w:sz w:val="32"/>
+          <w:szCs w:val="32"/>
+        </w:rPr>
+        <w:t>Get.create</w:t>
+      </w:r>
+      <w:proofErr w:type="spellEnd"/>
+      <w:r>
+        <w:rPr>
+          <w:b/>
+          <w:bCs/>
+          <w:sz w:val="32"/>
+          <w:szCs w:val="32"/>
+        </w:rPr>
+        <w:t>()</w:t>
+      </w:r>
+      <w:r>
+        <w:rPr>
+          <w:sz w:val="32"/>
+          <w:szCs w:val="32"/>
+        </w:rPr>
+        <w:t xml:space="preserve"> expecting a singleton</w:t>
+      </w:r>
+      <w:r>
+        <w:rPr>
+          <w:sz w:val="32"/>
+          <w:szCs w:val="32"/>
+        </w:rPr>
+        <w:t xml:space="preserve"> (same instance)</w:t>
+      </w:r>
+    </w:p>
+    <w:p>
+      <w:pPr>
+        <w:jc w:val="both"/>
+        <w:rPr>
+          <w:b/>
+          <w:bCs/>
+          <w:color w:val="D86DCB" w:themeColor="accent5" w:themeTint="99"/>
+          <w:sz w:val="32"/>
+          <w:szCs w:val="32"/>
+        </w:rPr>
+      </w:pPr>
+      <w:proofErr w:type="spellStart"/>
+      <w:r>
+        <w:rPr>
+          <w:b/>
+          <w:bCs/>
+          <w:color w:val="D86DCB" w:themeColor="accent5" w:themeTint="99"/>
+          <w:sz w:val="32"/>
+          <w:szCs w:val="32"/>
+        </w:rPr>
+        <w:t>Get.create</w:t>
+      </w:r>
+      <w:proofErr w:type="spellEnd"/>
+      <w:r>
+        <w:rPr>
+          <w:b/>
+          <w:bCs/>
+          <w:color w:val="D86DCB" w:themeColor="accent5" w:themeTint="99"/>
+          <w:sz w:val="32"/>
+          <w:szCs w:val="32"/>
+        </w:rPr>
+        <w:t>&lt;Controller</w:t>
+      </w:r>
+      <w:proofErr w:type="gramStart"/>
+      <w:r>
+        <w:rPr>
+          <w:b/>
+          <w:bCs/>
+          <w:color w:val="D86DCB" w:themeColor="accent5" w:themeTint="99"/>
+          <w:sz w:val="32"/>
+          <w:szCs w:val="32"/>
+        </w:rPr>
+        <w:t>&gt;(</w:t>
+      </w:r>
+      <w:proofErr w:type="gramEnd"/>
+      <w:r>
+        <w:rPr>
+          <w:b/>
+          <w:bCs/>
+          <w:color w:val="D86DCB" w:themeColor="accent5" w:themeTint="99"/>
+          <w:sz w:val="32"/>
+          <w:szCs w:val="32"/>
+        </w:rPr>
+        <w:t>() =&gt; Controller());</w:t>
+      </w:r>
+    </w:p>
+    <w:p>
+      <w:pPr>
+        <w:jc w:val="both"/>
+        <w:rPr>
+          <w:b/>
+          <w:bCs/>
+          <w:color w:val="D86DCB" w:themeColor="accent5" w:themeTint="99"/>
+          <w:sz w:val="32"/>
+          <w:szCs w:val="32"/>
+        </w:rPr>
+      </w:pPr>
+      <w:proofErr w:type="spellStart"/>
+      <w:r>
+        <w:rPr>
+          <w:b/>
+          <w:bCs/>
+          <w:color w:val="D86DCB" w:themeColor="accent5" w:themeTint="99"/>
+          <w:sz w:val="32"/>
+          <w:szCs w:val="32"/>
+        </w:rPr>
+        <w:t>Get.find</w:t>
+      </w:r>
+      <w:proofErr w:type="spellEnd"/>
+      <w:r>
+        <w:rPr>
+          <w:b/>
+          <w:bCs/>
+          <w:color w:val="D86DCB" w:themeColor="accent5" w:themeTint="99"/>
+          <w:sz w:val="32"/>
+          <w:szCs w:val="32"/>
+        </w:rPr>
+        <w:t>&lt;Controller</w:t>
+      </w:r>
+      <w:proofErr w:type="gramStart"/>
+      <w:r>
+        <w:rPr>
+          <w:b/>
+          <w:bCs/>
+          <w:color w:val="D86DCB" w:themeColor="accent5" w:themeTint="99"/>
+          <w:sz w:val="32"/>
+          <w:szCs w:val="32"/>
+        </w:rPr>
+        <w:t>&gt;(</w:t>
+      </w:r>
+      <w:proofErr w:type="gramEnd"/>
+      <w:r>
+        <w:rPr>
+          <w:b/>
+          <w:bCs/>
+          <w:color w:val="D86DCB" w:themeColor="accent5" w:themeTint="99"/>
+          <w:sz w:val="32"/>
+          <w:szCs w:val="32"/>
+        </w:rPr>
+        <w:t xml:space="preserve">) == </w:t>
+      </w:r>
+      <w:proofErr w:type="spellStart"/>
+      <w:r>
+        <w:rPr>
+          <w:b/>
+          <w:bCs/>
+          <w:color w:val="D86DCB" w:themeColor="accent5" w:themeTint="99"/>
+          <w:sz w:val="32"/>
+          <w:szCs w:val="32"/>
+        </w:rPr>
+        <w:t>Get.find</w:t>
+      </w:r>
+      <w:proofErr w:type="spellEnd"/>
+      <w:r>
+        <w:rPr>
+          <w:b/>
+          <w:bCs/>
+          <w:color w:val="D86DCB" w:themeColor="accent5" w:themeTint="99"/>
+          <w:sz w:val="32"/>
+          <w:szCs w:val="32"/>
+        </w:rPr>
+        <w:t>&lt;Controller&gt;(); // FALSE, two different instances!</w:t>
+      </w:r>
+    </w:p>
+    <w:p>
+      <w:pPr>
+        <w:jc w:val="both"/>
+        <w:rPr>
+          <w:sz w:val="32"/>
+          <w:szCs w:val="32"/>
+        </w:rPr>
+      </w:pPr>
+    </w:p>
+    <w:p>
+      <w:pPr>
+        <w:jc w:val="center"/>
+        <w:rPr>
+          <w:sz w:val="32"/>
+          <w:szCs w:val="32"/>
+        </w:rPr>
+      </w:pPr>
+      <w:r>
+        <w:rPr>
+          <w:sz w:val="32"/>
+          <w:szCs w:val="32"/>
+        </w:rPr>
+        <w:t>Break</w:t>
+      </w:r>
+    </w:p>
+    <w:p>
+      <w:pPr>
+        <w:jc w:val="both"/>
+        <w:rPr>
+          <w:sz w:val="32"/>
+          <w:szCs w:val="32"/>
+        </w:rPr>
+      </w:pPr>
+    </w:p>
+    <w:p>
+      <w:pPr>
+        <w:jc w:val="both"/>
+        <w:rPr>
+          <w:b/>
+          <w:bCs/>
+          <w:sz w:val="32"/>
+          <w:szCs w:val="32"/>
+        </w:rPr>
+      </w:pPr>
+      <w:r>
+        <w:rPr>
+          <w:b/>
+          <w:bCs/>
+          <w:sz w:val="32"/>
+          <w:szCs w:val="32"/>
+        </w:rPr>
+        <w:t>Same Controller Used in Two Pages (Shared Controller Problem):</w:t>
+      </w:r>
+    </w:p>
+    <w:p>
+      <w:pPr>
+        <w:jc w:val="both"/>
+        <w:rPr>
+          <w:sz w:val="32"/>
+          <w:szCs w:val="32"/>
+        </w:rPr>
+      </w:pPr>
+      <w:r>
+        <w:rPr>
+          <w:sz w:val="32"/>
+          <w:szCs w:val="32"/>
+        </w:rPr>
+        <w:t xml:space="preserve"># If one controller is needed or shared for two pages like cart and product screen then a problem occurs like </w:t>
+      </w:r>
+      <w:proofErr w:type="spellStart"/>
+      <w:r>
+        <w:rPr>
+          <w:b/>
+          <w:bCs/>
+          <w:sz w:val="32"/>
+          <w:szCs w:val="32"/>
+        </w:rPr>
+        <w:t>GetX</w:t>
+      </w:r>
+      <w:proofErr w:type="spellEnd"/>
+      <w:r>
+        <w:rPr>
+          <w:sz w:val="32"/>
+          <w:szCs w:val="32"/>
+        </w:rPr>
+        <w:t xml:space="preserve"> route-based </w:t>
+      </w:r>
+      <w:r>
+        <w:rPr>
+          <w:sz w:val="32"/>
+          <w:szCs w:val="32"/>
+        </w:rPr>
         <w:lastRenderedPageBreak/>
-        <w:t>Widget build(context) {</w:t>
-      </w:r>
-    </w:p>
-    <w:p>
-      <w:pPr>
-        <w:jc w:val="both"/>
-        <w:rPr>
-          <w:b/>
-          <w:bCs/>
-          <w:color w:val="D86DCB" w:themeColor="accent5" w:themeTint="99"/>
-          <w:sz w:val="32"/>
-          <w:szCs w:val="32"/>
-        </w:rPr>
-      </w:pPr>
-      <w:r>
-        <w:rPr>
-          <w:b/>
-          <w:bCs/>
-          <w:color w:val="D86DCB" w:themeColor="accent5" w:themeTint="99"/>
-          <w:sz w:val="32"/>
-          <w:szCs w:val="32"/>
-        </w:rPr>
-        <w:t xml:space="preserve">  </w:t>
-      </w:r>
-      <w:proofErr w:type="spellStart"/>
-      <w:proofErr w:type="gramStart"/>
-      <w:r>
-        <w:rPr>
-          <w:b/>
-          <w:bCs/>
-          <w:color w:val="D86DCB" w:themeColor="accent5" w:themeTint="99"/>
-          <w:sz w:val="32"/>
-          <w:szCs w:val="32"/>
-        </w:rPr>
-        <w:t>Get.put</w:t>
-      </w:r>
-      <w:proofErr w:type="spellEnd"/>
-      <w:r>
-        <w:rPr>
-          <w:b/>
-          <w:bCs/>
-          <w:color w:val="D86DCB" w:themeColor="accent5" w:themeTint="99"/>
-          <w:sz w:val="32"/>
-          <w:szCs w:val="32"/>
-        </w:rPr>
-        <w:t>(</w:t>
-      </w:r>
-      <w:proofErr w:type="spellStart"/>
-      <w:proofErr w:type="gramEnd"/>
-      <w:r>
-        <w:rPr>
-          <w:b/>
-          <w:bCs/>
-          <w:color w:val="D86DCB" w:themeColor="accent5" w:themeTint="99"/>
-          <w:sz w:val="32"/>
-          <w:szCs w:val="32"/>
-        </w:rPr>
-        <w:t>SomeController</w:t>
-      </w:r>
-      <w:proofErr w:type="spellEnd"/>
-      <w:r>
-        <w:rPr>
-          <w:b/>
-          <w:bCs/>
-          <w:color w:val="D86DCB" w:themeColor="accent5" w:themeTint="99"/>
-          <w:sz w:val="32"/>
-          <w:szCs w:val="32"/>
-        </w:rPr>
-        <w:t>()); // BAD</w:t>
-      </w:r>
-      <w:r>
-        <w:rPr>
-          <w:b/>
-          <w:bCs/>
-          <w:color w:val="D86DCB" w:themeColor="accent5" w:themeTint="99"/>
+        <w:t>controller dispose system will dispose that controller even if its still being used in product screen</w:t>
+      </w:r>
+    </w:p>
+    <w:p>
+      <w:pPr>
+        <w:jc w:val="both"/>
+        <w:rPr>
+          <w:sz w:val="32"/>
+          <w:szCs w:val="32"/>
+        </w:rPr>
+      </w:pPr>
+      <w:r>
+        <w:rPr>
+          <w:sz w:val="32"/>
+          <w:szCs w:val="32"/>
+        </w:rPr>
+        <w:t># Mental Model:</w:t>
+      </w:r>
+    </w:p>
+    <w:p>
+      <w:pPr>
+        <w:jc w:val="both"/>
+        <w:rPr>
+          <w:b/>
+          <w:bCs/>
+          <w:sz w:val="32"/>
+          <w:szCs w:val="32"/>
+        </w:rPr>
+      </w:pPr>
+      <w:r>
+        <w:rPr>
+          <w:b/>
+          <w:bCs/>
+          <w:sz w:val="32"/>
+          <w:szCs w:val="32"/>
+        </w:rPr>
+        <w:t>App Memory</w:t>
+      </w:r>
+    </w:p>
+    <w:p>
+      <w:pPr>
+        <w:jc w:val="both"/>
+        <w:rPr>
+          <w:b/>
+          <w:bCs/>
+          <w:sz w:val="32"/>
+          <w:szCs w:val="32"/>
+        </w:rPr>
+      </w:pPr>
+      <w:r>
+        <w:rPr>
+          <w:b/>
+          <w:bCs/>
+          <w:sz w:val="32"/>
+          <w:szCs w:val="32"/>
+        </w:rPr>
+        <w:t>│</w:t>
+      </w:r>
+    </w:p>
+    <w:p>
+      <w:pPr>
+        <w:jc w:val="both"/>
+        <w:rPr>
+          <w:b/>
+          <w:bCs/>
+          <w:sz w:val="32"/>
+          <w:szCs w:val="32"/>
+        </w:rPr>
+      </w:pPr>
+      <w:r>
+        <w:rPr>
+          <w:rFonts w:ascii="Arial" w:hAnsi="Arial" w:cs="Arial"/>
+          <w:b/>
+          <w:bCs/>
+          <w:sz w:val="32"/>
+          <w:szCs w:val="32"/>
+        </w:rPr>
+        <w:t>├</w:t>
+      </w:r>
+      <w:r>
+        <w:rPr>
+          <w:rFonts w:ascii="Aptos" w:hAnsi="Aptos" w:cs="Aptos"/>
+          <w:b/>
+          <w:bCs/>
+          <w:sz w:val="32"/>
+          <w:szCs w:val="32"/>
+        </w:rPr>
+        <w:t>──</w:t>
+      </w:r>
+      <w:r>
+        <w:rPr>
+          <w:b/>
+          <w:bCs/>
+          <w:sz w:val="32"/>
+          <w:szCs w:val="32"/>
+        </w:rPr>
+        <w:t xml:space="preserve"> </w:t>
+      </w:r>
+      <w:proofErr w:type="spellStart"/>
+      <w:r>
+        <w:rPr>
+          <w:b/>
+          <w:bCs/>
+          <w:sz w:val="32"/>
+          <w:szCs w:val="32"/>
+        </w:rPr>
+        <w:t>ProductScreen</w:t>
+      </w:r>
+      <w:proofErr w:type="spellEnd"/>
+      <w:r>
+        <w:rPr>
+          <w:b/>
+          <w:bCs/>
+          <w:sz w:val="32"/>
+          <w:szCs w:val="32"/>
+        </w:rPr>
+        <w:t xml:space="preserve"> opens</w:t>
+      </w:r>
+    </w:p>
+    <w:p>
+      <w:pPr>
+        <w:jc w:val="both"/>
+        <w:rPr>
+          <w:b/>
+          <w:bCs/>
+          <w:sz w:val="32"/>
+          <w:szCs w:val="32"/>
+        </w:rPr>
+      </w:pPr>
+      <w:r>
+        <w:rPr>
+          <w:b/>
+          <w:bCs/>
+          <w:sz w:val="32"/>
+          <w:szCs w:val="32"/>
+        </w:rPr>
+        <w:t xml:space="preserve">│   └── </w:t>
+      </w:r>
+      <w:proofErr w:type="spellStart"/>
+      <w:r>
+        <w:rPr>
+          <w:b/>
+          <w:bCs/>
+          <w:sz w:val="32"/>
+          <w:szCs w:val="32"/>
+        </w:rPr>
+        <w:t>ProductBinding</w:t>
+      </w:r>
+      <w:proofErr w:type="spellEnd"/>
+      <w:r>
+        <w:rPr>
+          <w:b/>
+          <w:bCs/>
+          <w:sz w:val="32"/>
+          <w:szCs w:val="32"/>
+        </w:rPr>
+        <w:t xml:space="preserve"> fires → </w:t>
+      </w:r>
+      <w:proofErr w:type="spellStart"/>
+      <w:r>
+        <w:rPr>
+          <w:b/>
+          <w:bCs/>
+          <w:sz w:val="32"/>
+          <w:szCs w:val="32"/>
+        </w:rPr>
+        <w:t>CartController.lazyPut</w:t>
+      </w:r>
+      <w:proofErr w:type="spellEnd"/>
+      <w:r>
+        <w:rPr>
+          <w:b/>
+          <w:bCs/>
+          <w:sz w:val="32"/>
+          <w:szCs w:val="32"/>
+        </w:rPr>
+        <w:t>() registered</w:t>
+      </w:r>
+    </w:p>
+    <w:p>
+      <w:pPr>
+        <w:jc w:val="both"/>
+        <w:rPr>
+          <w:b/>
+          <w:bCs/>
+          <w:sz w:val="32"/>
+          <w:szCs w:val="32"/>
+        </w:rPr>
+      </w:pPr>
+      <w:r>
+        <w:rPr>
+          <w:b/>
+          <w:bCs/>
+          <w:sz w:val="32"/>
+          <w:szCs w:val="32"/>
+        </w:rPr>
+        <w:t>│</w:t>
+      </w:r>
+    </w:p>
+    <w:p>
+      <w:pPr>
+        <w:jc w:val="both"/>
+        <w:rPr>
+          <w:b/>
+          <w:bCs/>
+          <w:sz w:val="32"/>
+          <w:szCs w:val="32"/>
+        </w:rPr>
+      </w:pPr>
+      <w:r>
+        <w:rPr>
+          <w:rFonts w:ascii="Arial" w:hAnsi="Arial" w:cs="Arial"/>
+          <w:b/>
+          <w:bCs/>
+          <w:sz w:val="32"/>
+          <w:szCs w:val="32"/>
+        </w:rPr>
+        <w:t>├</w:t>
+      </w:r>
+      <w:r>
+        <w:rPr>
+          <w:rFonts w:ascii="Aptos" w:hAnsi="Aptos" w:cs="Aptos"/>
+          <w:b/>
+          <w:bCs/>
+          <w:sz w:val="32"/>
+          <w:szCs w:val="32"/>
+        </w:rPr>
+        <w:t>──</w:t>
+      </w:r>
+      <w:r>
+        <w:rPr>
+          <w:b/>
+          <w:bCs/>
+          <w:sz w:val="32"/>
+          <w:szCs w:val="32"/>
+        </w:rPr>
+        <w:t xml:space="preserve"> </w:t>
+      </w:r>
+      <w:proofErr w:type="spellStart"/>
+      <w:r>
+        <w:rPr>
+          <w:b/>
+          <w:bCs/>
+          <w:sz w:val="32"/>
+          <w:szCs w:val="32"/>
+        </w:rPr>
+        <w:t>CartScreen</w:t>
+      </w:r>
+      <w:proofErr w:type="spellEnd"/>
+      <w:r>
+        <w:rPr>
+          <w:b/>
+          <w:bCs/>
+          <w:sz w:val="32"/>
+          <w:szCs w:val="32"/>
+        </w:rPr>
+        <w:t xml:space="preserve"> opens  </w:t>
+      </w:r>
+    </w:p>
+    <w:p>
+      <w:pPr>
+        <w:jc w:val="both"/>
+        <w:rPr>
+          <w:b/>
+          <w:bCs/>
+          <w:sz w:val="32"/>
+          <w:szCs w:val="32"/>
+        </w:rPr>
+      </w:pPr>
+      <w:r>
+        <w:rPr>
+          <w:b/>
+          <w:bCs/>
+          <w:sz w:val="32"/>
+          <w:szCs w:val="32"/>
+        </w:rPr>
+        <w:t xml:space="preserve">│   └── </w:t>
+      </w:r>
+      <w:proofErr w:type="spellStart"/>
+      <w:r>
+        <w:rPr>
+          <w:b/>
+          <w:bCs/>
+          <w:sz w:val="32"/>
+          <w:szCs w:val="32"/>
+        </w:rPr>
+        <w:t>CartBinding</w:t>
+      </w:r>
+      <w:proofErr w:type="spellEnd"/>
+      <w:r>
+        <w:rPr>
+          <w:b/>
+          <w:bCs/>
+          <w:sz w:val="32"/>
+          <w:szCs w:val="32"/>
+        </w:rPr>
+        <w:t xml:space="preserve"> fires → </w:t>
+      </w:r>
+      <w:proofErr w:type="spellStart"/>
+      <w:r>
+        <w:rPr>
+          <w:b/>
+          <w:bCs/>
+          <w:sz w:val="32"/>
+          <w:szCs w:val="32"/>
+        </w:rPr>
+        <w:t>CartController.lazyPut</w:t>
+      </w:r>
+      <w:proofErr w:type="spellEnd"/>
+      <w:r>
+        <w:rPr>
+          <w:b/>
+          <w:bCs/>
+          <w:sz w:val="32"/>
+          <w:szCs w:val="32"/>
+        </w:rPr>
+        <w:t xml:space="preserve">() → SAME instance reused </w:t>
+      </w:r>
+      <w:r>
+        <w:rPr>
+          <w:rFonts w:ascii="Segoe UI Emoji" w:hAnsi="Segoe UI Emoji" w:cs="Segoe UI Emoji"/>
+          <w:b/>
+          <w:bCs/>
+          <w:sz w:val="32"/>
+          <w:szCs w:val="32"/>
+        </w:rPr>
+        <w:t>✅</w:t>
+      </w:r>
+    </w:p>
+    <w:p>
+      <w:pPr>
+        <w:jc w:val="both"/>
+        <w:rPr>
+          <w:b/>
+          <w:bCs/>
+          <w:sz w:val="32"/>
+          <w:szCs w:val="32"/>
+        </w:rPr>
+      </w:pPr>
+      <w:r>
+        <w:rPr>
+          <w:b/>
+          <w:bCs/>
+          <w:sz w:val="32"/>
+          <w:szCs w:val="32"/>
+        </w:rPr>
+        <w:t>│</w:t>
+      </w:r>
+    </w:p>
+    <w:p>
+      <w:pPr>
+        <w:jc w:val="both"/>
+        <w:rPr>
+          <w:b/>
+          <w:bCs/>
+          <w:sz w:val="32"/>
+          <w:szCs w:val="32"/>
+        </w:rPr>
+      </w:pPr>
+      <w:r>
+        <w:rPr>
+          <w:rFonts w:ascii="Arial" w:hAnsi="Arial" w:cs="Arial"/>
+          <w:b/>
+          <w:bCs/>
+          <w:sz w:val="32"/>
+          <w:szCs w:val="32"/>
+        </w:rPr>
+        <w:t>├</w:t>
+      </w:r>
+      <w:r>
+        <w:rPr>
+          <w:rFonts w:ascii="Aptos" w:hAnsi="Aptos" w:cs="Aptos"/>
+          <w:b/>
+          <w:bCs/>
+          <w:sz w:val="32"/>
+          <w:szCs w:val="32"/>
+        </w:rPr>
+        <w:t>──</w:t>
+      </w:r>
+      <w:r>
+        <w:rPr>
+          <w:b/>
+          <w:bCs/>
+          <w:sz w:val="32"/>
+          <w:szCs w:val="32"/>
+        </w:rPr>
+        <w:t xml:space="preserve"> </w:t>
+      </w:r>
+      <w:proofErr w:type="spellStart"/>
+      <w:r>
+        <w:rPr>
+          <w:b/>
+          <w:bCs/>
+          <w:sz w:val="32"/>
+          <w:szCs w:val="32"/>
+        </w:rPr>
+        <w:t>CartScreen</w:t>
+      </w:r>
+      <w:proofErr w:type="spellEnd"/>
+      <w:r>
+        <w:rPr>
+          <w:b/>
+          <w:bCs/>
+          <w:sz w:val="32"/>
+          <w:szCs w:val="32"/>
+        </w:rPr>
+        <w:t xml:space="preserve"> closes</w:t>
+      </w:r>
+    </w:p>
+    <w:p>
+      <w:pPr>
+        <w:jc w:val="both"/>
+        <w:rPr>
+          <w:b/>
+          <w:bCs/>
+          <w:sz w:val="32"/>
+          <w:szCs w:val="32"/>
+        </w:rPr>
+      </w:pPr>
+      <w:r>
+        <w:rPr>
+          <w:b/>
+          <w:bCs/>
+          <w:sz w:val="32"/>
+          <w:szCs w:val="32"/>
+        </w:rPr>
+        <w:t xml:space="preserve">│   └── </w:t>
+      </w:r>
+      <w:proofErr w:type="spellStart"/>
+      <w:r>
+        <w:rPr>
+          <w:b/>
+          <w:bCs/>
+          <w:sz w:val="32"/>
+          <w:szCs w:val="32"/>
+        </w:rPr>
+        <w:t>GetX</w:t>
+      </w:r>
+      <w:proofErr w:type="spellEnd"/>
+      <w:r>
+        <w:rPr>
+          <w:b/>
+          <w:bCs/>
+          <w:sz w:val="32"/>
+          <w:szCs w:val="32"/>
+        </w:rPr>
+        <w:t xml:space="preserve"> tries to delete </w:t>
+      </w:r>
+      <w:proofErr w:type="spellStart"/>
+      <w:r>
+        <w:rPr>
+          <w:b/>
+          <w:bCs/>
+          <w:sz w:val="32"/>
+          <w:szCs w:val="32"/>
+        </w:rPr>
+        <w:t>CartController</w:t>
+      </w:r>
+      <w:proofErr w:type="spellEnd"/>
+      <w:r>
+        <w:rPr>
+          <w:b/>
+          <w:bCs/>
+          <w:sz w:val="32"/>
+          <w:szCs w:val="32"/>
+        </w:rPr>
+        <w:t xml:space="preserve">... </w:t>
+      </w:r>
+    </w:p>
+    <w:p>
+      <w:pPr>
+        <w:jc w:val="both"/>
+        <w:rPr>
+          <w:b/>
+          <w:bCs/>
+          <w:sz w:val="32"/>
+          <w:szCs w:val="32"/>
+        </w:rPr>
+      </w:pPr>
+      <w:r>
+        <w:rPr>
+          <w:b/>
+          <w:bCs/>
+          <w:sz w:val="32"/>
+          <w:szCs w:val="32"/>
+        </w:rPr>
+        <w:t xml:space="preserve">│       but </w:t>
+      </w:r>
+      <w:proofErr w:type="spellStart"/>
+      <w:r>
+        <w:rPr>
+          <w:b/>
+          <w:bCs/>
+          <w:sz w:val="32"/>
+          <w:szCs w:val="32"/>
+        </w:rPr>
+        <w:t>ProductScreen</w:t>
+      </w:r>
+      <w:proofErr w:type="spellEnd"/>
+      <w:r>
+        <w:rPr>
+          <w:b/>
+          <w:bCs/>
+          <w:sz w:val="32"/>
+          <w:szCs w:val="32"/>
+        </w:rPr>
+        <w:t xml:space="preserve"> still needs it! </w:t>
+      </w:r>
+      <w:r>
+        <w:rPr>
+          <w:rFonts w:ascii="Segoe UI Emoji" w:hAnsi="Segoe UI Emoji" w:cs="Segoe UI Emoji"/>
+          <w:b/>
+          <w:bCs/>
+          <w:sz w:val="32"/>
+          <w:szCs w:val="32"/>
+        </w:rPr>
+        <w:t>💀</w:t>
+      </w:r>
+      <w:r>
+        <w:rPr>
+          <w:b/>
+          <w:bCs/>
+          <w:sz w:val="32"/>
+          <w:szCs w:val="32"/>
+        </w:rPr>
+        <w:t xml:space="preserve"> ← THIS is the problem</w:t>
+      </w:r>
+    </w:p>
+    <w:p>
+      <w:pPr>
+        <w:jc w:val="both"/>
+        <w:rPr>
+          <w:sz w:val="32"/>
+          <w:szCs w:val="32"/>
+        </w:rPr>
+      </w:pPr>
+    </w:p>
+    <w:p>
+      <w:pPr>
+        <w:jc w:val="both"/>
+        <w:rPr>
+          <w:sz w:val="32"/>
+          <w:szCs w:val="32"/>
+        </w:rPr>
+      </w:pPr>
+      <w:r>
+        <w:rPr>
+          <w:sz w:val="32"/>
+          <w:szCs w:val="32"/>
+        </w:rPr>
+        <w:t>Solution-1</w:t>
+      </w:r>
+      <w:r>
+        <w:rPr>
           <w:sz w:val="32"/>
           <w:szCs w:val="32"/>
         </w:rPr>
@@ -26011,551 +27139,150 @@
         <w:rPr>
           <w:b/>
           <w:bCs/>
-          <w:color w:val="D86DCB" w:themeColor="accent5" w:themeTint="99"/>
-          <w:sz w:val="32"/>
-          <w:szCs w:val="32"/>
-        </w:rPr>
-        <w:t xml:space="preserve"> use Bindings or put once in </w:t>
-      </w:r>
-      <w:proofErr w:type="spellStart"/>
-      <w:r>
-        <w:rPr>
-          <w:b/>
-          <w:bCs/>
-          <w:color w:val="D86DCB" w:themeColor="accent5" w:themeTint="99"/>
-          <w:sz w:val="32"/>
-          <w:szCs w:val="32"/>
-        </w:rPr>
-        <w:t>initState</w:t>
-      </w:r>
-      <w:proofErr w:type="spellEnd"/>
-    </w:p>
-    <w:p>
-      <w:pPr>
-        <w:jc w:val="both"/>
-        <w:rPr>
-          <w:b/>
-          <w:bCs/>
-          <w:color w:val="D86DCB" w:themeColor="accent5" w:themeTint="99"/>
-          <w:sz w:val="32"/>
-          <w:szCs w:val="32"/>
-        </w:rPr>
-      </w:pPr>
-      <w:r>
-        <w:rPr>
-          <w:b/>
-          <w:bCs/>
-          <w:color w:val="D86DCB" w:themeColor="accent5" w:themeTint="99"/>
-          <w:sz w:val="32"/>
-          <w:szCs w:val="32"/>
-        </w:rPr>
-        <w:t>}</w:t>
-      </w:r>
-    </w:p>
-    <w:p>
-      <w:pPr>
-        <w:jc w:val="both"/>
-        <w:rPr>
-          <w:sz w:val="32"/>
-          <w:szCs w:val="32"/>
-        </w:rPr>
-      </w:pPr>
-      <w:r>
-        <w:rPr>
-          <w:sz w:val="32"/>
-          <w:szCs w:val="32"/>
-        </w:rPr>
-        <w:t xml:space="preserve"># Mistake-4, </w:t>
-      </w:r>
-      <w:r>
-        <w:rPr>
-          <w:sz w:val="32"/>
-          <w:szCs w:val="32"/>
-        </w:rPr>
-        <w:t>Forgetting</w:t>
-      </w:r>
-      <w:r>
-        <w:rPr>
-          <w:b/>
-          <w:bCs/>
-          <w:sz w:val="32"/>
-          <w:szCs w:val="32"/>
-        </w:rPr>
-        <w:t xml:space="preserve"> permanent: true</w:t>
-      </w:r>
-      <w:r>
-        <w:rPr>
-          <w:sz w:val="32"/>
-          <w:szCs w:val="32"/>
-        </w:rPr>
-        <w:t xml:space="preserve"> for app-wide services</w:t>
-      </w:r>
-      <w:r>
-        <w:rPr>
-          <w:sz w:val="32"/>
-          <w:szCs w:val="32"/>
-        </w:rPr>
-        <w:t xml:space="preserve">. </w:t>
-      </w:r>
-      <w:proofErr w:type="spellStart"/>
-      <w:r>
-        <w:rPr>
-          <w:b/>
-          <w:bCs/>
-          <w:sz w:val="32"/>
-          <w:szCs w:val="32"/>
-        </w:rPr>
-        <w:t>AuthService</w:t>
-      </w:r>
-      <w:proofErr w:type="spellEnd"/>
-      <w:r>
-        <w:rPr>
-          <w:sz w:val="32"/>
-          <w:szCs w:val="32"/>
-        </w:rPr>
-        <w:t xml:space="preserve"> disposed when screen pops</w:t>
-      </w:r>
-      <w:r>
-        <w:rPr>
-          <w:sz w:val="32"/>
-          <w:szCs w:val="32"/>
-        </w:rPr>
-        <w:t xml:space="preserve"> which is</w:t>
-      </w:r>
-      <w:r>
-        <w:rPr>
-          <w:sz w:val="32"/>
-          <w:szCs w:val="32"/>
-        </w:rPr>
-        <w:t xml:space="preserve"> very bad</w:t>
-      </w:r>
-    </w:p>
-    <w:p>
-      <w:pPr>
-        <w:jc w:val="both"/>
-        <w:rPr>
-          <w:b/>
-          <w:bCs/>
-          <w:color w:val="D86DCB" w:themeColor="accent5" w:themeTint="99"/>
-          <w:sz w:val="32"/>
-          <w:szCs w:val="32"/>
-        </w:rPr>
-      </w:pPr>
-      <w:proofErr w:type="spellStart"/>
-      <w:proofErr w:type="gramStart"/>
-      <w:r>
-        <w:rPr>
-          <w:b/>
-          <w:bCs/>
-          <w:color w:val="D86DCB" w:themeColor="accent5" w:themeTint="99"/>
-          <w:sz w:val="32"/>
-          <w:szCs w:val="32"/>
-        </w:rPr>
-        <w:t>Get.put</w:t>
-      </w:r>
-      <w:proofErr w:type="spellEnd"/>
-      <w:r>
-        <w:rPr>
-          <w:b/>
-          <w:bCs/>
-          <w:color w:val="D86DCB" w:themeColor="accent5" w:themeTint="99"/>
-          <w:sz w:val="32"/>
-          <w:szCs w:val="32"/>
-        </w:rPr>
-        <w:t>(</w:t>
-      </w:r>
-      <w:proofErr w:type="spellStart"/>
-      <w:proofErr w:type="gramEnd"/>
-      <w:r>
-        <w:rPr>
-          <w:b/>
-          <w:bCs/>
-          <w:color w:val="D86DCB" w:themeColor="accent5" w:themeTint="99"/>
-          <w:sz w:val="32"/>
-          <w:szCs w:val="32"/>
-        </w:rPr>
-        <w:t>AuthService</w:t>
-      </w:r>
-      <w:proofErr w:type="spellEnd"/>
-      <w:r>
-        <w:rPr>
-          <w:b/>
-          <w:bCs/>
-          <w:color w:val="D86DCB" w:themeColor="accent5" w:themeTint="99"/>
-          <w:sz w:val="32"/>
-          <w:szCs w:val="32"/>
-        </w:rPr>
-        <w:t>()); // missing permanent: true!</w:t>
-      </w:r>
-    </w:p>
-    <w:p>
-      <w:pPr>
-        <w:jc w:val="both"/>
-        <w:rPr>
-          <w:b/>
-          <w:bCs/>
-          <w:color w:val="D86DCB" w:themeColor="accent5" w:themeTint="99"/>
-          <w:sz w:val="32"/>
-          <w:szCs w:val="32"/>
-        </w:rPr>
-      </w:pPr>
-      <w:r>
-        <w:rPr>
-          <w:b/>
-          <w:bCs/>
-          <w:color w:val="D86DCB" w:themeColor="accent5" w:themeTint="99"/>
-          <w:sz w:val="32"/>
-          <w:szCs w:val="32"/>
-        </w:rPr>
-        <w:t>// Correct</w:t>
-      </w:r>
-    </w:p>
-    <w:p>
-      <w:pPr>
-        <w:jc w:val="both"/>
-        <w:rPr>
-          <w:b/>
-          <w:bCs/>
-          <w:color w:val="D86DCB" w:themeColor="accent5" w:themeTint="99"/>
-          <w:sz w:val="32"/>
-          <w:szCs w:val="32"/>
-        </w:rPr>
-      </w:pPr>
-      <w:proofErr w:type="spellStart"/>
-      <w:proofErr w:type="gramStart"/>
-      <w:r>
-        <w:rPr>
-          <w:b/>
-          <w:bCs/>
-          <w:color w:val="D86DCB" w:themeColor="accent5" w:themeTint="99"/>
-          <w:sz w:val="32"/>
-          <w:szCs w:val="32"/>
-        </w:rPr>
-        <w:t>Get.put</w:t>
-      </w:r>
-      <w:proofErr w:type="spellEnd"/>
-      <w:r>
-        <w:rPr>
-          <w:b/>
-          <w:bCs/>
-          <w:color w:val="D86DCB" w:themeColor="accent5" w:themeTint="99"/>
-          <w:sz w:val="32"/>
-          <w:szCs w:val="32"/>
-        </w:rPr>
-        <w:t>(</w:t>
-      </w:r>
-      <w:proofErr w:type="spellStart"/>
-      <w:proofErr w:type="gramEnd"/>
-      <w:r>
-        <w:rPr>
-          <w:b/>
-          <w:bCs/>
-          <w:color w:val="D86DCB" w:themeColor="accent5" w:themeTint="99"/>
-          <w:sz w:val="32"/>
-          <w:szCs w:val="32"/>
-        </w:rPr>
-        <w:t>AuthService</w:t>
-      </w:r>
-      <w:proofErr w:type="spellEnd"/>
-      <w:r>
-        <w:rPr>
-          <w:b/>
-          <w:bCs/>
-          <w:color w:val="D86DCB" w:themeColor="accent5" w:themeTint="99"/>
-          <w:sz w:val="32"/>
-          <w:szCs w:val="32"/>
-        </w:rPr>
-        <w:t>(), permanent: true);</w:t>
-      </w:r>
-    </w:p>
-    <w:p>
-      <w:pPr>
-        <w:jc w:val="both"/>
-        <w:rPr>
-          <w:sz w:val="32"/>
-          <w:szCs w:val="32"/>
-        </w:rPr>
-      </w:pPr>
-    </w:p>
-    <w:p>
-      <w:pPr>
-        <w:jc w:val="both"/>
-        <w:rPr>
-          <w:sz w:val="32"/>
-          <w:szCs w:val="32"/>
-        </w:rPr>
-      </w:pPr>
-      <w:r>
-        <w:rPr>
-          <w:sz w:val="32"/>
-          <w:szCs w:val="32"/>
-        </w:rPr>
-        <w:t xml:space="preserve"># Mistake-5, </w:t>
-      </w:r>
-      <w:r>
-        <w:rPr>
-          <w:sz w:val="32"/>
-          <w:szCs w:val="32"/>
-        </w:rPr>
-        <w:t xml:space="preserve">Using </w:t>
-      </w:r>
-      <w:proofErr w:type="spellStart"/>
-      <w:r>
-        <w:rPr>
-          <w:b/>
-          <w:bCs/>
-          <w:sz w:val="32"/>
-          <w:szCs w:val="32"/>
-        </w:rPr>
-        <w:t>Get.create</w:t>
-      </w:r>
-      <w:proofErr w:type="spellEnd"/>
-      <w:r>
-        <w:rPr>
-          <w:b/>
-          <w:bCs/>
-          <w:sz w:val="32"/>
-          <w:szCs w:val="32"/>
-        </w:rPr>
-        <w:t>()</w:t>
-      </w:r>
-      <w:r>
-        <w:rPr>
-          <w:sz w:val="32"/>
-          <w:szCs w:val="32"/>
-        </w:rPr>
-        <w:t xml:space="preserve"> expecting a singleton</w:t>
-      </w:r>
-      <w:r>
-        <w:rPr>
-          <w:sz w:val="32"/>
-          <w:szCs w:val="32"/>
-        </w:rPr>
-        <w:t xml:space="preserve"> (same instance)</w:t>
-      </w:r>
-    </w:p>
-    <w:p>
-      <w:pPr>
-        <w:jc w:val="both"/>
-        <w:rPr>
-          <w:b/>
-          <w:bCs/>
-          <w:color w:val="D86DCB" w:themeColor="accent5" w:themeTint="99"/>
-          <w:sz w:val="32"/>
-          <w:szCs w:val="32"/>
-        </w:rPr>
-      </w:pPr>
-      <w:proofErr w:type="spellStart"/>
-      <w:r>
-        <w:rPr>
-          <w:b/>
-          <w:bCs/>
-          <w:color w:val="D86DCB" w:themeColor="accent5" w:themeTint="99"/>
-          <w:sz w:val="32"/>
-          <w:szCs w:val="32"/>
-        </w:rPr>
-        <w:t>Get.create</w:t>
-      </w:r>
-      <w:proofErr w:type="spellEnd"/>
-      <w:r>
-        <w:rPr>
-          <w:b/>
-          <w:bCs/>
-          <w:color w:val="D86DCB" w:themeColor="accent5" w:themeTint="99"/>
-          <w:sz w:val="32"/>
-          <w:szCs w:val="32"/>
-        </w:rPr>
-        <w:t>&lt;Controller</w:t>
-      </w:r>
-      <w:proofErr w:type="gramStart"/>
-      <w:r>
-        <w:rPr>
-          <w:b/>
-          <w:bCs/>
-          <w:color w:val="D86DCB" w:themeColor="accent5" w:themeTint="99"/>
-          <w:sz w:val="32"/>
-          <w:szCs w:val="32"/>
-        </w:rPr>
-        <w:t>&gt;(</w:t>
-      </w:r>
-      <w:proofErr w:type="gramEnd"/>
-      <w:r>
-        <w:rPr>
-          <w:b/>
-          <w:bCs/>
-          <w:color w:val="D86DCB" w:themeColor="accent5" w:themeTint="99"/>
-          <w:sz w:val="32"/>
-          <w:szCs w:val="32"/>
-        </w:rPr>
-        <w:t>() =&gt; Controller());</w:t>
-      </w:r>
-    </w:p>
-    <w:p>
-      <w:pPr>
-        <w:jc w:val="both"/>
-        <w:rPr>
-          <w:b/>
-          <w:bCs/>
-          <w:color w:val="D86DCB" w:themeColor="accent5" w:themeTint="99"/>
-          <w:sz w:val="32"/>
-          <w:szCs w:val="32"/>
-        </w:rPr>
-      </w:pPr>
-      <w:proofErr w:type="spellStart"/>
-      <w:r>
-        <w:rPr>
-          <w:b/>
-          <w:bCs/>
-          <w:color w:val="D86DCB" w:themeColor="accent5" w:themeTint="99"/>
-          <w:sz w:val="32"/>
-          <w:szCs w:val="32"/>
-        </w:rPr>
-        <w:t>Get.find</w:t>
-      </w:r>
-      <w:proofErr w:type="spellEnd"/>
-      <w:r>
-        <w:rPr>
-          <w:b/>
-          <w:bCs/>
-          <w:color w:val="D86DCB" w:themeColor="accent5" w:themeTint="99"/>
-          <w:sz w:val="32"/>
-          <w:szCs w:val="32"/>
-        </w:rPr>
-        <w:t>&lt;Controller</w:t>
-      </w:r>
-      <w:proofErr w:type="gramStart"/>
-      <w:r>
-        <w:rPr>
-          <w:b/>
-          <w:bCs/>
-          <w:color w:val="D86DCB" w:themeColor="accent5" w:themeTint="99"/>
-          <w:sz w:val="32"/>
-          <w:szCs w:val="32"/>
-        </w:rPr>
-        <w:t>&gt;(</w:t>
-      </w:r>
-      <w:proofErr w:type="gramEnd"/>
-      <w:r>
-        <w:rPr>
-          <w:b/>
-          <w:bCs/>
-          <w:color w:val="D86DCB" w:themeColor="accent5" w:themeTint="99"/>
-          <w:sz w:val="32"/>
-          <w:szCs w:val="32"/>
-        </w:rPr>
-        <w:t xml:space="preserve">) == </w:t>
-      </w:r>
-      <w:proofErr w:type="spellStart"/>
-      <w:r>
-        <w:rPr>
-          <w:b/>
-          <w:bCs/>
-          <w:color w:val="D86DCB" w:themeColor="accent5" w:themeTint="99"/>
-          <w:sz w:val="32"/>
-          <w:szCs w:val="32"/>
-        </w:rPr>
-        <w:t>Get.find</w:t>
-      </w:r>
-      <w:proofErr w:type="spellEnd"/>
-      <w:r>
-        <w:rPr>
-          <w:b/>
-          <w:bCs/>
-          <w:color w:val="D86DCB" w:themeColor="accent5" w:themeTint="99"/>
-          <w:sz w:val="32"/>
-          <w:szCs w:val="32"/>
-        </w:rPr>
-        <w:t>&lt;Controller&gt;(); // FALSE</w:t>
-      </w:r>
-      <w:r>
-        <w:rPr>
-          <w:b/>
-          <w:bCs/>
-          <w:color w:val="D86DCB" w:themeColor="accent5" w:themeTint="99"/>
-          <w:sz w:val="32"/>
-          <w:szCs w:val="32"/>
-        </w:rPr>
-        <w:t>,</w:t>
-      </w:r>
-      <w:r>
-        <w:rPr>
-          <w:b/>
-          <w:bCs/>
-          <w:color w:val="D86DCB" w:themeColor="accent5" w:themeTint="99"/>
-          <w:sz w:val="32"/>
-          <w:szCs w:val="32"/>
-        </w:rPr>
-        <w:t xml:space="preserve"> two different instances!</w:t>
-      </w:r>
-    </w:p>
-    <w:p>
-      <w:pPr>
-        <w:jc w:val="both"/>
-        <w:rPr>
-          <w:sz w:val="32"/>
-          <w:szCs w:val="32"/>
-        </w:rPr>
-      </w:pPr>
-    </w:p>
-    <w:p>
-      <w:pPr>
-        <w:jc w:val="center"/>
-        <w:rPr>
-          <w:sz w:val="32"/>
-          <w:szCs w:val="32"/>
-        </w:rPr>
-      </w:pPr>
-      <w:r>
-        <w:rPr>
-          <w:sz w:val="32"/>
-          <w:szCs w:val="32"/>
-        </w:rPr>
-        <w:t>Break</w:t>
-      </w:r>
-    </w:p>
-    <w:p>
-      <w:pPr>
-        <w:jc w:val="both"/>
-        <w:rPr>
-          <w:sz w:val="32"/>
-          <w:szCs w:val="32"/>
-        </w:rPr>
-      </w:pPr>
-    </w:p>
-    <w:p>
-      <w:pPr>
-        <w:jc w:val="both"/>
-        <w:rPr>
-          <w:b/>
-          <w:bCs/>
-          <w:sz w:val="32"/>
-          <w:szCs w:val="32"/>
-        </w:rPr>
-      </w:pPr>
-      <w:r>
-        <w:rPr>
-          <w:b/>
-          <w:bCs/>
-          <w:sz w:val="32"/>
-          <w:szCs w:val="32"/>
-        </w:rPr>
-        <w:t>Same Controller Used in Two Pages (Shared Controller Problem):</w:t>
-      </w:r>
-    </w:p>
-    <w:p>
-      <w:pPr>
-        <w:jc w:val="both"/>
-        <w:rPr>
-          <w:sz w:val="32"/>
-          <w:szCs w:val="32"/>
-        </w:rPr>
-      </w:pPr>
-      <w:r>
-        <w:rPr>
-          <w:sz w:val="32"/>
-          <w:szCs w:val="32"/>
-        </w:rPr>
-        <w:t xml:space="preserve"># If one controller is needed or shared for two pages like cart and product screen then a problem occurs like </w:t>
+          <w:sz w:val="32"/>
+          <w:szCs w:val="32"/>
+        </w:rPr>
+        <w:t xml:space="preserve"> </w:t>
+      </w:r>
+      <w:proofErr w:type="spellStart"/>
+      <w:r>
+        <w:rPr>
+          <w:b/>
+          <w:bCs/>
+          <w:sz w:val="32"/>
+          <w:szCs w:val="32"/>
+        </w:rPr>
+        <w:t>lazyPut</w:t>
+      </w:r>
+      <w:proofErr w:type="spellEnd"/>
+      <w:r>
+        <w:rPr>
+          <w:sz w:val="32"/>
+          <w:szCs w:val="32"/>
+        </w:rPr>
+        <w:t xml:space="preserve"> with</w:t>
+      </w:r>
+      <w:r>
+        <w:rPr>
+          <w:b/>
+          <w:bCs/>
+          <w:sz w:val="32"/>
+          <w:szCs w:val="32"/>
+        </w:rPr>
+        <w:t xml:space="preserve"> </w:t>
+      </w:r>
+      <w:proofErr w:type="spellStart"/>
+      <w:r>
+        <w:rPr>
+          <w:b/>
+          <w:bCs/>
+          <w:sz w:val="32"/>
+          <w:szCs w:val="32"/>
+        </w:rPr>
+        <w:t>fenix</w:t>
+      </w:r>
+      <w:proofErr w:type="spellEnd"/>
+      <w:r>
+        <w:rPr>
+          <w:b/>
+          <w:bCs/>
+          <w:sz w:val="32"/>
+          <w:szCs w:val="32"/>
+        </w:rPr>
+        <w:t>: true</w:t>
+      </w:r>
+      <w:r>
+        <w:rPr>
+          <w:sz w:val="32"/>
+          <w:szCs w:val="32"/>
+        </w:rPr>
+        <w:t>:</w:t>
+      </w:r>
+    </w:p>
+    <w:p>
+      <w:pPr>
+        <w:jc w:val="both"/>
+        <w:rPr>
+          <w:sz w:val="32"/>
+          <w:szCs w:val="32"/>
+        </w:rPr>
+      </w:pPr>
+      <w:r>
+        <w:rPr>
+          <w:sz w:val="32"/>
+          <w:szCs w:val="32"/>
+        </w:rPr>
+        <w:t xml:space="preserve"># </w:t>
+      </w:r>
+      <w:r>
+        <w:rPr>
+          <w:sz w:val="32"/>
+          <w:szCs w:val="32"/>
+        </w:rPr>
+        <w:t xml:space="preserve">When </w:t>
+      </w:r>
+      <w:r>
+        <w:rPr>
+          <w:sz w:val="32"/>
+          <w:szCs w:val="32"/>
+        </w:rPr>
+        <w:t>Cart</w:t>
+      </w:r>
+      <w:r>
+        <w:rPr>
+          <w:sz w:val="32"/>
+          <w:szCs w:val="32"/>
+        </w:rPr>
+        <w:t xml:space="preserve"> </w:t>
+      </w:r>
+      <w:r>
+        <w:rPr>
+          <w:sz w:val="32"/>
+          <w:szCs w:val="32"/>
+        </w:rPr>
+        <w:t>Screen closes → controller deleted</w:t>
+      </w:r>
+      <w:r>
+        <w:rPr>
+          <w:sz w:val="32"/>
+          <w:szCs w:val="32"/>
+        </w:rPr>
+        <w:t xml:space="preserve"> and when </w:t>
+      </w:r>
+      <w:r>
+        <w:rPr>
+          <w:sz w:val="32"/>
+          <w:szCs w:val="32"/>
+        </w:rPr>
+        <w:t>Product</w:t>
+      </w:r>
+      <w:r>
+        <w:rPr>
+          <w:sz w:val="32"/>
+          <w:szCs w:val="32"/>
+        </w:rPr>
+        <w:t xml:space="preserve"> </w:t>
+      </w:r>
+      <w:r>
+        <w:rPr>
+          <w:sz w:val="32"/>
+          <w:szCs w:val="32"/>
+        </w:rPr>
+        <w:t>Screen tries to access Cart</w:t>
+      </w:r>
+      <w:r>
+        <w:rPr>
+          <w:sz w:val="32"/>
+          <w:szCs w:val="32"/>
+        </w:rPr>
+        <w:t xml:space="preserve"> </w:t>
+      </w:r>
+      <w:r>
+        <w:rPr>
+          <w:sz w:val="32"/>
+          <w:szCs w:val="32"/>
+        </w:rPr>
+        <w:t xml:space="preserve">Controller → </w:t>
       </w:r>
       <w:proofErr w:type="spellStart"/>
       <w:r>
@@ -26573,95 +27300,7 @@
           <w:sz w:val="32"/>
           <w:szCs w:val="32"/>
         </w:rPr>
-        <w:t xml:space="preserve"> route-based controller dispose system will dispose that controller even if its still being used in product screen</w:t>
-      </w:r>
-    </w:p>
-    <w:p>
-      <w:pPr>
-        <w:jc w:val="both"/>
-        <w:rPr>
-          <w:sz w:val="32"/>
-          <w:szCs w:val="32"/>
-        </w:rPr>
-      </w:pPr>
-      <w:r>
-        <w:rPr>
-          <w:sz w:val="32"/>
-          <w:szCs w:val="32"/>
-        </w:rPr>
-        <w:t># Mental Model:</w:t>
-      </w:r>
-    </w:p>
-    <w:p>
-      <w:pPr>
-        <w:jc w:val="both"/>
-        <w:rPr>
-          <w:b/>
-          <w:bCs/>
-          <w:sz w:val="32"/>
-          <w:szCs w:val="32"/>
-        </w:rPr>
-      </w:pPr>
-      <w:r>
-        <w:rPr>
-          <w:b/>
-          <w:bCs/>
-          <w:sz w:val="32"/>
-          <w:szCs w:val="32"/>
-        </w:rPr>
-        <w:lastRenderedPageBreak/>
-        <w:t>App Memory</w:t>
-      </w:r>
-    </w:p>
-    <w:p>
-      <w:pPr>
-        <w:jc w:val="both"/>
-        <w:rPr>
-          <w:b/>
-          <w:bCs/>
-          <w:sz w:val="32"/>
-          <w:szCs w:val="32"/>
-        </w:rPr>
-      </w:pPr>
-      <w:r>
-        <w:rPr>
-          <w:b/>
-          <w:bCs/>
-          <w:sz w:val="32"/>
-          <w:szCs w:val="32"/>
-        </w:rPr>
-        <w:t>│</w:t>
-      </w:r>
-    </w:p>
-    <w:p>
-      <w:pPr>
-        <w:jc w:val="both"/>
-        <w:rPr>
-          <w:b/>
-          <w:bCs/>
-          <w:sz w:val="32"/>
-          <w:szCs w:val="32"/>
-        </w:rPr>
-      </w:pPr>
-      <w:r>
-        <w:rPr>
-          <w:rFonts w:ascii="Arial" w:hAnsi="Arial" w:cs="Arial"/>
-          <w:b/>
-          <w:bCs/>
-          <w:sz w:val="32"/>
-          <w:szCs w:val="32"/>
-        </w:rPr>
-        <w:t>├</w:t>
-      </w:r>
-      <w:r>
-        <w:rPr>
-          <w:rFonts w:ascii="Aptos" w:hAnsi="Aptos" w:cs="Aptos"/>
-          <w:b/>
-          <w:bCs/>
-          <w:sz w:val="32"/>
-          <w:szCs w:val="32"/>
-        </w:rPr>
-        <w:t>──</w:t>
+        <w:t xml:space="preserve"> sees</w:t>
       </w:r>
       <w:r>
         <w:rPr>
@@ -26680,503 +27319,6 @@
           <w:sz w:val="32"/>
           <w:szCs w:val="32"/>
         </w:rPr>
-        <w:t>ProductScreen</w:t>
-      </w:r>
-      <w:proofErr w:type="spellEnd"/>
-      <w:r>
-        <w:rPr>
-          <w:b/>
-          <w:bCs/>
-          <w:sz w:val="32"/>
-          <w:szCs w:val="32"/>
-        </w:rPr>
-        <w:t xml:space="preserve"> opens</w:t>
-      </w:r>
-    </w:p>
-    <w:p>
-      <w:pPr>
-        <w:jc w:val="both"/>
-        <w:rPr>
-          <w:b/>
-          <w:bCs/>
-          <w:sz w:val="32"/>
-          <w:szCs w:val="32"/>
-        </w:rPr>
-      </w:pPr>
-      <w:r>
-        <w:rPr>
-          <w:b/>
-          <w:bCs/>
-          <w:sz w:val="32"/>
-          <w:szCs w:val="32"/>
-        </w:rPr>
-        <w:t xml:space="preserve">│   └── </w:t>
-      </w:r>
-      <w:proofErr w:type="spellStart"/>
-      <w:r>
-        <w:rPr>
-          <w:b/>
-          <w:bCs/>
-          <w:sz w:val="32"/>
-          <w:szCs w:val="32"/>
-        </w:rPr>
-        <w:t>ProductBinding</w:t>
-      </w:r>
-      <w:proofErr w:type="spellEnd"/>
-      <w:r>
-        <w:rPr>
-          <w:b/>
-          <w:bCs/>
-          <w:sz w:val="32"/>
-          <w:szCs w:val="32"/>
-        </w:rPr>
-        <w:t xml:space="preserve"> fires → </w:t>
-      </w:r>
-      <w:proofErr w:type="spellStart"/>
-      <w:r>
-        <w:rPr>
-          <w:b/>
-          <w:bCs/>
-          <w:sz w:val="32"/>
-          <w:szCs w:val="32"/>
-        </w:rPr>
-        <w:t>CartController.lazyPut</w:t>
-      </w:r>
-      <w:proofErr w:type="spellEnd"/>
-      <w:r>
-        <w:rPr>
-          <w:b/>
-          <w:bCs/>
-          <w:sz w:val="32"/>
-          <w:szCs w:val="32"/>
-        </w:rPr>
-        <w:t>() registered</w:t>
-      </w:r>
-    </w:p>
-    <w:p>
-      <w:pPr>
-        <w:jc w:val="both"/>
-        <w:rPr>
-          <w:b/>
-          <w:bCs/>
-          <w:sz w:val="32"/>
-          <w:szCs w:val="32"/>
-        </w:rPr>
-      </w:pPr>
-      <w:r>
-        <w:rPr>
-          <w:b/>
-          <w:bCs/>
-          <w:sz w:val="32"/>
-          <w:szCs w:val="32"/>
-        </w:rPr>
-        <w:t>│</w:t>
-      </w:r>
-    </w:p>
-    <w:p>
-      <w:pPr>
-        <w:jc w:val="both"/>
-        <w:rPr>
-          <w:b/>
-          <w:bCs/>
-          <w:sz w:val="32"/>
-          <w:szCs w:val="32"/>
-        </w:rPr>
-      </w:pPr>
-      <w:r>
-        <w:rPr>
-          <w:rFonts w:ascii="Arial" w:hAnsi="Arial" w:cs="Arial"/>
-          <w:b/>
-          <w:bCs/>
-          <w:sz w:val="32"/>
-          <w:szCs w:val="32"/>
-        </w:rPr>
-        <w:t>├</w:t>
-      </w:r>
-      <w:r>
-        <w:rPr>
-          <w:rFonts w:ascii="Aptos" w:hAnsi="Aptos" w:cs="Aptos"/>
-          <w:b/>
-          <w:bCs/>
-          <w:sz w:val="32"/>
-          <w:szCs w:val="32"/>
-        </w:rPr>
-        <w:t>──</w:t>
-      </w:r>
-      <w:r>
-        <w:rPr>
-          <w:b/>
-          <w:bCs/>
-          <w:sz w:val="32"/>
-          <w:szCs w:val="32"/>
-        </w:rPr>
-        <w:t xml:space="preserve"> </w:t>
-      </w:r>
-      <w:proofErr w:type="spellStart"/>
-      <w:r>
-        <w:rPr>
-          <w:b/>
-          <w:bCs/>
-          <w:sz w:val="32"/>
-          <w:szCs w:val="32"/>
-        </w:rPr>
-        <w:t>CartScreen</w:t>
-      </w:r>
-      <w:proofErr w:type="spellEnd"/>
-      <w:r>
-        <w:rPr>
-          <w:b/>
-          <w:bCs/>
-          <w:sz w:val="32"/>
-          <w:szCs w:val="32"/>
-        </w:rPr>
-        <w:t xml:space="preserve"> opens  </w:t>
-      </w:r>
-    </w:p>
-    <w:p>
-      <w:pPr>
-        <w:jc w:val="both"/>
-        <w:rPr>
-          <w:b/>
-          <w:bCs/>
-          <w:sz w:val="32"/>
-          <w:szCs w:val="32"/>
-        </w:rPr>
-      </w:pPr>
-      <w:r>
-        <w:rPr>
-          <w:b/>
-          <w:bCs/>
-          <w:sz w:val="32"/>
-          <w:szCs w:val="32"/>
-        </w:rPr>
-        <w:t xml:space="preserve">│   └── </w:t>
-      </w:r>
-      <w:proofErr w:type="spellStart"/>
-      <w:r>
-        <w:rPr>
-          <w:b/>
-          <w:bCs/>
-          <w:sz w:val="32"/>
-          <w:szCs w:val="32"/>
-        </w:rPr>
-        <w:t>CartBinding</w:t>
-      </w:r>
-      <w:proofErr w:type="spellEnd"/>
-      <w:r>
-        <w:rPr>
-          <w:b/>
-          <w:bCs/>
-          <w:sz w:val="32"/>
-          <w:szCs w:val="32"/>
-        </w:rPr>
-        <w:t xml:space="preserve"> fires → </w:t>
-      </w:r>
-      <w:proofErr w:type="spellStart"/>
-      <w:r>
-        <w:rPr>
-          <w:b/>
-          <w:bCs/>
-          <w:sz w:val="32"/>
-          <w:szCs w:val="32"/>
-        </w:rPr>
-        <w:t>CartController.lazyPut</w:t>
-      </w:r>
-      <w:proofErr w:type="spellEnd"/>
-      <w:r>
-        <w:rPr>
-          <w:b/>
-          <w:bCs/>
-          <w:sz w:val="32"/>
-          <w:szCs w:val="32"/>
-        </w:rPr>
-        <w:t xml:space="preserve">() → SAME instance reused </w:t>
-      </w:r>
-      <w:r>
-        <w:rPr>
-          <w:rFonts w:ascii="Segoe UI Emoji" w:hAnsi="Segoe UI Emoji" w:cs="Segoe UI Emoji"/>
-          <w:b/>
-          <w:bCs/>
-          <w:sz w:val="32"/>
-          <w:szCs w:val="32"/>
-        </w:rPr>
-        <w:t>✅</w:t>
-      </w:r>
-    </w:p>
-    <w:p>
-      <w:pPr>
-        <w:jc w:val="both"/>
-        <w:rPr>
-          <w:b/>
-          <w:bCs/>
-          <w:sz w:val="32"/>
-          <w:szCs w:val="32"/>
-        </w:rPr>
-      </w:pPr>
-      <w:r>
-        <w:rPr>
-          <w:b/>
-          <w:bCs/>
-          <w:sz w:val="32"/>
-          <w:szCs w:val="32"/>
-        </w:rPr>
-        <w:t>│</w:t>
-      </w:r>
-    </w:p>
-    <w:p>
-      <w:pPr>
-        <w:jc w:val="both"/>
-        <w:rPr>
-          <w:b/>
-          <w:bCs/>
-          <w:sz w:val="32"/>
-          <w:szCs w:val="32"/>
-        </w:rPr>
-      </w:pPr>
-      <w:r>
-        <w:rPr>
-          <w:rFonts w:ascii="Arial" w:hAnsi="Arial" w:cs="Arial"/>
-          <w:b/>
-          <w:bCs/>
-          <w:sz w:val="32"/>
-          <w:szCs w:val="32"/>
-        </w:rPr>
-        <w:t>├</w:t>
-      </w:r>
-      <w:r>
-        <w:rPr>
-          <w:rFonts w:ascii="Aptos" w:hAnsi="Aptos" w:cs="Aptos"/>
-          <w:b/>
-          <w:bCs/>
-          <w:sz w:val="32"/>
-          <w:szCs w:val="32"/>
-        </w:rPr>
-        <w:t>──</w:t>
-      </w:r>
-      <w:r>
-        <w:rPr>
-          <w:b/>
-          <w:bCs/>
-          <w:sz w:val="32"/>
-          <w:szCs w:val="32"/>
-        </w:rPr>
-        <w:t xml:space="preserve"> </w:t>
-      </w:r>
-      <w:proofErr w:type="spellStart"/>
-      <w:r>
-        <w:rPr>
-          <w:b/>
-          <w:bCs/>
-          <w:sz w:val="32"/>
-          <w:szCs w:val="32"/>
-        </w:rPr>
-        <w:t>CartScreen</w:t>
-      </w:r>
-      <w:proofErr w:type="spellEnd"/>
-      <w:r>
-        <w:rPr>
-          <w:b/>
-          <w:bCs/>
-          <w:sz w:val="32"/>
-          <w:szCs w:val="32"/>
-        </w:rPr>
-        <w:t xml:space="preserve"> closes</w:t>
-      </w:r>
-    </w:p>
-    <w:p>
-      <w:pPr>
-        <w:jc w:val="both"/>
-        <w:rPr>
-          <w:b/>
-          <w:bCs/>
-          <w:sz w:val="32"/>
-          <w:szCs w:val="32"/>
-        </w:rPr>
-      </w:pPr>
-      <w:r>
-        <w:rPr>
-          <w:b/>
-          <w:bCs/>
-          <w:sz w:val="32"/>
-          <w:szCs w:val="32"/>
-        </w:rPr>
-        <w:t xml:space="preserve">│   └── </w:t>
-      </w:r>
-      <w:proofErr w:type="spellStart"/>
-      <w:r>
-        <w:rPr>
-          <w:b/>
-          <w:bCs/>
-          <w:sz w:val="32"/>
-          <w:szCs w:val="32"/>
-        </w:rPr>
-        <w:t>GetX</w:t>
-      </w:r>
-      <w:proofErr w:type="spellEnd"/>
-      <w:r>
-        <w:rPr>
-          <w:b/>
-          <w:bCs/>
-          <w:sz w:val="32"/>
-          <w:szCs w:val="32"/>
-        </w:rPr>
-        <w:t xml:space="preserve"> tries to delete </w:t>
-      </w:r>
-      <w:proofErr w:type="spellStart"/>
-      <w:r>
-        <w:rPr>
-          <w:b/>
-          <w:bCs/>
-          <w:sz w:val="32"/>
-          <w:szCs w:val="32"/>
-        </w:rPr>
-        <w:t>CartController</w:t>
-      </w:r>
-      <w:proofErr w:type="spellEnd"/>
-      <w:r>
-        <w:rPr>
-          <w:b/>
-          <w:bCs/>
-          <w:sz w:val="32"/>
-          <w:szCs w:val="32"/>
-        </w:rPr>
-        <w:t xml:space="preserve">... </w:t>
-      </w:r>
-    </w:p>
-    <w:p>
-      <w:pPr>
-        <w:jc w:val="both"/>
-        <w:rPr>
-          <w:b/>
-          <w:bCs/>
-          <w:sz w:val="32"/>
-          <w:szCs w:val="32"/>
-        </w:rPr>
-      </w:pPr>
-      <w:r>
-        <w:rPr>
-          <w:b/>
-          <w:bCs/>
-          <w:sz w:val="32"/>
-          <w:szCs w:val="32"/>
-        </w:rPr>
-        <w:t xml:space="preserve">│       but </w:t>
-      </w:r>
-      <w:proofErr w:type="spellStart"/>
-      <w:r>
-        <w:rPr>
-          <w:b/>
-          <w:bCs/>
-          <w:sz w:val="32"/>
-          <w:szCs w:val="32"/>
-        </w:rPr>
-        <w:t>ProductScreen</w:t>
-      </w:r>
-      <w:proofErr w:type="spellEnd"/>
-      <w:r>
-        <w:rPr>
-          <w:b/>
-          <w:bCs/>
-          <w:sz w:val="32"/>
-          <w:szCs w:val="32"/>
-        </w:rPr>
-        <w:t xml:space="preserve"> still needs it! </w:t>
-      </w:r>
-      <w:r>
-        <w:rPr>
-          <w:rFonts w:ascii="Segoe UI Emoji" w:hAnsi="Segoe UI Emoji" w:cs="Segoe UI Emoji"/>
-          <w:b/>
-          <w:bCs/>
-          <w:sz w:val="32"/>
-          <w:szCs w:val="32"/>
-        </w:rPr>
-        <w:t>💀</w:t>
-      </w:r>
-      <w:r>
-        <w:rPr>
-          <w:b/>
-          <w:bCs/>
-          <w:sz w:val="32"/>
-          <w:szCs w:val="32"/>
-        </w:rPr>
-        <w:t xml:space="preserve"> ← THIS is the problem</w:t>
-      </w:r>
-    </w:p>
-    <w:p>
-      <w:pPr>
-        <w:jc w:val="both"/>
-        <w:rPr>
-          <w:sz w:val="32"/>
-          <w:szCs w:val="32"/>
-        </w:rPr>
-      </w:pPr>
-    </w:p>
-    <w:p>
-      <w:pPr>
-        <w:jc w:val="both"/>
-        <w:rPr>
-          <w:sz w:val="32"/>
-          <w:szCs w:val="32"/>
-        </w:rPr>
-      </w:pPr>
-      <w:r>
-        <w:rPr>
-          <w:sz w:val="32"/>
-          <w:szCs w:val="32"/>
-        </w:rPr>
-        <w:t>Solution-1</w:t>
-      </w:r>
-      <w:r>
-        <w:rPr>
-          <w:sz w:val="32"/>
-          <w:szCs w:val="32"/>
-        </w:rPr>
-        <w:t>,</w:t>
-      </w:r>
-      <w:r>
-        <w:rPr>
-          <w:b/>
-          <w:bCs/>
-          <w:sz w:val="32"/>
-          <w:szCs w:val="32"/>
-        </w:rPr>
-        <w:t xml:space="preserve"> </w:t>
-      </w:r>
-      <w:proofErr w:type="spellStart"/>
-      <w:r>
-        <w:rPr>
-          <w:b/>
-          <w:bCs/>
-          <w:sz w:val="32"/>
-          <w:szCs w:val="32"/>
-        </w:rPr>
-        <w:t>lazyPut</w:t>
-      </w:r>
-      <w:proofErr w:type="spellEnd"/>
-      <w:r>
-        <w:rPr>
-          <w:sz w:val="32"/>
-          <w:szCs w:val="32"/>
-        </w:rPr>
-        <w:t xml:space="preserve"> with</w:t>
-      </w:r>
-      <w:r>
-        <w:rPr>
-          <w:b/>
-          <w:bCs/>
-          <w:sz w:val="32"/>
-          <w:szCs w:val="32"/>
-        </w:rPr>
-        <w:t xml:space="preserve"> </w:t>
-      </w:r>
-      <w:proofErr w:type="spellStart"/>
-      <w:r>
-        <w:rPr>
-          <w:b/>
-          <w:bCs/>
-          <w:sz w:val="32"/>
-          <w:szCs w:val="32"/>
-        </w:rPr>
         <w:t>fenix</w:t>
       </w:r>
       <w:proofErr w:type="spellEnd"/>
@@ -27194,146 +27336,6 @@
           <w:sz w:val="32"/>
           <w:szCs w:val="32"/>
         </w:rPr>
-        <w:t>:</w:t>
-      </w:r>
-    </w:p>
-    <w:p>
-      <w:pPr>
-        <w:jc w:val="both"/>
-        <w:rPr>
-          <w:sz w:val="32"/>
-          <w:szCs w:val="32"/>
-        </w:rPr>
-      </w:pPr>
-      <w:r>
-        <w:rPr>
-          <w:sz w:val="32"/>
-          <w:szCs w:val="32"/>
-        </w:rPr>
-        <w:t xml:space="preserve"># </w:t>
-      </w:r>
-      <w:r>
-        <w:rPr>
-          <w:sz w:val="32"/>
-          <w:szCs w:val="32"/>
-        </w:rPr>
-        <w:t xml:space="preserve">When </w:t>
-      </w:r>
-      <w:r>
-        <w:rPr>
-          <w:sz w:val="32"/>
-          <w:szCs w:val="32"/>
-        </w:rPr>
-        <w:t>Cart</w:t>
-      </w:r>
-      <w:r>
-        <w:rPr>
-          <w:sz w:val="32"/>
-          <w:szCs w:val="32"/>
-        </w:rPr>
-        <w:t xml:space="preserve"> </w:t>
-      </w:r>
-      <w:r>
-        <w:rPr>
-          <w:sz w:val="32"/>
-          <w:szCs w:val="32"/>
-        </w:rPr>
-        <w:t>Screen closes → controller deleted</w:t>
-      </w:r>
-      <w:r>
-        <w:rPr>
-          <w:sz w:val="32"/>
-          <w:szCs w:val="32"/>
-        </w:rPr>
-        <w:t xml:space="preserve"> and when </w:t>
-      </w:r>
-      <w:r>
-        <w:rPr>
-          <w:sz w:val="32"/>
-          <w:szCs w:val="32"/>
-        </w:rPr>
-        <w:t>Product</w:t>
-      </w:r>
-      <w:r>
-        <w:rPr>
-          <w:sz w:val="32"/>
-          <w:szCs w:val="32"/>
-        </w:rPr>
-        <w:t xml:space="preserve"> </w:t>
-      </w:r>
-      <w:r>
-        <w:rPr>
-          <w:sz w:val="32"/>
-          <w:szCs w:val="32"/>
-        </w:rPr>
-        <w:t>Screen tries to access Cart</w:t>
-      </w:r>
-      <w:r>
-        <w:rPr>
-          <w:sz w:val="32"/>
-          <w:szCs w:val="32"/>
-        </w:rPr>
-        <w:t xml:space="preserve"> </w:t>
-      </w:r>
-      <w:r>
-        <w:rPr>
-          <w:sz w:val="32"/>
-          <w:szCs w:val="32"/>
-        </w:rPr>
-        <w:t xml:space="preserve">Controller → </w:t>
-      </w:r>
-      <w:proofErr w:type="spellStart"/>
-      <w:r>
-        <w:rPr>
-          <w:b/>
-          <w:bCs/>
-          <w:sz w:val="32"/>
-          <w:szCs w:val="32"/>
-        </w:rPr>
-        <w:t>GetX</w:t>
-      </w:r>
-      <w:proofErr w:type="spellEnd"/>
-      <w:r>
-        <w:rPr>
-          <w:sz w:val="32"/>
-          <w:szCs w:val="32"/>
-        </w:rPr>
-        <w:t xml:space="preserve"> sees</w:t>
-      </w:r>
-      <w:r>
-        <w:rPr>
-          <w:b/>
-          <w:bCs/>
-          <w:sz w:val="32"/>
-          <w:szCs w:val="32"/>
-        </w:rPr>
-        <w:t xml:space="preserve"> </w:t>
-      </w:r>
-      <w:proofErr w:type="spellStart"/>
-      <w:r>
-        <w:rPr>
-          <w:b/>
-          <w:bCs/>
-          <w:sz w:val="32"/>
-          <w:szCs w:val="32"/>
-        </w:rPr>
-        <w:t>fenix</w:t>
-      </w:r>
-      <w:proofErr w:type="spellEnd"/>
-      <w:r>
-        <w:rPr>
-          <w:b/>
-          <w:bCs/>
-          <w:sz w:val="32"/>
-          <w:szCs w:val="32"/>
-        </w:rPr>
-        <w:t>: true</w:t>
-      </w:r>
-      <w:r>
-        <w:rPr>
-          <w:sz w:val="32"/>
-          <w:szCs w:val="32"/>
-        </w:rPr>
         <w:t xml:space="preserve"> → recreates it</w:t>
       </w:r>
     </w:p>
@@ -27372,1827 +27374,6 @@
           <w:szCs w:val="32"/>
         </w:rPr>
         <w:t>cart item use Solution-2</w:t>
-      </w:r>
-    </w:p>
-    <w:p>
-      <w:pPr>
-        <w:jc w:val="both"/>
-        <w:rPr>
-          <w:b/>
-          <w:bCs/>
-          <w:color w:val="D86DCB" w:themeColor="accent5" w:themeTint="99"/>
-          <w:sz w:val="32"/>
-          <w:szCs w:val="32"/>
-        </w:rPr>
-      </w:pPr>
-      <w:r>
-        <w:rPr>
-          <w:b/>
-          <w:bCs/>
-          <w:color w:val="D86DCB" w:themeColor="accent5" w:themeTint="99"/>
-          <w:sz w:val="32"/>
-          <w:szCs w:val="32"/>
-        </w:rPr>
-        <w:t xml:space="preserve">// </w:t>
-      </w:r>
-      <w:proofErr w:type="spellStart"/>
-      <w:r>
-        <w:rPr>
-          <w:b/>
-          <w:bCs/>
-          <w:color w:val="D86DCB" w:themeColor="accent5" w:themeTint="99"/>
-          <w:sz w:val="32"/>
-          <w:szCs w:val="32"/>
-        </w:rPr>
-        <w:t>CartBinding</w:t>
-      </w:r>
-      <w:proofErr w:type="spellEnd"/>
-    </w:p>
-    <w:p>
-      <w:pPr>
-        <w:jc w:val="both"/>
-        <w:rPr>
-          <w:b/>
-          <w:bCs/>
-          <w:color w:val="D86DCB" w:themeColor="accent5" w:themeTint="99"/>
-          <w:sz w:val="32"/>
-          <w:szCs w:val="32"/>
-        </w:rPr>
-      </w:pPr>
-      <w:r>
-        <w:rPr>
-          <w:b/>
-          <w:bCs/>
-          <w:color w:val="D86DCB" w:themeColor="accent5" w:themeTint="99"/>
-          <w:sz w:val="32"/>
-          <w:szCs w:val="32"/>
-        </w:rPr>
-        <w:t xml:space="preserve">class </w:t>
-      </w:r>
-      <w:proofErr w:type="spellStart"/>
-      <w:r>
-        <w:rPr>
-          <w:b/>
-          <w:bCs/>
-          <w:color w:val="D86DCB" w:themeColor="accent5" w:themeTint="99"/>
-          <w:sz w:val="32"/>
-          <w:szCs w:val="32"/>
-        </w:rPr>
-        <w:t>CartBinding</w:t>
-      </w:r>
-      <w:proofErr w:type="spellEnd"/>
-      <w:r>
-        <w:rPr>
-          <w:b/>
-          <w:bCs/>
-          <w:color w:val="D86DCB" w:themeColor="accent5" w:themeTint="99"/>
-          <w:sz w:val="32"/>
-          <w:szCs w:val="32"/>
-        </w:rPr>
-        <w:t xml:space="preserve"> extends Bindings {</w:t>
-      </w:r>
-    </w:p>
-    <w:p>
-      <w:pPr>
-        <w:jc w:val="both"/>
-        <w:rPr>
-          <w:b/>
-          <w:bCs/>
-          <w:color w:val="D86DCB" w:themeColor="accent5" w:themeTint="99"/>
-          <w:sz w:val="32"/>
-          <w:szCs w:val="32"/>
-        </w:rPr>
-      </w:pPr>
-      <w:r>
-        <w:rPr>
-          <w:b/>
-          <w:bCs/>
-          <w:color w:val="D86DCB" w:themeColor="accent5" w:themeTint="99"/>
-          <w:sz w:val="32"/>
-          <w:szCs w:val="32"/>
-        </w:rPr>
-        <w:lastRenderedPageBreak/>
-        <w:t xml:space="preserve">  @override</w:t>
-      </w:r>
-    </w:p>
-    <w:p>
-      <w:pPr>
-        <w:jc w:val="both"/>
-        <w:rPr>
-          <w:b/>
-          <w:bCs/>
-          <w:color w:val="D86DCB" w:themeColor="accent5" w:themeTint="99"/>
-          <w:sz w:val="32"/>
-          <w:szCs w:val="32"/>
-        </w:rPr>
-      </w:pPr>
-      <w:r>
-        <w:rPr>
-          <w:b/>
-          <w:bCs/>
-          <w:color w:val="D86DCB" w:themeColor="accent5" w:themeTint="99"/>
-          <w:sz w:val="32"/>
-          <w:szCs w:val="32"/>
-        </w:rPr>
-        <w:t xml:space="preserve">  void </w:t>
-      </w:r>
-      <w:proofErr w:type="gramStart"/>
-      <w:r>
-        <w:rPr>
-          <w:b/>
-          <w:bCs/>
-          <w:color w:val="D86DCB" w:themeColor="accent5" w:themeTint="99"/>
-          <w:sz w:val="32"/>
-          <w:szCs w:val="32"/>
-        </w:rPr>
-        <w:t>dependencies(</w:t>
-      </w:r>
-      <w:proofErr w:type="gramEnd"/>
-      <w:r>
-        <w:rPr>
-          <w:b/>
-          <w:bCs/>
-          <w:color w:val="D86DCB" w:themeColor="accent5" w:themeTint="99"/>
-          <w:sz w:val="32"/>
-          <w:szCs w:val="32"/>
-        </w:rPr>
-        <w:t>) {</w:t>
-      </w:r>
-    </w:p>
-    <w:p>
-      <w:pPr>
-        <w:jc w:val="both"/>
-        <w:rPr>
-          <w:b/>
-          <w:bCs/>
-          <w:color w:val="D86DCB" w:themeColor="accent5" w:themeTint="99"/>
-          <w:sz w:val="32"/>
-          <w:szCs w:val="32"/>
-        </w:rPr>
-      </w:pPr>
-      <w:r>
-        <w:rPr>
-          <w:b/>
-          <w:bCs/>
-          <w:color w:val="D86DCB" w:themeColor="accent5" w:themeTint="99"/>
-          <w:sz w:val="32"/>
-          <w:szCs w:val="32"/>
-        </w:rPr>
-        <w:t xml:space="preserve">    </w:t>
-      </w:r>
-      <w:proofErr w:type="spellStart"/>
-      <w:r>
-        <w:rPr>
-          <w:b/>
-          <w:bCs/>
-          <w:color w:val="D86DCB" w:themeColor="accent5" w:themeTint="99"/>
-          <w:sz w:val="32"/>
-          <w:szCs w:val="32"/>
-        </w:rPr>
-        <w:t>Get.lazyPut</w:t>
-      </w:r>
-      <w:proofErr w:type="spellEnd"/>
-      <w:r>
-        <w:rPr>
-          <w:b/>
-          <w:bCs/>
-          <w:color w:val="D86DCB" w:themeColor="accent5" w:themeTint="99"/>
-          <w:sz w:val="32"/>
-          <w:szCs w:val="32"/>
-        </w:rPr>
-        <w:t xml:space="preserve">(() =&gt; </w:t>
-      </w:r>
-      <w:proofErr w:type="spellStart"/>
-      <w:proofErr w:type="gramStart"/>
-      <w:r>
-        <w:rPr>
-          <w:b/>
-          <w:bCs/>
-          <w:color w:val="D86DCB" w:themeColor="accent5" w:themeTint="99"/>
-          <w:sz w:val="32"/>
-          <w:szCs w:val="32"/>
-        </w:rPr>
-        <w:t>CartController</w:t>
-      </w:r>
-      <w:proofErr w:type="spellEnd"/>
-      <w:r>
-        <w:rPr>
-          <w:b/>
-          <w:bCs/>
-          <w:color w:val="D86DCB" w:themeColor="accent5" w:themeTint="99"/>
-          <w:sz w:val="32"/>
-          <w:szCs w:val="32"/>
-        </w:rPr>
-        <w:t>(</w:t>
-      </w:r>
-      <w:proofErr w:type="gramEnd"/>
-      <w:r>
-        <w:rPr>
-          <w:b/>
-          <w:bCs/>
-          <w:color w:val="D86DCB" w:themeColor="accent5" w:themeTint="99"/>
-          <w:sz w:val="32"/>
-          <w:szCs w:val="32"/>
-        </w:rPr>
-        <w:t xml:space="preserve">), </w:t>
-      </w:r>
-      <w:proofErr w:type="spellStart"/>
-      <w:r>
-        <w:rPr>
-          <w:b/>
-          <w:bCs/>
-          <w:color w:val="D86DCB" w:themeColor="accent5" w:themeTint="99"/>
-          <w:sz w:val="32"/>
-          <w:szCs w:val="32"/>
-        </w:rPr>
-        <w:t>fenix</w:t>
-      </w:r>
-      <w:proofErr w:type="spellEnd"/>
-      <w:r>
-        <w:rPr>
-          <w:b/>
-          <w:bCs/>
-          <w:color w:val="D86DCB" w:themeColor="accent5" w:themeTint="99"/>
-          <w:sz w:val="32"/>
-          <w:szCs w:val="32"/>
-        </w:rPr>
-        <w:t>: true); // auto-recreates if deleted</w:t>
-      </w:r>
-    </w:p>
-    <w:p>
-      <w:pPr>
-        <w:jc w:val="both"/>
-        <w:rPr>
-          <w:b/>
-          <w:bCs/>
-          <w:color w:val="D86DCB" w:themeColor="accent5" w:themeTint="99"/>
-          <w:sz w:val="32"/>
-          <w:szCs w:val="32"/>
-        </w:rPr>
-      </w:pPr>
-      <w:r>
-        <w:rPr>
-          <w:b/>
-          <w:bCs/>
-          <w:color w:val="D86DCB" w:themeColor="accent5" w:themeTint="99"/>
-          <w:sz w:val="32"/>
-          <w:szCs w:val="32"/>
-        </w:rPr>
-        <w:t xml:space="preserve">  }</w:t>
-      </w:r>
-    </w:p>
-    <w:p>
-      <w:pPr>
-        <w:jc w:val="both"/>
-        <w:rPr>
-          <w:b/>
-          <w:bCs/>
-          <w:color w:val="D86DCB" w:themeColor="accent5" w:themeTint="99"/>
-          <w:sz w:val="32"/>
-          <w:szCs w:val="32"/>
-        </w:rPr>
-      </w:pPr>
-      <w:r>
-        <w:rPr>
-          <w:b/>
-          <w:bCs/>
-          <w:color w:val="D86DCB" w:themeColor="accent5" w:themeTint="99"/>
-          <w:sz w:val="32"/>
-          <w:szCs w:val="32"/>
-        </w:rPr>
-        <w:t>}</w:t>
-      </w:r>
-    </w:p>
-    <w:p>
-      <w:pPr>
-        <w:jc w:val="both"/>
-        <w:rPr>
-          <w:b/>
-          <w:bCs/>
-          <w:color w:val="D86DCB" w:themeColor="accent5" w:themeTint="99"/>
-          <w:sz w:val="32"/>
-          <w:szCs w:val="32"/>
-        </w:rPr>
-      </w:pPr>
-      <w:r>
-        <w:rPr>
-          <w:b/>
-          <w:bCs/>
-          <w:color w:val="D86DCB" w:themeColor="accent5" w:themeTint="99"/>
-          <w:sz w:val="32"/>
-          <w:szCs w:val="32"/>
-        </w:rPr>
-        <w:t xml:space="preserve">// </w:t>
-      </w:r>
-      <w:proofErr w:type="spellStart"/>
-      <w:r>
-        <w:rPr>
-          <w:b/>
-          <w:bCs/>
-          <w:color w:val="D86DCB" w:themeColor="accent5" w:themeTint="99"/>
-          <w:sz w:val="32"/>
-          <w:szCs w:val="32"/>
-        </w:rPr>
-        <w:t>ProductBinding</w:t>
-      </w:r>
-      <w:proofErr w:type="spellEnd"/>
-    </w:p>
-    <w:p>
-      <w:pPr>
-        <w:jc w:val="both"/>
-        <w:rPr>
-          <w:b/>
-          <w:bCs/>
-          <w:color w:val="D86DCB" w:themeColor="accent5" w:themeTint="99"/>
-          <w:sz w:val="32"/>
-          <w:szCs w:val="32"/>
-        </w:rPr>
-      </w:pPr>
-      <w:r>
-        <w:rPr>
-          <w:b/>
-          <w:bCs/>
-          <w:color w:val="D86DCB" w:themeColor="accent5" w:themeTint="99"/>
-          <w:sz w:val="32"/>
-          <w:szCs w:val="32"/>
-        </w:rPr>
-        <w:t xml:space="preserve">class </w:t>
-      </w:r>
-      <w:proofErr w:type="spellStart"/>
-      <w:r>
-        <w:rPr>
-          <w:b/>
-          <w:bCs/>
-          <w:color w:val="D86DCB" w:themeColor="accent5" w:themeTint="99"/>
-          <w:sz w:val="32"/>
-          <w:szCs w:val="32"/>
-        </w:rPr>
-        <w:t>ProductBinding</w:t>
-      </w:r>
-      <w:proofErr w:type="spellEnd"/>
-      <w:r>
-        <w:rPr>
-          <w:b/>
-          <w:bCs/>
-          <w:color w:val="D86DCB" w:themeColor="accent5" w:themeTint="99"/>
-          <w:sz w:val="32"/>
-          <w:szCs w:val="32"/>
-        </w:rPr>
-        <w:t xml:space="preserve"> extends Bindings {</w:t>
-      </w:r>
-    </w:p>
-    <w:p>
-      <w:pPr>
-        <w:jc w:val="both"/>
-        <w:rPr>
-          <w:b/>
-          <w:bCs/>
-          <w:color w:val="D86DCB" w:themeColor="accent5" w:themeTint="99"/>
-          <w:sz w:val="32"/>
-          <w:szCs w:val="32"/>
-        </w:rPr>
-      </w:pPr>
-      <w:r>
-        <w:rPr>
-          <w:b/>
-          <w:bCs/>
-          <w:color w:val="D86DCB" w:themeColor="accent5" w:themeTint="99"/>
-          <w:sz w:val="32"/>
-          <w:szCs w:val="32"/>
-        </w:rPr>
-        <w:t xml:space="preserve">  @override</w:t>
-      </w:r>
-    </w:p>
-    <w:p>
-      <w:pPr>
-        <w:jc w:val="both"/>
-        <w:rPr>
-          <w:b/>
-          <w:bCs/>
-          <w:color w:val="D86DCB" w:themeColor="accent5" w:themeTint="99"/>
-          <w:sz w:val="32"/>
-          <w:szCs w:val="32"/>
-        </w:rPr>
-      </w:pPr>
-      <w:r>
-        <w:rPr>
-          <w:b/>
-          <w:bCs/>
-          <w:color w:val="D86DCB" w:themeColor="accent5" w:themeTint="99"/>
-          <w:sz w:val="32"/>
-          <w:szCs w:val="32"/>
-        </w:rPr>
-        <w:t xml:space="preserve">  void </w:t>
-      </w:r>
-      <w:proofErr w:type="gramStart"/>
-      <w:r>
-        <w:rPr>
-          <w:b/>
-          <w:bCs/>
-          <w:color w:val="D86DCB" w:themeColor="accent5" w:themeTint="99"/>
-          <w:sz w:val="32"/>
-          <w:szCs w:val="32"/>
-        </w:rPr>
-        <w:t>dependencies(</w:t>
-      </w:r>
-      <w:proofErr w:type="gramEnd"/>
-      <w:r>
-        <w:rPr>
-          <w:b/>
-          <w:bCs/>
-          <w:color w:val="D86DCB" w:themeColor="accent5" w:themeTint="99"/>
-          <w:sz w:val="32"/>
-          <w:szCs w:val="32"/>
-        </w:rPr>
-        <w:t>) {</w:t>
-      </w:r>
-    </w:p>
-    <w:p>
-      <w:pPr>
-        <w:jc w:val="both"/>
-        <w:rPr>
-          <w:b/>
-          <w:bCs/>
-          <w:color w:val="D86DCB" w:themeColor="accent5" w:themeTint="99"/>
-          <w:sz w:val="32"/>
-          <w:szCs w:val="32"/>
-        </w:rPr>
-      </w:pPr>
-      <w:r>
-        <w:rPr>
-          <w:b/>
-          <w:bCs/>
-          <w:color w:val="D86DCB" w:themeColor="accent5" w:themeTint="99"/>
-          <w:sz w:val="32"/>
-          <w:szCs w:val="32"/>
-        </w:rPr>
-        <w:t xml:space="preserve">    </w:t>
-      </w:r>
-      <w:proofErr w:type="spellStart"/>
-      <w:r>
-        <w:rPr>
-          <w:b/>
-          <w:bCs/>
-          <w:color w:val="D86DCB" w:themeColor="accent5" w:themeTint="99"/>
-          <w:sz w:val="32"/>
-          <w:szCs w:val="32"/>
-        </w:rPr>
-        <w:t>Get.lazyPut</w:t>
-      </w:r>
-      <w:proofErr w:type="spellEnd"/>
-      <w:r>
-        <w:rPr>
-          <w:b/>
-          <w:bCs/>
-          <w:color w:val="D86DCB" w:themeColor="accent5" w:themeTint="99"/>
-          <w:sz w:val="32"/>
-          <w:szCs w:val="32"/>
-        </w:rPr>
-        <w:t xml:space="preserve">(() =&gt; </w:t>
-      </w:r>
-      <w:proofErr w:type="spellStart"/>
-      <w:proofErr w:type="gramStart"/>
-      <w:r>
-        <w:rPr>
-          <w:b/>
-          <w:bCs/>
-          <w:color w:val="D86DCB" w:themeColor="accent5" w:themeTint="99"/>
-          <w:sz w:val="32"/>
-          <w:szCs w:val="32"/>
-        </w:rPr>
-        <w:t>CartController</w:t>
-      </w:r>
-      <w:proofErr w:type="spellEnd"/>
-      <w:r>
-        <w:rPr>
-          <w:b/>
-          <w:bCs/>
-          <w:color w:val="D86DCB" w:themeColor="accent5" w:themeTint="99"/>
-          <w:sz w:val="32"/>
-          <w:szCs w:val="32"/>
-        </w:rPr>
-        <w:t>(</w:t>
-      </w:r>
-      <w:proofErr w:type="gramEnd"/>
-      <w:r>
-        <w:rPr>
-          <w:b/>
-          <w:bCs/>
-          <w:color w:val="D86DCB" w:themeColor="accent5" w:themeTint="99"/>
-          <w:sz w:val="32"/>
-          <w:szCs w:val="32"/>
-        </w:rPr>
-        <w:t xml:space="preserve">), </w:t>
-      </w:r>
-      <w:proofErr w:type="spellStart"/>
-      <w:r>
-        <w:rPr>
-          <w:b/>
-          <w:bCs/>
-          <w:color w:val="D86DCB" w:themeColor="accent5" w:themeTint="99"/>
-          <w:sz w:val="32"/>
-          <w:szCs w:val="32"/>
-        </w:rPr>
-        <w:t>fenix</w:t>
-      </w:r>
-      <w:proofErr w:type="spellEnd"/>
-      <w:r>
-        <w:rPr>
-          <w:b/>
-          <w:bCs/>
-          <w:color w:val="D86DCB" w:themeColor="accent5" w:themeTint="99"/>
-          <w:sz w:val="32"/>
-          <w:szCs w:val="32"/>
-        </w:rPr>
-        <w:t>: true); // same tag, reuses instance</w:t>
-      </w:r>
-    </w:p>
-    <w:p>
-      <w:pPr>
-        <w:jc w:val="both"/>
-        <w:rPr>
-          <w:b/>
-          <w:bCs/>
-          <w:color w:val="D86DCB" w:themeColor="accent5" w:themeTint="99"/>
-          <w:sz w:val="32"/>
-          <w:szCs w:val="32"/>
-        </w:rPr>
-      </w:pPr>
-      <w:r>
-        <w:rPr>
-          <w:b/>
-          <w:bCs/>
-          <w:color w:val="D86DCB" w:themeColor="accent5" w:themeTint="99"/>
-          <w:sz w:val="32"/>
-          <w:szCs w:val="32"/>
-        </w:rPr>
-        <w:t xml:space="preserve">  }</w:t>
-      </w:r>
-    </w:p>
-    <w:p>
-      <w:pPr>
-        <w:jc w:val="both"/>
-        <w:rPr>
-          <w:b/>
-          <w:bCs/>
-          <w:color w:val="D86DCB" w:themeColor="accent5" w:themeTint="99"/>
-          <w:sz w:val="32"/>
-          <w:szCs w:val="32"/>
-        </w:rPr>
-      </w:pPr>
-      <w:r>
-        <w:rPr>
-          <w:b/>
-          <w:bCs/>
-          <w:color w:val="D86DCB" w:themeColor="accent5" w:themeTint="99"/>
-          <w:sz w:val="32"/>
-          <w:szCs w:val="32"/>
-        </w:rPr>
-        <w:t>}</w:t>
-      </w:r>
-    </w:p>
-    <w:p>
-      <w:pPr>
-        <w:jc w:val="both"/>
-        <w:rPr>
-          <w:sz w:val="32"/>
-          <w:szCs w:val="32"/>
-        </w:rPr>
-      </w:pPr>
-      <w:r>
-        <w:rPr>
-          <w:sz w:val="32"/>
-          <w:szCs w:val="32"/>
-        </w:rPr>
-        <w:t xml:space="preserve"># Then in </w:t>
-      </w:r>
-      <w:proofErr w:type="spellStart"/>
-      <w:proofErr w:type="gramStart"/>
-      <w:r>
-        <w:rPr>
-          <w:b/>
-          <w:bCs/>
-          <w:sz w:val="32"/>
-          <w:szCs w:val="32"/>
-        </w:rPr>
-        <w:t>GetMaterialApp</w:t>
-      </w:r>
-      <w:proofErr w:type="spellEnd"/>
-      <w:r>
-        <w:rPr>
-          <w:b/>
-          <w:bCs/>
-          <w:sz w:val="32"/>
-          <w:szCs w:val="32"/>
-        </w:rPr>
-        <w:t>(</w:t>
-      </w:r>
-      <w:proofErr w:type="gramEnd"/>
-      <w:r>
-        <w:rPr>
-          <w:b/>
-          <w:bCs/>
-          <w:sz w:val="32"/>
-          <w:szCs w:val="32"/>
-        </w:rPr>
-        <w:t>)</w:t>
-      </w:r>
-    </w:p>
-    <w:p>
-      <w:pPr>
-        <w:jc w:val="both"/>
-        <w:rPr>
-          <w:b/>
-          <w:bCs/>
-          <w:color w:val="D86DCB" w:themeColor="accent5" w:themeTint="99"/>
-          <w:sz w:val="32"/>
-          <w:szCs w:val="32"/>
-        </w:rPr>
-      </w:pPr>
-      <w:r>
-        <w:rPr>
-          <w:b/>
-          <w:bCs/>
-          <w:color w:val="D86DCB" w:themeColor="accent5" w:themeTint="99"/>
-          <w:sz w:val="32"/>
-          <w:szCs w:val="32"/>
-        </w:rPr>
-        <w:t xml:space="preserve">// </w:t>
-      </w:r>
-      <w:proofErr w:type="spellStart"/>
-      <w:r>
-        <w:rPr>
-          <w:b/>
-          <w:bCs/>
-          <w:color w:val="D86DCB" w:themeColor="accent5" w:themeTint="99"/>
-          <w:sz w:val="32"/>
-          <w:szCs w:val="32"/>
-        </w:rPr>
-        <w:t>GetPage</w:t>
-      </w:r>
-      <w:proofErr w:type="spellEnd"/>
-      <w:r>
-        <w:rPr>
-          <w:b/>
-          <w:bCs/>
-          <w:color w:val="D86DCB" w:themeColor="accent5" w:themeTint="99"/>
-          <w:sz w:val="32"/>
-          <w:szCs w:val="32"/>
-        </w:rPr>
-        <w:t xml:space="preserve"> routing</w:t>
-      </w:r>
-    </w:p>
-    <w:p>
-      <w:pPr>
-        <w:jc w:val="both"/>
-        <w:rPr>
-          <w:b/>
-          <w:bCs/>
-          <w:color w:val="D86DCB" w:themeColor="accent5" w:themeTint="99"/>
-          <w:sz w:val="32"/>
-          <w:szCs w:val="32"/>
-        </w:rPr>
-      </w:pPr>
-      <w:proofErr w:type="spellStart"/>
-      <w:proofErr w:type="gramStart"/>
-      <w:r>
-        <w:rPr>
-          <w:b/>
-          <w:bCs/>
-          <w:color w:val="D86DCB" w:themeColor="accent5" w:themeTint="99"/>
-          <w:sz w:val="32"/>
-          <w:szCs w:val="32"/>
-        </w:rPr>
-        <w:t>GetPage</w:t>
-      </w:r>
-      <w:proofErr w:type="spellEnd"/>
-      <w:r>
-        <w:rPr>
-          <w:b/>
-          <w:bCs/>
-          <w:color w:val="D86DCB" w:themeColor="accent5" w:themeTint="99"/>
-          <w:sz w:val="32"/>
-          <w:szCs w:val="32"/>
-        </w:rPr>
-        <w:t>(</w:t>
-      </w:r>
-      <w:proofErr w:type="gramEnd"/>
-      <w:r>
-        <w:rPr>
-          <w:b/>
-          <w:bCs/>
-          <w:color w:val="D86DCB" w:themeColor="accent5" w:themeTint="99"/>
-          <w:sz w:val="32"/>
-          <w:szCs w:val="32"/>
-        </w:rPr>
-        <w:t xml:space="preserve">name: '/cart', page: () =&gt; </w:t>
-      </w:r>
-      <w:proofErr w:type="spellStart"/>
-      <w:r>
-        <w:rPr>
-          <w:b/>
-          <w:bCs/>
-          <w:color w:val="D86DCB" w:themeColor="accent5" w:themeTint="99"/>
-          <w:sz w:val="32"/>
-          <w:szCs w:val="32"/>
-        </w:rPr>
-        <w:t>CartScreen</w:t>
-      </w:r>
-      <w:proofErr w:type="spellEnd"/>
-      <w:r>
-        <w:rPr>
-          <w:b/>
-          <w:bCs/>
-          <w:color w:val="D86DCB" w:themeColor="accent5" w:themeTint="99"/>
-          <w:sz w:val="32"/>
-          <w:szCs w:val="32"/>
-        </w:rPr>
-        <w:t xml:space="preserve">(), binding: </w:t>
-      </w:r>
-      <w:proofErr w:type="spellStart"/>
-      <w:r>
-        <w:rPr>
-          <w:b/>
-          <w:bCs/>
-          <w:color w:val="D86DCB" w:themeColor="accent5" w:themeTint="99"/>
-          <w:sz w:val="32"/>
-          <w:szCs w:val="32"/>
-        </w:rPr>
-        <w:t>CartBinding</w:t>
-      </w:r>
-      <w:proofErr w:type="spellEnd"/>
-      <w:r>
-        <w:rPr>
-          <w:b/>
-          <w:bCs/>
-          <w:color w:val="D86DCB" w:themeColor="accent5" w:themeTint="99"/>
-          <w:sz w:val="32"/>
-          <w:szCs w:val="32"/>
-        </w:rPr>
-        <w:t>()),</w:t>
-      </w:r>
-    </w:p>
-    <w:p>
-      <w:pPr>
-        <w:jc w:val="both"/>
-        <w:rPr>
-          <w:b/>
-          <w:bCs/>
-          <w:color w:val="D86DCB" w:themeColor="accent5" w:themeTint="99"/>
-          <w:sz w:val="32"/>
-          <w:szCs w:val="32"/>
-        </w:rPr>
-      </w:pPr>
-      <w:proofErr w:type="spellStart"/>
-      <w:proofErr w:type="gramStart"/>
-      <w:r>
-        <w:rPr>
-          <w:b/>
-          <w:bCs/>
-          <w:color w:val="D86DCB" w:themeColor="accent5" w:themeTint="99"/>
-          <w:sz w:val="32"/>
-          <w:szCs w:val="32"/>
-        </w:rPr>
-        <w:t>GetPage</w:t>
-      </w:r>
-      <w:proofErr w:type="spellEnd"/>
-      <w:r>
-        <w:rPr>
-          <w:b/>
-          <w:bCs/>
-          <w:color w:val="D86DCB" w:themeColor="accent5" w:themeTint="99"/>
-          <w:sz w:val="32"/>
-          <w:szCs w:val="32"/>
-        </w:rPr>
-        <w:t>(</w:t>
-      </w:r>
-      <w:proofErr w:type="gramEnd"/>
-      <w:r>
-        <w:rPr>
-          <w:b/>
-          <w:bCs/>
-          <w:color w:val="D86DCB" w:themeColor="accent5" w:themeTint="99"/>
-          <w:sz w:val="32"/>
-          <w:szCs w:val="32"/>
-        </w:rPr>
-        <w:t xml:space="preserve">name: '/product', page: () =&gt; </w:t>
-      </w:r>
-      <w:proofErr w:type="spellStart"/>
-      <w:r>
-        <w:rPr>
-          <w:b/>
-          <w:bCs/>
-          <w:color w:val="D86DCB" w:themeColor="accent5" w:themeTint="99"/>
-          <w:sz w:val="32"/>
-          <w:szCs w:val="32"/>
-        </w:rPr>
-        <w:t>ProductScreen</w:t>
-      </w:r>
-      <w:proofErr w:type="spellEnd"/>
-      <w:r>
-        <w:rPr>
-          <w:b/>
-          <w:bCs/>
-          <w:color w:val="D86DCB" w:themeColor="accent5" w:themeTint="99"/>
-          <w:sz w:val="32"/>
-          <w:szCs w:val="32"/>
-        </w:rPr>
-        <w:t xml:space="preserve">(), binding: </w:t>
-      </w:r>
-      <w:proofErr w:type="spellStart"/>
-      <w:r>
-        <w:rPr>
-          <w:b/>
-          <w:bCs/>
-          <w:color w:val="D86DCB" w:themeColor="accent5" w:themeTint="99"/>
-          <w:sz w:val="32"/>
-          <w:szCs w:val="32"/>
-        </w:rPr>
-        <w:t>ProductBinding</w:t>
-      </w:r>
-      <w:proofErr w:type="spellEnd"/>
-      <w:r>
-        <w:rPr>
-          <w:b/>
-          <w:bCs/>
-          <w:color w:val="D86DCB" w:themeColor="accent5" w:themeTint="99"/>
-          <w:sz w:val="32"/>
-          <w:szCs w:val="32"/>
-        </w:rPr>
-        <w:t>()),</w:t>
-      </w:r>
-    </w:p>
-    <w:p>
-      <w:pPr>
-        <w:jc w:val="both"/>
-        <w:rPr>
-          <w:sz w:val="32"/>
-          <w:szCs w:val="32"/>
-        </w:rPr>
-      </w:pPr>
-    </w:p>
-    <w:p>
-      <w:pPr>
-        <w:jc w:val="both"/>
-        <w:rPr>
-          <w:sz w:val="32"/>
-          <w:szCs w:val="32"/>
-        </w:rPr>
-      </w:pPr>
-      <w:r>
-        <w:rPr>
-          <w:sz w:val="32"/>
-          <w:szCs w:val="32"/>
-        </w:rPr>
-        <w:t xml:space="preserve">Solution-2, </w:t>
-      </w:r>
-      <w:proofErr w:type="spellStart"/>
-      <w:proofErr w:type="gramStart"/>
-      <w:r>
-        <w:rPr>
-          <w:b/>
-          <w:bCs/>
-          <w:sz w:val="32"/>
-          <w:szCs w:val="32"/>
-        </w:rPr>
-        <w:t>Get.put</w:t>
-      </w:r>
-      <w:proofErr w:type="spellEnd"/>
-      <w:r>
-        <w:rPr>
-          <w:b/>
-          <w:bCs/>
-          <w:sz w:val="32"/>
-          <w:szCs w:val="32"/>
-        </w:rPr>
-        <w:t>(</w:t>
-      </w:r>
-      <w:proofErr w:type="gramEnd"/>
-      <w:r>
-        <w:rPr>
-          <w:b/>
-          <w:bCs/>
-          <w:sz w:val="32"/>
-          <w:szCs w:val="32"/>
-        </w:rPr>
-        <w:t>)</w:t>
-      </w:r>
-      <w:r>
-        <w:rPr>
-          <w:sz w:val="32"/>
-          <w:szCs w:val="32"/>
-        </w:rPr>
-        <w:t xml:space="preserve"> </w:t>
-      </w:r>
-      <w:r>
-        <w:rPr>
-          <w:sz w:val="32"/>
-          <w:szCs w:val="32"/>
-        </w:rPr>
-        <w:t xml:space="preserve">with </w:t>
-      </w:r>
-      <w:r>
-        <w:rPr>
-          <w:b/>
-          <w:bCs/>
-          <w:sz w:val="32"/>
-          <w:szCs w:val="32"/>
-        </w:rPr>
-        <w:t>permanent: true</w:t>
-      </w:r>
-      <w:r>
-        <w:rPr>
-          <w:sz w:val="32"/>
-          <w:szCs w:val="32"/>
-        </w:rPr>
-        <w:t xml:space="preserve"> </w:t>
-      </w:r>
-      <w:r>
-        <w:rPr>
-          <w:sz w:val="32"/>
-          <w:szCs w:val="32"/>
-        </w:rPr>
-        <w:t>in a Parent / App-Level Binding (Best for Cart)</w:t>
-      </w:r>
-      <w:r>
-        <w:rPr>
-          <w:sz w:val="32"/>
-          <w:szCs w:val="32"/>
-        </w:rPr>
-        <w:t>:</w:t>
-      </w:r>
-    </w:p>
-    <w:p>
-      <w:pPr>
-        <w:jc w:val="both"/>
-        <w:rPr>
-          <w:sz w:val="32"/>
-          <w:szCs w:val="32"/>
-        </w:rPr>
-      </w:pPr>
-      <w:r>
-        <w:rPr>
-          <w:sz w:val="32"/>
-          <w:szCs w:val="32"/>
-        </w:rPr>
-        <w:lastRenderedPageBreak/>
-        <w:t xml:space="preserve"># </w:t>
-      </w:r>
-      <w:r>
-        <w:rPr>
-          <w:sz w:val="32"/>
-          <w:szCs w:val="32"/>
-        </w:rPr>
-        <w:t>Register the cart controller as permanent and product controller stays in its own binding (its screen specific)</w:t>
-      </w:r>
-    </w:p>
-    <w:p>
-      <w:pPr>
-        <w:jc w:val="both"/>
-        <w:rPr>
-          <w:sz w:val="32"/>
-          <w:szCs w:val="32"/>
-        </w:rPr>
-      </w:pPr>
-      <w:r>
-        <w:rPr>
-          <w:sz w:val="32"/>
-          <w:szCs w:val="32"/>
-        </w:rPr>
-        <w:t xml:space="preserve"># No binding is needed for cart controller in </w:t>
-      </w:r>
-      <w:proofErr w:type="spellStart"/>
-      <w:proofErr w:type="gramStart"/>
-      <w:r>
-        <w:rPr>
-          <w:b/>
-          <w:bCs/>
-          <w:sz w:val="32"/>
-          <w:szCs w:val="32"/>
-        </w:rPr>
-        <w:t>GetPage</w:t>
-      </w:r>
-      <w:proofErr w:type="spellEnd"/>
-      <w:r>
-        <w:rPr>
-          <w:b/>
-          <w:bCs/>
-          <w:sz w:val="32"/>
-          <w:szCs w:val="32"/>
-        </w:rPr>
-        <w:t>(</w:t>
-      </w:r>
-      <w:proofErr w:type="gramEnd"/>
-      <w:r>
-        <w:rPr>
-          <w:b/>
-          <w:bCs/>
-          <w:sz w:val="32"/>
-          <w:szCs w:val="32"/>
-        </w:rPr>
-        <w:t>)</w:t>
-      </w:r>
-      <w:r>
-        <w:rPr>
-          <w:sz w:val="32"/>
-          <w:szCs w:val="32"/>
-        </w:rPr>
-        <w:t xml:space="preserve"> of cart screen cause its already banded in</w:t>
-      </w:r>
-      <w:r>
-        <w:rPr>
-          <w:b/>
-          <w:bCs/>
-          <w:sz w:val="32"/>
-          <w:szCs w:val="32"/>
-        </w:rPr>
-        <w:t xml:space="preserve"> </w:t>
-      </w:r>
-      <w:proofErr w:type="spellStart"/>
-      <w:r>
-        <w:rPr>
-          <w:b/>
-          <w:bCs/>
-          <w:sz w:val="32"/>
-          <w:szCs w:val="32"/>
-        </w:rPr>
-        <w:t>initialBinding</w:t>
-      </w:r>
-      <w:proofErr w:type="spellEnd"/>
-      <w:r>
-        <w:rPr>
-          <w:b/>
-          <w:bCs/>
-          <w:sz w:val="32"/>
-          <w:szCs w:val="32"/>
-        </w:rPr>
-        <w:t xml:space="preserve">: </w:t>
-      </w:r>
-    </w:p>
-    <w:p>
-      <w:pPr>
-        <w:jc w:val="both"/>
-        <w:rPr>
-          <w:b/>
-          <w:bCs/>
-          <w:color w:val="D86DCB" w:themeColor="accent5" w:themeTint="99"/>
-          <w:sz w:val="32"/>
-          <w:szCs w:val="32"/>
-        </w:rPr>
-      </w:pPr>
-      <w:r>
-        <w:rPr>
-          <w:b/>
-          <w:bCs/>
-          <w:color w:val="D86DCB" w:themeColor="accent5" w:themeTint="99"/>
-          <w:sz w:val="32"/>
-          <w:szCs w:val="32"/>
-        </w:rPr>
-        <w:t xml:space="preserve">// </w:t>
-      </w:r>
-      <w:proofErr w:type="spellStart"/>
-      <w:r>
-        <w:rPr>
-          <w:b/>
-          <w:bCs/>
-          <w:color w:val="D86DCB" w:themeColor="accent5" w:themeTint="99"/>
-          <w:sz w:val="32"/>
-          <w:szCs w:val="32"/>
-        </w:rPr>
-        <w:t>AppBinding</w:t>
-      </w:r>
-      <w:proofErr w:type="spellEnd"/>
-      <w:r>
-        <w:rPr>
-          <w:b/>
-          <w:bCs/>
-          <w:color w:val="D86DCB" w:themeColor="accent5" w:themeTint="99"/>
-          <w:sz w:val="32"/>
-          <w:szCs w:val="32"/>
-        </w:rPr>
-        <w:t>,</w:t>
-      </w:r>
-      <w:r>
-        <w:rPr>
-          <w:b/>
-          <w:bCs/>
-          <w:color w:val="D86DCB" w:themeColor="accent5" w:themeTint="99"/>
-          <w:sz w:val="32"/>
-          <w:szCs w:val="32"/>
-        </w:rPr>
-        <w:t xml:space="preserve"> registered in </w:t>
-      </w:r>
-      <w:proofErr w:type="spellStart"/>
-      <w:r>
-        <w:rPr>
-          <w:b/>
-          <w:bCs/>
-          <w:color w:val="D86DCB" w:themeColor="accent5" w:themeTint="99"/>
-          <w:sz w:val="32"/>
-          <w:szCs w:val="32"/>
-        </w:rPr>
-        <w:t>initialBinding</w:t>
-      </w:r>
-      <w:proofErr w:type="spellEnd"/>
-    </w:p>
-    <w:p>
-      <w:pPr>
-        <w:jc w:val="both"/>
-        <w:rPr>
-          <w:b/>
-          <w:bCs/>
-          <w:color w:val="D86DCB" w:themeColor="accent5" w:themeTint="99"/>
-          <w:sz w:val="32"/>
-          <w:szCs w:val="32"/>
-        </w:rPr>
-      </w:pPr>
-      <w:r>
-        <w:rPr>
-          <w:b/>
-          <w:bCs/>
-          <w:color w:val="D86DCB" w:themeColor="accent5" w:themeTint="99"/>
-          <w:sz w:val="32"/>
-          <w:szCs w:val="32"/>
-        </w:rPr>
-        <w:t xml:space="preserve">class </w:t>
-      </w:r>
-      <w:proofErr w:type="spellStart"/>
-      <w:r>
-        <w:rPr>
-          <w:b/>
-          <w:bCs/>
-          <w:color w:val="D86DCB" w:themeColor="accent5" w:themeTint="99"/>
-          <w:sz w:val="32"/>
-          <w:szCs w:val="32"/>
-        </w:rPr>
-        <w:t>AppBinding</w:t>
-      </w:r>
-      <w:proofErr w:type="spellEnd"/>
-      <w:r>
-        <w:rPr>
-          <w:b/>
-          <w:bCs/>
-          <w:color w:val="D86DCB" w:themeColor="accent5" w:themeTint="99"/>
-          <w:sz w:val="32"/>
-          <w:szCs w:val="32"/>
-        </w:rPr>
-        <w:t xml:space="preserve"> extends Bindings {</w:t>
-      </w:r>
-    </w:p>
-    <w:p>
-      <w:pPr>
-        <w:jc w:val="both"/>
-        <w:rPr>
-          <w:b/>
-          <w:bCs/>
-          <w:color w:val="D86DCB" w:themeColor="accent5" w:themeTint="99"/>
-          <w:sz w:val="32"/>
-          <w:szCs w:val="32"/>
-        </w:rPr>
-      </w:pPr>
-      <w:r>
-        <w:rPr>
-          <w:b/>
-          <w:bCs/>
-          <w:color w:val="D86DCB" w:themeColor="accent5" w:themeTint="99"/>
-          <w:sz w:val="32"/>
-          <w:szCs w:val="32"/>
-        </w:rPr>
-        <w:t xml:space="preserve">  @override</w:t>
-      </w:r>
-    </w:p>
-    <w:p>
-      <w:pPr>
-        <w:jc w:val="both"/>
-        <w:rPr>
-          <w:b/>
-          <w:bCs/>
-          <w:color w:val="D86DCB" w:themeColor="accent5" w:themeTint="99"/>
-          <w:sz w:val="32"/>
-          <w:szCs w:val="32"/>
-        </w:rPr>
-      </w:pPr>
-      <w:r>
-        <w:rPr>
-          <w:b/>
-          <w:bCs/>
-          <w:color w:val="D86DCB" w:themeColor="accent5" w:themeTint="99"/>
-          <w:sz w:val="32"/>
-          <w:szCs w:val="32"/>
-        </w:rPr>
-        <w:t xml:space="preserve">  void </w:t>
-      </w:r>
-      <w:proofErr w:type="gramStart"/>
-      <w:r>
-        <w:rPr>
-          <w:b/>
-          <w:bCs/>
-          <w:color w:val="D86DCB" w:themeColor="accent5" w:themeTint="99"/>
-          <w:sz w:val="32"/>
-          <w:szCs w:val="32"/>
-        </w:rPr>
-        <w:t>dependencies(</w:t>
-      </w:r>
-      <w:proofErr w:type="gramEnd"/>
-      <w:r>
-        <w:rPr>
-          <w:b/>
-          <w:bCs/>
-          <w:color w:val="D86DCB" w:themeColor="accent5" w:themeTint="99"/>
-          <w:sz w:val="32"/>
-          <w:szCs w:val="32"/>
-        </w:rPr>
-        <w:t>) {</w:t>
-      </w:r>
-    </w:p>
-    <w:p>
-      <w:pPr>
-        <w:jc w:val="both"/>
-        <w:rPr>
-          <w:b/>
-          <w:bCs/>
-          <w:color w:val="D86DCB" w:themeColor="accent5" w:themeTint="99"/>
-          <w:sz w:val="32"/>
-          <w:szCs w:val="32"/>
-        </w:rPr>
-      </w:pPr>
-      <w:r>
-        <w:rPr>
-          <w:b/>
-          <w:bCs/>
-          <w:color w:val="D86DCB" w:themeColor="accent5" w:themeTint="99"/>
-          <w:sz w:val="32"/>
-          <w:szCs w:val="32"/>
-        </w:rPr>
-        <w:t xml:space="preserve">    </w:t>
-      </w:r>
-      <w:proofErr w:type="spellStart"/>
-      <w:proofErr w:type="gramStart"/>
-      <w:r>
-        <w:rPr>
-          <w:b/>
-          <w:bCs/>
-          <w:color w:val="D86DCB" w:themeColor="accent5" w:themeTint="99"/>
-          <w:sz w:val="32"/>
-          <w:szCs w:val="32"/>
-        </w:rPr>
-        <w:t>Get.put</w:t>
-      </w:r>
-      <w:proofErr w:type="spellEnd"/>
-      <w:r>
-        <w:rPr>
-          <w:b/>
-          <w:bCs/>
-          <w:color w:val="D86DCB" w:themeColor="accent5" w:themeTint="99"/>
-          <w:sz w:val="32"/>
-          <w:szCs w:val="32"/>
-        </w:rPr>
-        <w:t>(</w:t>
-      </w:r>
-      <w:proofErr w:type="spellStart"/>
-      <w:proofErr w:type="gramEnd"/>
-      <w:r>
-        <w:rPr>
-          <w:b/>
-          <w:bCs/>
-          <w:color w:val="D86DCB" w:themeColor="accent5" w:themeTint="99"/>
-          <w:sz w:val="32"/>
-          <w:szCs w:val="32"/>
-        </w:rPr>
-        <w:t>CartController</w:t>
-      </w:r>
-      <w:proofErr w:type="spellEnd"/>
-      <w:r>
-        <w:rPr>
-          <w:b/>
-          <w:bCs/>
-          <w:color w:val="D86DCB" w:themeColor="accent5" w:themeTint="99"/>
-          <w:sz w:val="32"/>
-          <w:szCs w:val="32"/>
-        </w:rPr>
-        <w:t>(), permanent: true); // never deleted</w:t>
-      </w:r>
-    </w:p>
-    <w:p>
-      <w:pPr>
-        <w:jc w:val="both"/>
-        <w:rPr>
-          <w:b/>
-          <w:bCs/>
-          <w:color w:val="D86DCB" w:themeColor="accent5" w:themeTint="99"/>
-          <w:sz w:val="32"/>
-          <w:szCs w:val="32"/>
-        </w:rPr>
-      </w:pPr>
-      <w:r>
-        <w:rPr>
-          <w:b/>
-          <w:bCs/>
-          <w:color w:val="D86DCB" w:themeColor="accent5" w:themeTint="99"/>
-          <w:sz w:val="32"/>
-          <w:szCs w:val="32"/>
-        </w:rPr>
-        <w:t xml:space="preserve">    // </w:t>
-      </w:r>
-      <w:proofErr w:type="spellStart"/>
-      <w:r>
-        <w:rPr>
-          <w:b/>
-          <w:bCs/>
-          <w:color w:val="D86DCB" w:themeColor="accent5" w:themeTint="99"/>
-          <w:sz w:val="32"/>
-          <w:szCs w:val="32"/>
-        </w:rPr>
-        <w:t>ProductController</w:t>
-      </w:r>
-      <w:proofErr w:type="spellEnd"/>
-      <w:r>
-        <w:rPr>
-          <w:b/>
-          <w:bCs/>
-          <w:color w:val="D86DCB" w:themeColor="accent5" w:themeTint="99"/>
-          <w:sz w:val="32"/>
-          <w:szCs w:val="32"/>
-        </w:rPr>
-        <w:t xml:space="preserve"> stays in its own binding — it's screen-specific</w:t>
-      </w:r>
-    </w:p>
-    <w:p>
-      <w:pPr>
-        <w:jc w:val="both"/>
-        <w:rPr>
-          <w:b/>
-          <w:bCs/>
-          <w:color w:val="D86DCB" w:themeColor="accent5" w:themeTint="99"/>
-          <w:sz w:val="32"/>
-          <w:szCs w:val="32"/>
-        </w:rPr>
-      </w:pPr>
-      <w:r>
-        <w:rPr>
-          <w:b/>
-          <w:bCs/>
-          <w:color w:val="D86DCB" w:themeColor="accent5" w:themeTint="99"/>
-          <w:sz w:val="32"/>
-          <w:szCs w:val="32"/>
-        </w:rPr>
-        <w:t xml:space="preserve">  }</w:t>
-      </w:r>
-    </w:p>
-    <w:p>
-      <w:pPr>
-        <w:jc w:val="both"/>
-        <w:rPr>
-          <w:b/>
-          <w:bCs/>
-          <w:color w:val="D86DCB" w:themeColor="accent5" w:themeTint="99"/>
-          <w:sz w:val="32"/>
-          <w:szCs w:val="32"/>
-        </w:rPr>
-      </w:pPr>
-      <w:r>
-        <w:rPr>
-          <w:b/>
-          <w:bCs/>
-          <w:color w:val="D86DCB" w:themeColor="accent5" w:themeTint="99"/>
-          <w:sz w:val="32"/>
-          <w:szCs w:val="32"/>
-        </w:rPr>
-        <w:t>}</w:t>
-      </w:r>
-    </w:p>
-    <w:p>
-      <w:pPr>
-        <w:jc w:val="both"/>
-        <w:rPr>
-          <w:sz w:val="32"/>
-          <w:szCs w:val="32"/>
-        </w:rPr>
-      </w:pPr>
-      <w:r>
-        <w:rPr>
-          <w:sz w:val="32"/>
-          <w:szCs w:val="32"/>
-        </w:rPr>
-        <w:t># In get material app</w:t>
-      </w:r>
-    </w:p>
-    <w:p>
-      <w:pPr>
-        <w:jc w:val="both"/>
-        <w:rPr>
-          <w:b/>
-          <w:bCs/>
-          <w:color w:val="D86DCB" w:themeColor="accent5" w:themeTint="99"/>
-          <w:sz w:val="32"/>
-          <w:szCs w:val="32"/>
-        </w:rPr>
-      </w:pPr>
-      <w:proofErr w:type="spellStart"/>
-      <w:proofErr w:type="gramStart"/>
-      <w:r>
-        <w:rPr>
-          <w:b/>
-          <w:bCs/>
-          <w:color w:val="D86DCB" w:themeColor="accent5" w:themeTint="99"/>
-          <w:sz w:val="32"/>
-          <w:szCs w:val="32"/>
-        </w:rPr>
-        <w:t>GetMaterialApp</w:t>
-      </w:r>
-      <w:proofErr w:type="spellEnd"/>
-      <w:r>
-        <w:rPr>
-          <w:b/>
-          <w:bCs/>
-          <w:color w:val="D86DCB" w:themeColor="accent5" w:themeTint="99"/>
-          <w:sz w:val="32"/>
-          <w:szCs w:val="32"/>
-        </w:rPr>
-        <w:t>(</w:t>
-      </w:r>
-      <w:proofErr w:type="gramEnd"/>
-    </w:p>
-    <w:p>
-      <w:pPr>
-        <w:jc w:val="both"/>
-        <w:rPr>
-          <w:b/>
-          <w:bCs/>
-          <w:color w:val="D86DCB" w:themeColor="accent5" w:themeTint="99"/>
-          <w:sz w:val="32"/>
-          <w:szCs w:val="32"/>
-        </w:rPr>
-      </w:pPr>
-      <w:r>
-        <w:rPr>
-          <w:b/>
-          <w:bCs/>
-          <w:color w:val="D86DCB" w:themeColor="accent5" w:themeTint="99"/>
-          <w:sz w:val="32"/>
-          <w:szCs w:val="32"/>
-        </w:rPr>
-        <w:t xml:space="preserve">  </w:t>
-      </w:r>
-      <w:proofErr w:type="spellStart"/>
-      <w:r>
-        <w:rPr>
-          <w:b/>
-          <w:bCs/>
-          <w:color w:val="D86DCB" w:themeColor="accent5" w:themeTint="99"/>
-          <w:sz w:val="32"/>
-          <w:szCs w:val="32"/>
-        </w:rPr>
-        <w:t>initialBinding</w:t>
-      </w:r>
-      <w:proofErr w:type="spellEnd"/>
-      <w:r>
-        <w:rPr>
-          <w:b/>
-          <w:bCs/>
-          <w:color w:val="D86DCB" w:themeColor="accent5" w:themeTint="99"/>
-          <w:sz w:val="32"/>
-          <w:szCs w:val="32"/>
-        </w:rPr>
-        <w:t xml:space="preserve">: </w:t>
-      </w:r>
-      <w:proofErr w:type="spellStart"/>
-      <w:proofErr w:type="gramStart"/>
-      <w:r>
-        <w:rPr>
-          <w:b/>
-          <w:bCs/>
-          <w:color w:val="D86DCB" w:themeColor="accent5" w:themeTint="99"/>
-          <w:sz w:val="32"/>
-          <w:szCs w:val="32"/>
-        </w:rPr>
-        <w:t>AppBinding</w:t>
-      </w:r>
-      <w:proofErr w:type="spellEnd"/>
-      <w:r>
-        <w:rPr>
-          <w:b/>
-          <w:bCs/>
-          <w:color w:val="D86DCB" w:themeColor="accent5" w:themeTint="99"/>
-          <w:sz w:val="32"/>
-          <w:szCs w:val="32"/>
-        </w:rPr>
-        <w:t>(</w:t>
-      </w:r>
-      <w:proofErr w:type="gramEnd"/>
-      <w:r>
-        <w:rPr>
-          <w:b/>
-          <w:bCs/>
-          <w:color w:val="D86DCB" w:themeColor="accent5" w:themeTint="99"/>
-          <w:sz w:val="32"/>
-          <w:szCs w:val="32"/>
-        </w:rPr>
-        <w:t xml:space="preserve">), // </w:t>
-      </w:r>
-      <w:proofErr w:type="spellStart"/>
-      <w:r>
-        <w:rPr>
-          <w:b/>
-          <w:bCs/>
-          <w:color w:val="D86DCB" w:themeColor="accent5" w:themeTint="99"/>
-          <w:sz w:val="32"/>
-          <w:szCs w:val="32"/>
-        </w:rPr>
-        <w:t>CartController</w:t>
-      </w:r>
-      <w:proofErr w:type="spellEnd"/>
-      <w:r>
-        <w:rPr>
-          <w:b/>
-          <w:bCs/>
-          <w:color w:val="D86DCB" w:themeColor="accent5" w:themeTint="99"/>
-          <w:sz w:val="32"/>
-          <w:szCs w:val="32"/>
-        </w:rPr>
-        <w:t xml:space="preserve"> lives here</w:t>
-      </w:r>
-    </w:p>
-    <w:p>
-      <w:pPr>
-        <w:jc w:val="both"/>
-        <w:rPr>
-          <w:b/>
-          <w:bCs/>
-          <w:color w:val="D86DCB" w:themeColor="accent5" w:themeTint="99"/>
-          <w:sz w:val="32"/>
-          <w:szCs w:val="32"/>
-        </w:rPr>
-      </w:pPr>
-      <w:r>
-        <w:rPr>
-          <w:b/>
-          <w:bCs/>
-          <w:color w:val="D86DCB" w:themeColor="accent5" w:themeTint="99"/>
-          <w:sz w:val="32"/>
-          <w:szCs w:val="32"/>
-        </w:rPr>
-        <w:t xml:space="preserve">  </w:t>
-      </w:r>
-      <w:proofErr w:type="spellStart"/>
-      <w:r>
-        <w:rPr>
-          <w:b/>
-          <w:bCs/>
-          <w:color w:val="D86DCB" w:themeColor="accent5" w:themeTint="99"/>
-          <w:sz w:val="32"/>
-          <w:szCs w:val="32"/>
-        </w:rPr>
-        <w:t>getPages</w:t>
-      </w:r>
-      <w:proofErr w:type="spellEnd"/>
-      <w:r>
-        <w:rPr>
-          <w:b/>
-          <w:bCs/>
-          <w:color w:val="D86DCB" w:themeColor="accent5" w:themeTint="99"/>
-          <w:sz w:val="32"/>
-          <w:szCs w:val="32"/>
-        </w:rPr>
-        <w:t>: [</w:t>
-      </w:r>
-    </w:p>
-    <w:p>
-      <w:pPr>
-        <w:jc w:val="both"/>
-        <w:rPr>
-          <w:b/>
-          <w:bCs/>
-          <w:color w:val="D86DCB" w:themeColor="accent5" w:themeTint="99"/>
-          <w:sz w:val="32"/>
-          <w:szCs w:val="32"/>
-        </w:rPr>
-      </w:pPr>
-      <w:r>
-        <w:rPr>
-          <w:b/>
-          <w:bCs/>
-          <w:color w:val="D86DCB" w:themeColor="accent5" w:themeTint="99"/>
-          <w:sz w:val="32"/>
-          <w:szCs w:val="32"/>
-        </w:rPr>
-        <w:t xml:space="preserve">    </w:t>
-      </w:r>
-      <w:proofErr w:type="spellStart"/>
-      <w:proofErr w:type="gramStart"/>
-      <w:r>
-        <w:rPr>
-          <w:b/>
-          <w:bCs/>
-          <w:color w:val="D86DCB" w:themeColor="accent5" w:themeTint="99"/>
-          <w:sz w:val="32"/>
-          <w:szCs w:val="32"/>
-        </w:rPr>
-        <w:t>GetPage</w:t>
-      </w:r>
-      <w:proofErr w:type="spellEnd"/>
-      <w:r>
-        <w:rPr>
-          <w:b/>
-          <w:bCs/>
-          <w:color w:val="D86DCB" w:themeColor="accent5" w:themeTint="99"/>
-          <w:sz w:val="32"/>
-          <w:szCs w:val="32"/>
-        </w:rPr>
-        <w:t>(</w:t>
-      </w:r>
-      <w:proofErr w:type="gramEnd"/>
-      <w:r>
-        <w:rPr>
-          <w:b/>
-          <w:bCs/>
-          <w:color w:val="D86DCB" w:themeColor="accent5" w:themeTint="99"/>
-          <w:sz w:val="32"/>
-          <w:szCs w:val="32"/>
-        </w:rPr>
-        <w:t xml:space="preserve">name: '/product', page: () =&gt; </w:t>
-      </w:r>
-      <w:proofErr w:type="spellStart"/>
-      <w:r>
-        <w:rPr>
-          <w:b/>
-          <w:bCs/>
-          <w:color w:val="D86DCB" w:themeColor="accent5" w:themeTint="99"/>
-          <w:sz w:val="32"/>
-          <w:szCs w:val="32"/>
-        </w:rPr>
-        <w:t>ProductScreen</w:t>
-      </w:r>
-      <w:proofErr w:type="spellEnd"/>
-      <w:r>
-        <w:rPr>
-          <w:b/>
-          <w:bCs/>
-          <w:color w:val="D86DCB" w:themeColor="accent5" w:themeTint="99"/>
-          <w:sz w:val="32"/>
-          <w:szCs w:val="32"/>
-        </w:rPr>
-        <w:t xml:space="preserve">(), binding: </w:t>
-      </w:r>
-      <w:proofErr w:type="spellStart"/>
-      <w:r>
-        <w:rPr>
-          <w:b/>
-          <w:bCs/>
-          <w:color w:val="D86DCB" w:themeColor="accent5" w:themeTint="99"/>
-          <w:sz w:val="32"/>
-          <w:szCs w:val="32"/>
-        </w:rPr>
-        <w:t>ProductBinding</w:t>
-      </w:r>
-      <w:proofErr w:type="spellEnd"/>
-      <w:r>
-        <w:rPr>
-          <w:b/>
-          <w:bCs/>
-          <w:color w:val="D86DCB" w:themeColor="accent5" w:themeTint="99"/>
-          <w:sz w:val="32"/>
-          <w:szCs w:val="32"/>
-        </w:rPr>
-        <w:t>()),</w:t>
-      </w:r>
-    </w:p>
-    <w:p>
-      <w:pPr>
-        <w:jc w:val="both"/>
-        <w:rPr>
-          <w:b/>
-          <w:bCs/>
-          <w:color w:val="D86DCB" w:themeColor="accent5" w:themeTint="99"/>
-          <w:sz w:val="32"/>
-          <w:szCs w:val="32"/>
-        </w:rPr>
-      </w:pPr>
-      <w:r>
-        <w:rPr>
-          <w:b/>
-          <w:bCs/>
-          <w:color w:val="D86DCB" w:themeColor="accent5" w:themeTint="99"/>
-          <w:sz w:val="32"/>
-          <w:szCs w:val="32"/>
-        </w:rPr>
-        <w:t xml:space="preserve">    </w:t>
-      </w:r>
-      <w:proofErr w:type="spellStart"/>
-      <w:proofErr w:type="gramStart"/>
-      <w:r>
-        <w:rPr>
-          <w:b/>
-          <w:bCs/>
-          <w:color w:val="D86DCB" w:themeColor="accent5" w:themeTint="99"/>
-          <w:sz w:val="32"/>
-          <w:szCs w:val="32"/>
-        </w:rPr>
-        <w:t>GetPage</w:t>
-      </w:r>
-      <w:proofErr w:type="spellEnd"/>
-      <w:r>
-        <w:rPr>
-          <w:b/>
-          <w:bCs/>
-          <w:color w:val="D86DCB" w:themeColor="accent5" w:themeTint="99"/>
-          <w:sz w:val="32"/>
-          <w:szCs w:val="32"/>
-        </w:rPr>
-        <w:t>(</w:t>
-      </w:r>
-      <w:proofErr w:type="gramEnd"/>
-      <w:r>
-        <w:rPr>
-          <w:b/>
-          <w:bCs/>
-          <w:color w:val="D86DCB" w:themeColor="accent5" w:themeTint="99"/>
-          <w:sz w:val="32"/>
-          <w:szCs w:val="32"/>
-        </w:rPr>
-        <w:t xml:space="preserve">name: '/cart', page: () =&gt; </w:t>
-      </w:r>
-      <w:proofErr w:type="spellStart"/>
-      <w:r>
-        <w:rPr>
-          <w:b/>
-          <w:bCs/>
-          <w:color w:val="D86DCB" w:themeColor="accent5" w:themeTint="99"/>
-          <w:sz w:val="32"/>
-          <w:szCs w:val="32"/>
-        </w:rPr>
-        <w:t>CartScreen</w:t>
-      </w:r>
-      <w:proofErr w:type="spellEnd"/>
-      <w:r>
-        <w:rPr>
-          <w:b/>
-          <w:bCs/>
-          <w:color w:val="D86DCB" w:themeColor="accent5" w:themeTint="99"/>
-          <w:sz w:val="32"/>
-          <w:szCs w:val="32"/>
-        </w:rPr>
-        <w:t>()), // no binding needed</w:t>
-      </w:r>
-    </w:p>
-    <w:p>
-      <w:pPr>
-        <w:jc w:val="both"/>
-        <w:rPr>
-          <w:b/>
-          <w:bCs/>
-          <w:color w:val="D86DCB" w:themeColor="accent5" w:themeTint="99"/>
-          <w:sz w:val="32"/>
-          <w:szCs w:val="32"/>
-        </w:rPr>
-      </w:pPr>
-      <w:r>
-        <w:rPr>
-          <w:b/>
-          <w:bCs/>
-          <w:color w:val="D86DCB" w:themeColor="accent5" w:themeTint="99"/>
-          <w:sz w:val="32"/>
-          <w:szCs w:val="32"/>
-        </w:rPr>
-        <w:t xml:space="preserve">  ],</w:t>
-      </w:r>
-    </w:p>
-    <w:p>
-      <w:pPr>
-        <w:jc w:val="both"/>
-        <w:rPr>
-          <w:b/>
-          <w:bCs/>
-          <w:color w:val="D86DCB" w:themeColor="accent5" w:themeTint="99"/>
-          <w:sz w:val="32"/>
-          <w:szCs w:val="32"/>
-        </w:rPr>
-      </w:pPr>
-      <w:r>
-        <w:rPr>
-          <w:b/>
-          <w:bCs/>
-          <w:color w:val="D86DCB" w:themeColor="accent5" w:themeTint="99"/>
-          <w:sz w:val="32"/>
-          <w:szCs w:val="32"/>
-        </w:rPr>
-        <w:t>)</w:t>
-      </w:r>
-    </w:p>
-    <w:p>
-      <w:pPr>
-        <w:jc w:val="both"/>
-        <w:rPr>
-          <w:sz w:val="32"/>
-          <w:szCs w:val="32"/>
-        </w:rPr>
-      </w:pPr>
-      <w:r>
-        <w:rPr>
-          <w:sz w:val="32"/>
-          <w:szCs w:val="32"/>
-        </w:rPr>
-        <w:t># Product binding</w:t>
       </w:r>
     </w:p>
     <w:p>
@@ -29226,9 +27407,1820 @@
           <w:sz w:val="32"/>
           <w:szCs w:val="32"/>
         </w:rPr>
+        <w:t>CartBinding</w:t>
+      </w:r>
+      <w:proofErr w:type="spellEnd"/>
+    </w:p>
+    <w:p>
+      <w:pPr>
+        <w:jc w:val="both"/>
+        <w:rPr>
+          <w:b/>
+          <w:bCs/>
+          <w:color w:val="D86DCB" w:themeColor="accent5" w:themeTint="99"/>
+          <w:sz w:val="32"/>
+          <w:szCs w:val="32"/>
+        </w:rPr>
+      </w:pPr>
+      <w:r>
+        <w:rPr>
+          <w:b/>
+          <w:bCs/>
+          <w:color w:val="D86DCB" w:themeColor="accent5" w:themeTint="99"/>
+          <w:sz w:val="32"/>
+          <w:szCs w:val="32"/>
+        </w:rPr>
+        <w:t xml:space="preserve">class </w:t>
+      </w:r>
+      <w:proofErr w:type="spellStart"/>
+      <w:r>
+        <w:rPr>
+          <w:b/>
+          <w:bCs/>
+          <w:color w:val="D86DCB" w:themeColor="accent5" w:themeTint="99"/>
+          <w:sz w:val="32"/>
+          <w:szCs w:val="32"/>
+        </w:rPr>
+        <w:t>CartBinding</w:t>
+      </w:r>
+      <w:proofErr w:type="spellEnd"/>
+      <w:r>
+        <w:rPr>
+          <w:b/>
+          <w:bCs/>
+          <w:color w:val="D86DCB" w:themeColor="accent5" w:themeTint="99"/>
+          <w:sz w:val="32"/>
+          <w:szCs w:val="32"/>
+        </w:rPr>
+        <w:t xml:space="preserve"> extends Bindings {</w:t>
+      </w:r>
+    </w:p>
+    <w:p>
+      <w:pPr>
+        <w:jc w:val="both"/>
+        <w:rPr>
+          <w:b/>
+          <w:bCs/>
+          <w:color w:val="D86DCB" w:themeColor="accent5" w:themeTint="99"/>
+          <w:sz w:val="32"/>
+          <w:szCs w:val="32"/>
+        </w:rPr>
+      </w:pPr>
+      <w:r>
+        <w:rPr>
+          <w:b/>
+          <w:bCs/>
+          <w:color w:val="D86DCB" w:themeColor="accent5" w:themeTint="99"/>
+          <w:sz w:val="32"/>
+          <w:szCs w:val="32"/>
+        </w:rPr>
+        <w:t xml:space="preserve">  @override</w:t>
+      </w:r>
+    </w:p>
+    <w:p>
+      <w:pPr>
+        <w:jc w:val="both"/>
+        <w:rPr>
+          <w:b/>
+          <w:bCs/>
+          <w:color w:val="D86DCB" w:themeColor="accent5" w:themeTint="99"/>
+          <w:sz w:val="32"/>
+          <w:szCs w:val="32"/>
+        </w:rPr>
+      </w:pPr>
+      <w:r>
+        <w:rPr>
+          <w:b/>
+          <w:bCs/>
+          <w:color w:val="D86DCB" w:themeColor="accent5" w:themeTint="99"/>
+          <w:sz w:val="32"/>
+          <w:szCs w:val="32"/>
+        </w:rPr>
+        <w:t xml:space="preserve">  void </w:t>
+      </w:r>
+      <w:proofErr w:type="gramStart"/>
+      <w:r>
+        <w:rPr>
+          <w:b/>
+          <w:bCs/>
+          <w:color w:val="D86DCB" w:themeColor="accent5" w:themeTint="99"/>
+          <w:sz w:val="32"/>
+          <w:szCs w:val="32"/>
+        </w:rPr>
+        <w:t>dependencies(</w:t>
+      </w:r>
+      <w:proofErr w:type="gramEnd"/>
+      <w:r>
+        <w:rPr>
+          <w:b/>
+          <w:bCs/>
+          <w:color w:val="D86DCB" w:themeColor="accent5" w:themeTint="99"/>
+          <w:sz w:val="32"/>
+          <w:szCs w:val="32"/>
+        </w:rPr>
+        <w:t>) {</w:t>
+      </w:r>
+    </w:p>
+    <w:p>
+      <w:pPr>
+        <w:jc w:val="both"/>
+        <w:rPr>
+          <w:b/>
+          <w:bCs/>
+          <w:color w:val="D86DCB" w:themeColor="accent5" w:themeTint="99"/>
+          <w:sz w:val="32"/>
+          <w:szCs w:val="32"/>
+        </w:rPr>
+      </w:pPr>
+      <w:r>
+        <w:rPr>
+          <w:b/>
+          <w:bCs/>
+          <w:color w:val="D86DCB" w:themeColor="accent5" w:themeTint="99"/>
+          <w:sz w:val="32"/>
+          <w:szCs w:val="32"/>
+        </w:rPr>
+        <w:t xml:space="preserve">    </w:t>
+      </w:r>
+      <w:proofErr w:type="spellStart"/>
+      <w:r>
+        <w:rPr>
+          <w:b/>
+          <w:bCs/>
+          <w:color w:val="D86DCB" w:themeColor="accent5" w:themeTint="99"/>
+          <w:sz w:val="32"/>
+          <w:szCs w:val="32"/>
+        </w:rPr>
+        <w:t>Get.lazyPut</w:t>
+      </w:r>
+      <w:proofErr w:type="spellEnd"/>
+      <w:r>
+        <w:rPr>
+          <w:b/>
+          <w:bCs/>
+          <w:color w:val="D86DCB" w:themeColor="accent5" w:themeTint="99"/>
+          <w:sz w:val="32"/>
+          <w:szCs w:val="32"/>
+        </w:rPr>
+        <w:t xml:space="preserve">(() =&gt; </w:t>
+      </w:r>
+      <w:proofErr w:type="spellStart"/>
+      <w:proofErr w:type="gramStart"/>
+      <w:r>
+        <w:rPr>
+          <w:b/>
+          <w:bCs/>
+          <w:color w:val="D86DCB" w:themeColor="accent5" w:themeTint="99"/>
+          <w:sz w:val="32"/>
+          <w:szCs w:val="32"/>
+        </w:rPr>
+        <w:t>CartController</w:t>
+      </w:r>
+      <w:proofErr w:type="spellEnd"/>
+      <w:r>
+        <w:rPr>
+          <w:b/>
+          <w:bCs/>
+          <w:color w:val="D86DCB" w:themeColor="accent5" w:themeTint="99"/>
+          <w:sz w:val="32"/>
+          <w:szCs w:val="32"/>
+        </w:rPr>
+        <w:t>(</w:t>
+      </w:r>
+      <w:proofErr w:type="gramEnd"/>
+      <w:r>
+        <w:rPr>
+          <w:b/>
+          <w:bCs/>
+          <w:color w:val="D86DCB" w:themeColor="accent5" w:themeTint="99"/>
+          <w:sz w:val="32"/>
+          <w:szCs w:val="32"/>
+        </w:rPr>
+        <w:t xml:space="preserve">), </w:t>
+      </w:r>
+      <w:proofErr w:type="spellStart"/>
+      <w:r>
+        <w:rPr>
+          <w:b/>
+          <w:bCs/>
+          <w:color w:val="D86DCB" w:themeColor="accent5" w:themeTint="99"/>
+          <w:sz w:val="32"/>
+          <w:szCs w:val="32"/>
+        </w:rPr>
+        <w:t>fenix</w:t>
+      </w:r>
+      <w:proofErr w:type="spellEnd"/>
+      <w:r>
+        <w:rPr>
+          <w:b/>
+          <w:bCs/>
+          <w:color w:val="D86DCB" w:themeColor="accent5" w:themeTint="99"/>
+          <w:sz w:val="32"/>
+          <w:szCs w:val="32"/>
+        </w:rPr>
+        <w:t>: true); // auto-recreates if deleted</w:t>
+      </w:r>
+    </w:p>
+    <w:p>
+      <w:pPr>
+        <w:jc w:val="both"/>
+        <w:rPr>
+          <w:b/>
+          <w:bCs/>
+          <w:color w:val="D86DCB" w:themeColor="accent5" w:themeTint="99"/>
+          <w:sz w:val="32"/>
+          <w:szCs w:val="32"/>
+        </w:rPr>
+      </w:pPr>
+      <w:r>
+        <w:rPr>
+          <w:b/>
+          <w:bCs/>
+          <w:color w:val="D86DCB" w:themeColor="accent5" w:themeTint="99"/>
+          <w:sz w:val="32"/>
+          <w:szCs w:val="32"/>
+        </w:rPr>
+        <w:t xml:space="preserve">  }</w:t>
+      </w:r>
+    </w:p>
+    <w:p>
+      <w:pPr>
+        <w:jc w:val="both"/>
+        <w:rPr>
+          <w:b/>
+          <w:bCs/>
+          <w:color w:val="D86DCB" w:themeColor="accent5" w:themeTint="99"/>
+          <w:sz w:val="32"/>
+          <w:szCs w:val="32"/>
+        </w:rPr>
+      </w:pPr>
+      <w:r>
+        <w:rPr>
+          <w:b/>
+          <w:bCs/>
+          <w:color w:val="D86DCB" w:themeColor="accent5" w:themeTint="99"/>
+          <w:sz w:val="32"/>
+          <w:szCs w:val="32"/>
+        </w:rPr>
+        <w:t>}</w:t>
+      </w:r>
+    </w:p>
+    <w:p>
+      <w:pPr>
+        <w:jc w:val="both"/>
+        <w:rPr>
+          <w:b/>
+          <w:bCs/>
+          <w:color w:val="D86DCB" w:themeColor="accent5" w:themeTint="99"/>
+          <w:sz w:val="32"/>
+          <w:szCs w:val="32"/>
+        </w:rPr>
+      </w:pPr>
+      <w:r>
+        <w:rPr>
+          <w:b/>
+          <w:bCs/>
+          <w:color w:val="D86DCB" w:themeColor="accent5" w:themeTint="99"/>
+          <w:sz w:val="32"/>
+          <w:szCs w:val="32"/>
+        </w:rPr>
+        <w:t xml:space="preserve">// </w:t>
+      </w:r>
+      <w:proofErr w:type="spellStart"/>
+      <w:r>
+        <w:rPr>
+          <w:b/>
+          <w:bCs/>
+          <w:color w:val="D86DCB" w:themeColor="accent5" w:themeTint="99"/>
+          <w:sz w:val="32"/>
+          <w:szCs w:val="32"/>
+        </w:rPr>
         <w:t>ProductBinding</w:t>
       </w:r>
       <w:proofErr w:type="spellEnd"/>
+    </w:p>
+    <w:p>
+      <w:pPr>
+        <w:jc w:val="both"/>
+        <w:rPr>
+          <w:b/>
+          <w:bCs/>
+          <w:color w:val="D86DCB" w:themeColor="accent5" w:themeTint="99"/>
+          <w:sz w:val="32"/>
+          <w:szCs w:val="32"/>
+        </w:rPr>
+      </w:pPr>
+      <w:r>
+        <w:rPr>
+          <w:b/>
+          <w:bCs/>
+          <w:color w:val="D86DCB" w:themeColor="accent5" w:themeTint="99"/>
+          <w:sz w:val="32"/>
+          <w:szCs w:val="32"/>
+        </w:rPr>
+        <w:t xml:space="preserve">class </w:t>
+      </w:r>
+      <w:proofErr w:type="spellStart"/>
+      <w:r>
+        <w:rPr>
+          <w:b/>
+          <w:bCs/>
+          <w:color w:val="D86DCB" w:themeColor="accent5" w:themeTint="99"/>
+          <w:sz w:val="32"/>
+          <w:szCs w:val="32"/>
+        </w:rPr>
+        <w:t>ProductBinding</w:t>
+      </w:r>
+      <w:proofErr w:type="spellEnd"/>
+      <w:r>
+        <w:rPr>
+          <w:b/>
+          <w:bCs/>
+          <w:color w:val="D86DCB" w:themeColor="accent5" w:themeTint="99"/>
+          <w:sz w:val="32"/>
+          <w:szCs w:val="32"/>
+        </w:rPr>
+        <w:t xml:space="preserve"> extends Bindings {</w:t>
+      </w:r>
+    </w:p>
+    <w:p>
+      <w:pPr>
+        <w:jc w:val="both"/>
+        <w:rPr>
+          <w:b/>
+          <w:bCs/>
+          <w:color w:val="D86DCB" w:themeColor="accent5" w:themeTint="99"/>
+          <w:sz w:val="32"/>
+          <w:szCs w:val="32"/>
+        </w:rPr>
+      </w:pPr>
+      <w:r>
+        <w:rPr>
+          <w:b/>
+          <w:bCs/>
+          <w:color w:val="D86DCB" w:themeColor="accent5" w:themeTint="99"/>
+          <w:sz w:val="32"/>
+          <w:szCs w:val="32"/>
+        </w:rPr>
+        <w:t xml:space="preserve">  @override</w:t>
+      </w:r>
+    </w:p>
+    <w:p>
+      <w:pPr>
+        <w:jc w:val="both"/>
+        <w:rPr>
+          <w:b/>
+          <w:bCs/>
+          <w:color w:val="D86DCB" w:themeColor="accent5" w:themeTint="99"/>
+          <w:sz w:val="32"/>
+          <w:szCs w:val="32"/>
+        </w:rPr>
+      </w:pPr>
+      <w:r>
+        <w:rPr>
+          <w:b/>
+          <w:bCs/>
+          <w:color w:val="D86DCB" w:themeColor="accent5" w:themeTint="99"/>
+          <w:sz w:val="32"/>
+          <w:szCs w:val="32"/>
+        </w:rPr>
+        <w:t xml:space="preserve">  void </w:t>
+      </w:r>
+      <w:proofErr w:type="gramStart"/>
+      <w:r>
+        <w:rPr>
+          <w:b/>
+          <w:bCs/>
+          <w:color w:val="D86DCB" w:themeColor="accent5" w:themeTint="99"/>
+          <w:sz w:val="32"/>
+          <w:szCs w:val="32"/>
+        </w:rPr>
+        <w:t>dependencies(</w:t>
+      </w:r>
+      <w:proofErr w:type="gramEnd"/>
+      <w:r>
+        <w:rPr>
+          <w:b/>
+          <w:bCs/>
+          <w:color w:val="D86DCB" w:themeColor="accent5" w:themeTint="99"/>
+          <w:sz w:val="32"/>
+          <w:szCs w:val="32"/>
+        </w:rPr>
+        <w:t>) {</w:t>
+      </w:r>
+    </w:p>
+    <w:p>
+      <w:pPr>
+        <w:jc w:val="both"/>
+        <w:rPr>
+          <w:b/>
+          <w:bCs/>
+          <w:color w:val="D86DCB" w:themeColor="accent5" w:themeTint="99"/>
+          <w:sz w:val="32"/>
+          <w:szCs w:val="32"/>
+        </w:rPr>
+      </w:pPr>
+      <w:r>
+        <w:rPr>
+          <w:b/>
+          <w:bCs/>
+          <w:color w:val="D86DCB" w:themeColor="accent5" w:themeTint="99"/>
+          <w:sz w:val="32"/>
+          <w:szCs w:val="32"/>
+        </w:rPr>
+        <w:t xml:space="preserve">    </w:t>
+      </w:r>
+      <w:proofErr w:type="spellStart"/>
+      <w:r>
+        <w:rPr>
+          <w:b/>
+          <w:bCs/>
+          <w:color w:val="D86DCB" w:themeColor="accent5" w:themeTint="99"/>
+          <w:sz w:val="32"/>
+          <w:szCs w:val="32"/>
+        </w:rPr>
+        <w:t>Get.lazyPut</w:t>
+      </w:r>
+      <w:proofErr w:type="spellEnd"/>
+      <w:r>
+        <w:rPr>
+          <w:b/>
+          <w:bCs/>
+          <w:color w:val="D86DCB" w:themeColor="accent5" w:themeTint="99"/>
+          <w:sz w:val="32"/>
+          <w:szCs w:val="32"/>
+        </w:rPr>
+        <w:t xml:space="preserve">(() =&gt; </w:t>
+      </w:r>
+      <w:proofErr w:type="spellStart"/>
+      <w:proofErr w:type="gramStart"/>
+      <w:r>
+        <w:rPr>
+          <w:b/>
+          <w:bCs/>
+          <w:color w:val="D86DCB" w:themeColor="accent5" w:themeTint="99"/>
+          <w:sz w:val="32"/>
+          <w:szCs w:val="32"/>
+        </w:rPr>
+        <w:t>CartController</w:t>
+      </w:r>
+      <w:proofErr w:type="spellEnd"/>
+      <w:r>
+        <w:rPr>
+          <w:b/>
+          <w:bCs/>
+          <w:color w:val="D86DCB" w:themeColor="accent5" w:themeTint="99"/>
+          <w:sz w:val="32"/>
+          <w:szCs w:val="32"/>
+        </w:rPr>
+        <w:t>(</w:t>
+      </w:r>
+      <w:proofErr w:type="gramEnd"/>
+      <w:r>
+        <w:rPr>
+          <w:b/>
+          <w:bCs/>
+          <w:color w:val="D86DCB" w:themeColor="accent5" w:themeTint="99"/>
+          <w:sz w:val="32"/>
+          <w:szCs w:val="32"/>
+        </w:rPr>
+        <w:t xml:space="preserve">), </w:t>
+      </w:r>
+      <w:proofErr w:type="spellStart"/>
+      <w:r>
+        <w:rPr>
+          <w:b/>
+          <w:bCs/>
+          <w:color w:val="D86DCB" w:themeColor="accent5" w:themeTint="99"/>
+          <w:sz w:val="32"/>
+          <w:szCs w:val="32"/>
+        </w:rPr>
+        <w:t>fenix</w:t>
+      </w:r>
+      <w:proofErr w:type="spellEnd"/>
+      <w:r>
+        <w:rPr>
+          <w:b/>
+          <w:bCs/>
+          <w:color w:val="D86DCB" w:themeColor="accent5" w:themeTint="99"/>
+          <w:sz w:val="32"/>
+          <w:szCs w:val="32"/>
+        </w:rPr>
+        <w:t>: true); // same tag, reuses instance</w:t>
+      </w:r>
+    </w:p>
+    <w:p>
+      <w:pPr>
+        <w:jc w:val="both"/>
+        <w:rPr>
+          <w:b/>
+          <w:bCs/>
+          <w:color w:val="D86DCB" w:themeColor="accent5" w:themeTint="99"/>
+          <w:sz w:val="32"/>
+          <w:szCs w:val="32"/>
+        </w:rPr>
+      </w:pPr>
+      <w:r>
+        <w:rPr>
+          <w:b/>
+          <w:bCs/>
+          <w:color w:val="D86DCB" w:themeColor="accent5" w:themeTint="99"/>
+          <w:sz w:val="32"/>
+          <w:szCs w:val="32"/>
+        </w:rPr>
+        <w:t xml:space="preserve">  }</w:t>
+      </w:r>
+    </w:p>
+    <w:p>
+      <w:pPr>
+        <w:jc w:val="both"/>
+        <w:rPr>
+          <w:b/>
+          <w:bCs/>
+          <w:color w:val="D86DCB" w:themeColor="accent5" w:themeTint="99"/>
+          <w:sz w:val="32"/>
+          <w:szCs w:val="32"/>
+        </w:rPr>
+      </w:pPr>
+      <w:r>
+        <w:rPr>
+          <w:b/>
+          <w:bCs/>
+          <w:color w:val="D86DCB" w:themeColor="accent5" w:themeTint="99"/>
+          <w:sz w:val="32"/>
+          <w:szCs w:val="32"/>
+        </w:rPr>
+        <w:t>}</w:t>
+      </w:r>
+    </w:p>
+    <w:p>
+      <w:pPr>
+        <w:jc w:val="both"/>
+        <w:rPr>
+          <w:sz w:val="32"/>
+          <w:szCs w:val="32"/>
+        </w:rPr>
+      </w:pPr>
+      <w:r>
+        <w:rPr>
+          <w:sz w:val="32"/>
+          <w:szCs w:val="32"/>
+        </w:rPr>
+        <w:t xml:space="preserve"># Then in </w:t>
+      </w:r>
+      <w:proofErr w:type="spellStart"/>
+      <w:proofErr w:type="gramStart"/>
+      <w:r>
+        <w:rPr>
+          <w:b/>
+          <w:bCs/>
+          <w:sz w:val="32"/>
+          <w:szCs w:val="32"/>
+        </w:rPr>
+        <w:t>GetMaterialApp</w:t>
+      </w:r>
+      <w:proofErr w:type="spellEnd"/>
+      <w:r>
+        <w:rPr>
+          <w:b/>
+          <w:bCs/>
+          <w:sz w:val="32"/>
+          <w:szCs w:val="32"/>
+        </w:rPr>
+        <w:t>(</w:t>
+      </w:r>
+      <w:proofErr w:type="gramEnd"/>
+      <w:r>
+        <w:rPr>
+          <w:b/>
+          <w:bCs/>
+          <w:sz w:val="32"/>
+          <w:szCs w:val="32"/>
+        </w:rPr>
+        <w:t>)</w:t>
+      </w:r>
+    </w:p>
+    <w:p>
+      <w:pPr>
+        <w:jc w:val="both"/>
+        <w:rPr>
+          <w:b/>
+          <w:bCs/>
+          <w:color w:val="D86DCB" w:themeColor="accent5" w:themeTint="99"/>
+          <w:sz w:val="32"/>
+          <w:szCs w:val="32"/>
+        </w:rPr>
+      </w:pPr>
+      <w:r>
+        <w:rPr>
+          <w:b/>
+          <w:bCs/>
+          <w:color w:val="D86DCB" w:themeColor="accent5" w:themeTint="99"/>
+          <w:sz w:val="32"/>
+          <w:szCs w:val="32"/>
+        </w:rPr>
+        <w:t xml:space="preserve">// </w:t>
+      </w:r>
+      <w:proofErr w:type="spellStart"/>
+      <w:r>
+        <w:rPr>
+          <w:b/>
+          <w:bCs/>
+          <w:color w:val="D86DCB" w:themeColor="accent5" w:themeTint="99"/>
+          <w:sz w:val="32"/>
+          <w:szCs w:val="32"/>
+        </w:rPr>
+        <w:t>GetPage</w:t>
+      </w:r>
+      <w:proofErr w:type="spellEnd"/>
+      <w:r>
+        <w:rPr>
+          <w:b/>
+          <w:bCs/>
+          <w:color w:val="D86DCB" w:themeColor="accent5" w:themeTint="99"/>
+          <w:sz w:val="32"/>
+          <w:szCs w:val="32"/>
+        </w:rPr>
+        <w:t xml:space="preserve"> routing</w:t>
+      </w:r>
+    </w:p>
+    <w:p>
+      <w:pPr>
+        <w:jc w:val="both"/>
+        <w:rPr>
+          <w:b/>
+          <w:bCs/>
+          <w:color w:val="D86DCB" w:themeColor="accent5" w:themeTint="99"/>
+          <w:sz w:val="32"/>
+          <w:szCs w:val="32"/>
+        </w:rPr>
+      </w:pPr>
+      <w:proofErr w:type="spellStart"/>
+      <w:proofErr w:type="gramStart"/>
+      <w:r>
+        <w:rPr>
+          <w:b/>
+          <w:bCs/>
+          <w:color w:val="D86DCB" w:themeColor="accent5" w:themeTint="99"/>
+          <w:sz w:val="32"/>
+          <w:szCs w:val="32"/>
+        </w:rPr>
+        <w:t>GetPage</w:t>
+      </w:r>
+      <w:proofErr w:type="spellEnd"/>
+      <w:r>
+        <w:rPr>
+          <w:b/>
+          <w:bCs/>
+          <w:color w:val="D86DCB" w:themeColor="accent5" w:themeTint="99"/>
+          <w:sz w:val="32"/>
+          <w:szCs w:val="32"/>
+        </w:rPr>
+        <w:t>(</w:t>
+      </w:r>
+      <w:proofErr w:type="gramEnd"/>
+      <w:r>
+        <w:rPr>
+          <w:b/>
+          <w:bCs/>
+          <w:color w:val="D86DCB" w:themeColor="accent5" w:themeTint="99"/>
+          <w:sz w:val="32"/>
+          <w:szCs w:val="32"/>
+        </w:rPr>
+        <w:t xml:space="preserve">name: '/cart', page: () =&gt; </w:t>
+      </w:r>
+      <w:proofErr w:type="spellStart"/>
+      <w:r>
+        <w:rPr>
+          <w:b/>
+          <w:bCs/>
+          <w:color w:val="D86DCB" w:themeColor="accent5" w:themeTint="99"/>
+          <w:sz w:val="32"/>
+          <w:szCs w:val="32"/>
+        </w:rPr>
+        <w:t>CartScreen</w:t>
+      </w:r>
+      <w:proofErr w:type="spellEnd"/>
+      <w:r>
+        <w:rPr>
+          <w:b/>
+          <w:bCs/>
+          <w:color w:val="D86DCB" w:themeColor="accent5" w:themeTint="99"/>
+          <w:sz w:val="32"/>
+          <w:szCs w:val="32"/>
+        </w:rPr>
+        <w:t xml:space="preserve">(), binding: </w:t>
+      </w:r>
+      <w:proofErr w:type="spellStart"/>
+      <w:r>
+        <w:rPr>
+          <w:b/>
+          <w:bCs/>
+          <w:color w:val="D86DCB" w:themeColor="accent5" w:themeTint="99"/>
+          <w:sz w:val="32"/>
+          <w:szCs w:val="32"/>
+        </w:rPr>
+        <w:t>CartBinding</w:t>
+      </w:r>
+      <w:proofErr w:type="spellEnd"/>
+      <w:r>
+        <w:rPr>
+          <w:b/>
+          <w:bCs/>
+          <w:color w:val="D86DCB" w:themeColor="accent5" w:themeTint="99"/>
+          <w:sz w:val="32"/>
+          <w:szCs w:val="32"/>
+        </w:rPr>
+        <w:t>()),</w:t>
+      </w:r>
+    </w:p>
+    <w:p>
+      <w:pPr>
+        <w:jc w:val="both"/>
+        <w:rPr>
+          <w:b/>
+          <w:bCs/>
+          <w:color w:val="D86DCB" w:themeColor="accent5" w:themeTint="99"/>
+          <w:sz w:val="32"/>
+          <w:szCs w:val="32"/>
+        </w:rPr>
+      </w:pPr>
+      <w:proofErr w:type="spellStart"/>
+      <w:proofErr w:type="gramStart"/>
+      <w:r>
+        <w:rPr>
+          <w:b/>
+          <w:bCs/>
+          <w:color w:val="D86DCB" w:themeColor="accent5" w:themeTint="99"/>
+          <w:sz w:val="32"/>
+          <w:szCs w:val="32"/>
+        </w:rPr>
+        <w:t>GetPage</w:t>
+      </w:r>
+      <w:proofErr w:type="spellEnd"/>
+      <w:r>
+        <w:rPr>
+          <w:b/>
+          <w:bCs/>
+          <w:color w:val="D86DCB" w:themeColor="accent5" w:themeTint="99"/>
+          <w:sz w:val="32"/>
+          <w:szCs w:val="32"/>
+        </w:rPr>
+        <w:t>(</w:t>
+      </w:r>
+      <w:proofErr w:type="gramEnd"/>
+      <w:r>
+        <w:rPr>
+          <w:b/>
+          <w:bCs/>
+          <w:color w:val="D86DCB" w:themeColor="accent5" w:themeTint="99"/>
+          <w:sz w:val="32"/>
+          <w:szCs w:val="32"/>
+        </w:rPr>
+        <w:t xml:space="preserve">name: '/product', page: () =&gt; </w:t>
+      </w:r>
+      <w:proofErr w:type="spellStart"/>
+      <w:r>
+        <w:rPr>
+          <w:b/>
+          <w:bCs/>
+          <w:color w:val="D86DCB" w:themeColor="accent5" w:themeTint="99"/>
+          <w:sz w:val="32"/>
+          <w:szCs w:val="32"/>
+        </w:rPr>
+        <w:t>ProductScreen</w:t>
+      </w:r>
+      <w:proofErr w:type="spellEnd"/>
+      <w:r>
+        <w:rPr>
+          <w:b/>
+          <w:bCs/>
+          <w:color w:val="D86DCB" w:themeColor="accent5" w:themeTint="99"/>
+          <w:sz w:val="32"/>
+          <w:szCs w:val="32"/>
+        </w:rPr>
+        <w:t xml:space="preserve">(), binding: </w:t>
+      </w:r>
+      <w:proofErr w:type="spellStart"/>
+      <w:r>
+        <w:rPr>
+          <w:b/>
+          <w:bCs/>
+          <w:color w:val="D86DCB" w:themeColor="accent5" w:themeTint="99"/>
+          <w:sz w:val="32"/>
+          <w:szCs w:val="32"/>
+        </w:rPr>
+        <w:t>ProductBinding</w:t>
+      </w:r>
+      <w:proofErr w:type="spellEnd"/>
+      <w:r>
+        <w:rPr>
+          <w:b/>
+          <w:bCs/>
+          <w:color w:val="D86DCB" w:themeColor="accent5" w:themeTint="99"/>
+          <w:sz w:val="32"/>
+          <w:szCs w:val="32"/>
+        </w:rPr>
+        <w:t>()),</w:t>
+      </w:r>
+    </w:p>
+    <w:p>
+      <w:pPr>
+        <w:jc w:val="both"/>
+        <w:rPr>
+          <w:sz w:val="32"/>
+          <w:szCs w:val="32"/>
+        </w:rPr>
+      </w:pPr>
+    </w:p>
+    <w:p>
+      <w:pPr>
+        <w:jc w:val="both"/>
+        <w:rPr>
+          <w:sz w:val="32"/>
+          <w:szCs w:val="32"/>
+        </w:rPr>
+      </w:pPr>
+      <w:r>
+        <w:rPr>
+          <w:sz w:val="32"/>
+          <w:szCs w:val="32"/>
+        </w:rPr>
+        <w:lastRenderedPageBreak/>
+        <w:t xml:space="preserve">Solution-2, </w:t>
+      </w:r>
+      <w:proofErr w:type="spellStart"/>
+      <w:proofErr w:type="gramStart"/>
+      <w:r>
+        <w:rPr>
+          <w:b/>
+          <w:bCs/>
+          <w:sz w:val="32"/>
+          <w:szCs w:val="32"/>
+        </w:rPr>
+        <w:t>Get.put</w:t>
+      </w:r>
+      <w:proofErr w:type="spellEnd"/>
+      <w:r>
+        <w:rPr>
+          <w:b/>
+          <w:bCs/>
+          <w:sz w:val="32"/>
+          <w:szCs w:val="32"/>
+        </w:rPr>
+        <w:t>(</w:t>
+      </w:r>
+      <w:proofErr w:type="gramEnd"/>
+      <w:r>
+        <w:rPr>
+          <w:b/>
+          <w:bCs/>
+          <w:sz w:val="32"/>
+          <w:szCs w:val="32"/>
+        </w:rPr>
+        <w:t>)</w:t>
+      </w:r>
+      <w:r>
+        <w:rPr>
+          <w:sz w:val="32"/>
+          <w:szCs w:val="32"/>
+        </w:rPr>
+        <w:t xml:space="preserve"> </w:t>
+      </w:r>
+      <w:r>
+        <w:rPr>
+          <w:sz w:val="32"/>
+          <w:szCs w:val="32"/>
+        </w:rPr>
+        <w:t xml:space="preserve">with </w:t>
+      </w:r>
+      <w:r>
+        <w:rPr>
+          <w:b/>
+          <w:bCs/>
+          <w:sz w:val="32"/>
+          <w:szCs w:val="32"/>
+        </w:rPr>
+        <w:t>permanent: true</w:t>
+      </w:r>
+      <w:r>
+        <w:rPr>
+          <w:sz w:val="32"/>
+          <w:szCs w:val="32"/>
+        </w:rPr>
+        <w:t xml:space="preserve"> </w:t>
+      </w:r>
+      <w:r>
+        <w:rPr>
+          <w:sz w:val="32"/>
+          <w:szCs w:val="32"/>
+        </w:rPr>
+        <w:t>in a Parent / App-Level Binding (Best for Cart)</w:t>
+      </w:r>
+      <w:r>
+        <w:rPr>
+          <w:sz w:val="32"/>
+          <w:szCs w:val="32"/>
+        </w:rPr>
+        <w:t>:</w:t>
+      </w:r>
+    </w:p>
+    <w:p>
+      <w:pPr>
+        <w:jc w:val="both"/>
+        <w:rPr>
+          <w:sz w:val="32"/>
+          <w:szCs w:val="32"/>
+        </w:rPr>
+      </w:pPr>
+      <w:r>
+        <w:rPr>
+          <w:sz w:val="32"/>
+          <w:szCs w:val="32"/>
+        </w:rPr>
+        <w:t xml:space="preserve"># </w:t>
+      </w:r>
+      <w:r>
+        <w:rPr>
+          <w:sz w:val="32"/>
+          <w:szCs w:val="32"/>
+        </w:rPr>
+        <w:t>Register the cart controller as permanent and product controller stays in its own binding (its screen specific)</w:t>
+      </w:r>
+    </w:p>
+    <w:p>
+      <w:pPr>
+        <w:jc w:val="both"/>
+        <w:rPr>
+          <w:sz w:val="32"/>
+          <w:szCs w:val="32"/>
+        </w:rPr>
+      </w:pPr>
+      <w:r>
+        <w:rPr>
+          <w:sz w:val="32"/>
+          <w:szCs w:val="32"/>
+        </w:rPr>
+        <w:t xml:space="preserve"># No binding is needed for cart controller in </w:t>
+      </w:r>
+      <w:proofErr w:type="spellStart"/>
+      <w:proofErr w:type="gramStart"/>
+      <w:r>
+        <w:rPr>
+          <w:b/>
+          <w:bCs/>
+          <w:sz w:val="32"/>
+          <w:szCs w:val="32"/>
+        </w:rPr>
+        <w:t>GetPage</w:t>
+      </w:r>
+      <w:proofErr w:type="spellEnd"/>
+      <w:r>
+        <w:rPr>
+          <w:b/>
+          <w:bCs/>
+          <w:sz w:val="32"/>
+          <w:szCs w:val="32"/>
+        </w:rPr>
+        <w:t>(</w:t>
+      </w:r>
+      <w:proofErr w:type="gramEnd"/>
+      <w:r>
+        <w:rPr>
+          <w:b/>
+          <w:bCs/>
+          <w:sz w:val="32"/>
+          <w:szCs w:val="32"/>
+        </w:rPr>
+        <w:t>)</w:t>
+      </w:r>
+      <w:r>
+        <w:rPr>
+          <w:sz w:val="32"/>
+          <w:szCs w:val="32"/>
+        </w:rPr>
+        <w:t xml:space="preserve"> of cart screen cause its already banded in</w:t>
+      </w:r>
+      <w:r>
+        <w:rPr>
+          <w:b/>
+          <w:bCs/>
+          <w:sz w:val="32"/>
+          <w:szCs w:val="32"/>
+        </w:rPr>
+        <w:t xml:space="preserve"> </w:t>
+      </w:r>
+      <w:proofErr w:type="spellStart"/>
+      <w:r>
+        <w:rPr>
+          <w:b/>
+          <w:bCs/>
+          <w:sz w:val="32"/>
+          <w:szCs w:val="32"/>
+        </w:rPr>
+        <w:t>initialBinding</w:t>
+      </w:r>
+      <w:proofErr w:type="spellEnd"/>
+      <w:r>
+        <w:rPr>
+          <w:b/>
+          <w:bCs/>
+          <w:sz w:val="32"/>
+          <w:szCs w:val="32"/>
+        </w:rPr>
+        <w:t xml:space="preserve">: </w:t>
+      </w:r>
+    </w:p>
+    <w:p>
+      <w:pPr>
+        <w:jc w:val="both"/>
+        <w:rPr>
+          <w:b/>
+          <w:bCs/>
+          <w:color w:val="D86DCB" w:themeColor="accent5" w:themeTint="99"/>
+          <w:sz w:val="32"/>
+          <w:szCs w:val="32"/>
+        </w:rPr>
+      </w:pPr>
+      <w:r>
+        <w:rPr>
+          <w:b/>
+          <w:bCs/>
+          <w:color w:val="D86DCB" w:themeColor="accent5" w:themeTint="99"/>
+          <w:sz w:val="32"/>
+          <w:szCs w:val="32"/>
+        </w:rPr>
+        <w:t xml:space="preserve">// </w:t>
+      </w:r>
+      <w:proofErr w:type="spellStart"/>
+      <w:r>
+        <w:rPr>
+          <w:b/>
+          <w:bCs/>
+          <w:color w:val="D86DCB" w:themeColor="accent5" w:themeTint="99"/>
+          <w:sz w:val="32"/>
+          <w:szCs w:val="32"/>
+        </w:rPr>
+        <w:t>AppBinding</w:t>
+      </w:r>
+      <w:proofErr w:type="spellEnd"/>
+      <w:r>
+        <w:rPr>
+          <w:b/>
+          <w:bCs/>
+          <w:color w:val="D86DCB" w:themeColor="accent5" w:themeTint="99"/>
+          <w:sz w:val="32"/>
+          <w:szCs w:val="32"/>
+        </w:rPr>
+        <w:t xml:space="preserve">, registered in </w:t>
+      </w:r>
+      <w:proofErr w:type="spellStart"/>
+      <w:r>
+        <w:rPr>
+          <w:b/>
+          <w:bCs/>
+          <w:color w:val="D86DCB" w:themeColor="accent5" w:themeTint="99"/>
+          <w:sz w:val="32"/>
+          <w:szCs w:val="32"/>
+        </w:rPr>
+        <w:t>initialBinding</w:t>
+      </w:r>
+      <w:proofErr w:type="spellEnd"/>
+    </w:p>
+    <w:p>
+      <w:pPr>
+        <w:jc w:val="both"/>
+        <w:rPr>
+          <w:b/>
+          <w:bCs/>
+          <w:color w:val="D86DCB" w:themeColor="accent5" w:themeTint="99"/>
+          <w:sz w:val="32"/>
+          <w:szCs w:val="32"/>
+        </w:rPr>
+      </w:pPr>
+      <w:r>
+        <w:rPr>
+          <w:b/>
+          <w:bCs/>
+          <w:color w:val="D86DCB" w:themeColor="accent5" w:themeTint="99"/>
+          <w:sz w:val="32"/>
+          <w:szCs w:val="32"/>
+        </w:rPr>
+        <w:t xml:space="preserve">class </w:t>
+      </w:r>
+      <w:proofErr w:type="spellStart"/>
+      <w:r>
+        <w:rPr>
+          <w:b/>
+          <w:bCs/>
+          <w:color w:val="D86DCB" w:themeColor="accent5" w:themeTint="99"/>
+          <w:sz w:val="32"/>
+          <w:szCs w:val="32"/>
+        </w:rPr>
+        <w:t>AppBinding</w:t>
+      </w:r>
+      <w:proofErr w:type="spellEnd"/>
+      <w:r>
+        <w:rPr>
+          <w:b/>
+          <w:bCs/>
+          <w:color w:val="D86DCB" w:themeColor="accent5" w:themeTint="99"/>
+          <w:sz w:val="32"/>
+          <w:szCs w:val="32"/>
+        </w:rPr>
+        <w:t xml:space="preserve"> extends Bindings {</w:t>
+      </w:r>
+    </w:p>
+    <w:p>
+      <w:pPr>
+        <w:jc w:val="both"/>
+        <w:rPr>
+          <w:b/>
+          <w:bCs/>
+          <w:color w:val="D86DCB" w:themeColor="accent5" w:themeTint="99"/>
+          <w:sz w:val="32"/>
+          <w:szCs w:val="32"/>
+        </w:rPr>
+      </w:pPr>
+      <w:r>
+        <w:rPr>
+          <w:b/>
+          <w:bCs/>
+          <w:color w:val="D86DCB" w:themeColor="accent5" w:themeTint="99"/>
+          <w:sz w:val="32"/>
+          <w:szCs w:val="32"/>
+        </w:rPr>
+        <w:t xml:space="preserve">  @override</w:t>
+      </w:r>
+    </w:p>
+    <w:p>
+      <w:pPr>
+        <w:jc w:val="both"/>
+        <w:rPr>
+          <w:b/>
+          <w:bCs/>
+          <w:color w:val="D86DCB" w:themeColor="accent5" w:themeTint="99"/>
+          <w:sz w:val="32"/>
+          <w:szCs w:val="32"/>
+        </w:rPr>
+      </w:pPr>
+      <w:r>
+        <w:rPr>
+          <w:b/>
+          <w:bCs/>
+          <w:color w:val="D86DCB" w:themeColor="accent5" w:themeTint="99"/>
+          <w:sz w:val="32"/>
+          <w:szCs w:val="32"/>
+        </w:rPr>
+        <w:t xml:space="preserve">  void </w:t>
+      </w:r>
+      <w:proofErr w:type="gramStart"/>
+      <w:r>
+        <w:rPr>
+          <w:b/>
+          <w:bCs/>
+          <w:color w:val="D86DCB" w:themeColor="accent5" w:themeTint="99"/>
+          <w:sz w:val="32"/>
+          <w:szCs w:val="32"/>
+        </w:rPr>
+        <w:t>dependencies(</w:t>
+      </w:r>
+      <w:proofErr w:type="gramEnd"/>
+      <w:r>
+        <w:rPr>
+          <w:b/>
+          <w:bCs/>
+          <w:color w:val="D86DCB" w:themeColor="accent5" w:themeTint="99"/>
+          <w:sz w:val="32"/>
+          <w:szCs w:val="32"/>
+        </w:rPr>
+        <w:t>) {</w:t>
+      </w:r>
+    </w:p>
+    <w:p>
+      <w:pPr>
+        <w:jc w:val="both"/>
+        <w:rPr>
+          <w:b/>
+          <w:bCs/>
+          <w:color w:val="D86DCB" w:themeColor="accent5" w:themeTint="99"/>
+          <w:sz w:val="32"/>
+          <w:szCs w:val="32"/>
+        </w:rPr>
+      </w:pPr>
+      <w:r>
+        <w:rPr>
+          <w:b/>
+          <w:bCs/>
+          <w:color w:val="D86DCB" w:themeColor="accent5" w:themeTint="99"/>
+          <w:sz w:val="32"/>
+          <w:szCs w:val="32"/>
+        </w:rPr>
+        <w:t xml:space="preserve">    </w:t>
+      </w:r>
+      <w:proofErr w:type="spellStart"/>
+      <w:proofErr w:type="gramStart"/>
+      <w:r>
+        <w:rPr>
+          <w:b/>
+          <w:bCs/>
+          <w:color w:val="D86DCB" w:themeColor="accent5" w:themeTint="99"/>
+          <w:sz w:val="32"/>
+          <w:szCs w:val="32"/>
+        </w:rPr>
+        <w:t>Get.put</w:t>
+      </w:r>
+      <w:proofErr w:type="spellEnd"/>
+      <w:r>
+        <w:rPr>
+          <w:b/>
+          <w:bCs/>
+          <w:color w:val="D86DCB" w:themeColor="accent5" w:themeTint="99"/>
+          <w:sz w:val="32"/>
+          <w:szCs w:val="32"/>
+        </w:rPr>
+        <w:t>(</w:t>
+      </w:r>
+      <w:proofErr w:type="spellStart"/>
+      <w:proofErr w:type="gramEnd"/>
+      <w:r>
+        <w:rPr>
+          <w:b/>
+          <w:bCs/>
+          <w:color w:val="D86DCB" w:themeColor="accent5" w:themeTint="99"/>
+          <w:sz w:val="32"/>
+          <w:szCs w:val="32"/>
+        </w:rPr>
+        <w:t>CartController</w:t>
+      </w:r>
+      <w:proofErr w:type="spellEnd"/>
+      <w:r>
+        <w:rPr>
+          <w:b/>
+          <w:bCs/>
+          <w:color w:val="D86DCB" w:themeColor="accent5" w:themeTint="99"/>
+          <w:sz w:val="32"/>
+          <w:szCs w:val="32"/>
+        </w:rPr>
+        <w:t>(), permanent: true); // never deleted</w:t>
+      </w:r>
+    </w:p>
+    <w:p>
+      <w:pPr>
+        <w:jc w:val="both"/>
+        <w:rPr>
+          <w:b/>
+          <w:bCs/>
+          <w:color w:val="D86DCB" w:themeColor="accent5" w:themeTint="99"/>
+          <w:sz w:val="32"/>
+          <w:szCs w:val="32"/>
+        </w:rPr>
+      </w:pPr>
+      <w:r>
+        <w:rPr>
+          <w:b/>
+          <w:bCs/>
+          <w:color w:val="D86DCB" w:themeColor="accent5" w:themeTint="99"/>
+          <w:sz w:val="32"/>
+          <w:szCs w:val="32"/>
+        </w:rPr>
+        <w:t xml:space="preserve">    // </w:t>
+      </w:r>
+      <w:proofErr w:type="spellStart"/>
+      <w:r>
+        <w:rPr>
+          <w:b/>
+          <w:bCs/>
+          <w:color w:val="D86DCB" w:themeColor="accent5" w:themeTint="99"/>
+          <w:sz w:val="32"/>
+          <w:szCs w:val="32"/>
+        </w:rPr>
+        <w:t>ProductController</w:t>
+      </w:r>
+      <w:proofErr w:type="spellEnd"/>
+      <w:r>
+        <w:rPr>
+          <w:b/>
+          <w:bCs/>
+          <w:color w:val="D86DCB" w:themeColor="accent5" w:themeTint="99"/>
+          <w:sz w:val="32"/>
+          <w:szCs w:val="32"/>
+        </w:rPr>
+        <w:t xml:space="preserve"> stays in its own binding — it's screen-specific</w:t>
+      </w:r>
+    </w:p>
+    <w:p>
+      <w:pPr>
+        <w:jc w:val="both"/>
+        <w:rPr>
+          <w:b/>
+          <w:bCs/>
+          <w:color w:val="D86DCB" w:themeColor="accent5" w:themeTint="99"/>
+          <w:sz w:val="32"/>
+          <w:szCs w:val="32"/>
+        </w:rPr>
+      </w:pPr>
+      <w:r>
+        <w:rPr>
+          <w:b/>
+          <w:bCs/>
+          <w:color w:val="D86DCB" w:themeColor="accent5" w:themeTint="99"/>
+          <w:sz w:val="32"/>
+          <w:szCs w:val="32"/>
+        </w:rPr>
+        <w:t xml:space="preserve">  }</w:t>
+      </w:r>
+    </w:p>
+    <w:p>
+      <w:pPr>
+        <w:jc w:val="both"/>
+        <w:rPr>
+          <w:b/>
+          <w:bCs/>
+          <w:color w:val="D86DCB" w:themeColor="accent5" w:themeTint="99"/>
+          <w:sz w:val="32"/>
+          <w:szCs w:val="32"/>
+        </w:rPr>
+      </w:pPr>
+      <w:r>
+        <w:rPr>
+          <w:b/>
+          <w:bCs/>
+          <w:color w:val="D86DCB" w:themeColor="accent5" w:themeTint="99"/>
+          <w:sz w:val="32"/>
+          <w:szCs w:val="32"/>
+        </w:rPr>
+        <w:t>}</w:t>
+      </w:r>
+    </w:p>
+    <w:p>
+      <w:pPr>
+        <w:jc w:val="both"/>
+        <w:rPr>
+          <w:sz w:val="32"/>
+          <w:szCs w:val="32"/>
+        </w:rPr>
+      </w:pPr>
+      <w:r>
+        <w:rPr>
+          <w:sz w:val="32"/>
+          <w:szCs w:val="32"/>
+        </w:rPr>
+        <w:t># In get material app</w:t>
+      </w:r>
+    </w:p>
+    <w:p>
+      <w:pPr>
+        <w:jc w:val="both"/>
+        <w:rPr>
+          <w:b/>
+          <w:bCs/>
+          <w:color w:val="D86DCB" w:themeColor="accent5" w:themeTint="99"/>
+          <w:sz w:val="32"/>
+          <w:szCs w:val="32"/>
+        </w:rPr>
+      </w:pPr>
+      <w:proofErr w:type="spellStart"/>
+      <w:proofErr w:type="gramStart"/>
+      <w:r>
+        <w:rPr>
+          <w:b/>
+          <w:bCs/>
+          <w:color w:val="D86DCB" w:themeColor="accent5" w:themeTint="99"/>
+          <w:sz w:val="32"/>
+          <w:szCs w:val="32"/>
+        </w:rPr>
+        <w:t>GetMaterialApp</w:t>
+      </w:r>
+      <w:proofErr w:type="spellEnd"/>
+      <w:r>
+        <w:rPr>
+          <w:b/>
+          <w:bCs/>
+          <w:color w:val="D86DCB" w:themeColor="accent5" w:themeTint="99"/>
+          <w:sz w:val="32"/>
+          <w:szCs w:val="32"/>
+        </w:rPr>
+        <w:t>(</w:t>
+      </w:r>
+      <w:proofErr w:type="gramEnd"/>
+    </w:p>
+    <w:p>
+      <w:pPr>
+        <w:jc w:val="both"/>
+        <w:rPr>
+          <w:b/>
+          <w:bCs/>
+          <w:color w:val="D86DCB" w:themeColor="accent5" w:themeTint="99"/>
+          <w:sz w:val="32"/>
+          <w:szCs w:val="32"/>
+        </w:rPr>
+      </w:pPr>
+      <w:r>
+        <w:rPr>
+          <w:b/>
+          <w:bCs/>
+          <w:color w:val="D86DCB" w:themeColor="accent5" w:themeTint="99"/>
+          <w:sz w:val="32"/>
+          <w:szCs w:val="32"/>
+        </w:rPr>
+        <w:t xml:space="preserve">  </w:t>
+      </w:r>
+      <w:proofErr w:type="spellStart"/>
+      <w:r>
+        <w:rPr>
+          <w:b/>
+          <w:bCs/>
+          <w:color w:val="D86DCB" w:themeColor="accent5" w:themeTint="99"/>
+          <w:sz w:val="32"/>
+          <w:szCs w:val="32"/>
+        </w:rPr>
+        <w:t>initialBinding</w:t>
+      </w:r>
+      <w:proofErr w:type="spellEnd"/>
+      <w:r>
+        <w:rPr>
+          <w:b/>
+          <w:bCs/>
+          <w:color w:val="D86DCB" w:themeColor="accent5" w:themeTint="99"/>
+          <w:sz w:val="32"/>
+          <w:szCs w:val="32"/>
+        </w:rPr>
+        <w:t xml:space="preserve">: </w:t>
+      </w:r>
+      <w:proofErr w:type="spellStart"/>
+      <w:proofErr w:type="gramStart"/>
+      <w:r>
+        <w:rPr>
+          <w:b/>
+          <w:bCs/>
+          <w:color w:val="D86DCB" w:themeColor="accent5" w:themeTint="99"/>
+          <w:sz w:val="32"/>
+          <w:szCs w:val="32"/>
+        </w:rPr>
+        <w:t>AppBinding</w:t>
+      </w:r>
+      <w:proofErr w:type="spellEnd"/>
+      <w:r>
+        <w:rPr>
+          <w:b/>
+          <w:bCs/>
+          <w:color w:val="D86DCB" w:themeColor="accent5" w:themeTint="99"/>
+          <w:sz w:val="32"/>
+          <w:szCs w:val="32"/>
+        </w:rPr>
+        <w:t>(</w:t>
+      </w:r>
+      <w:proofErr w:type="gramEnd"/>
+      <w:r>
+        <w:rPr>
+          <w:b/>
+          <w:bCs/>
+          <w:color w:val="D86DCB" w:themeColor="accent5" w:themeTint="99"/>
+          <w:sz w:val="32"/>
+          <w:szCs w:val="32"/>
+        </w:rPr>
+        <w:t xml:space="preserve">), // </w:t>
+      </w:r>
+      <w:proofErr w:type="spellStart"/>
+      <w:r>
+        <w:rPr>
+          <w:b/>
+          <w:bCs/>
+          <w:color w:val="D86DCB" w:themeColor="accent5" w:themeTint="99"/>
+          <w:sz w:val="32"/>
+          <w:szCs w:val="32"/>
+        </w:rPr>
+        <w:t>CartController</w:t>
+      </w:r>
+      <w:proofErr w:type="spellEnd"/>
+      <w:r>
+        <w:rPr>
+          <w:b/>
+          <w:bCs/>
+          <w:color w:val="D86DCB" w:themeColor="accent5" w:themeTint="99"/>
+          <w:sz w:val="32"/>
+          <w:szCs w:val="32"/>
+        </w:rPr>
+        <w:t xml:space="preserve"> lives here</w:t>
+      </w:r>
+    </w:p>
+    <w:p>
+      <w:pPr>
+        <w:jc w:val="both"/>
+        <w:rPr>
+          <w:b/>
+          <w:bCs/>
+          <w:color w:val="D86DCB" w:themeColor="accent5" w:themeTint="99"/>
+          <w:sz w:val="32"/>
+          <w:szCs w:val="32"/>
+        </w:rPr>
+      </w:pPr>
+      <w:r>
+        <w:rPr>
+          <w:b/>
+          <w:bCs/>
+          <w:color w:val="D86DCB" w:themeColor="accent5" w:themeTint="99"/>
+          <w:sz w:val="32"/>
+          <w:szCs w:val="32"/>
+        </w:rPr>
+        <w:t xml:space="preserve">  </w:t>
+      </w:r>
+      <w:proofErr w:type="spellStart"/>
+      <w:r>
+        <w:rPr>
+          <w:b/>
+          <w:bCs/>
+          <w:color w:val="D86DCB" w:themeColor="accent5" w:themeTint="99"/>
+          <w:sz w:val="32"/>
+          <w:szCs w:val="32"/>
+        </w:rPr>
+        <w:t>getPages</w:t>
+      </w:r>
+      <w:proofErr w:type="spellEnd"/>
+      <w:r>
+        <w:rPr>
+          <w:b/>
+          <w:bCs/>
+          <w:color w:val="D86DCB" w:themeColor="accent5" w:themeTint="99"/>
+          <w:sz w:val="32"/>
+          <w:szCs w:val="32"/>
+        </w:rPr>
+        <w:t>: [</w:t>
+      </w:r>
+    </w:p>
+    <w:p>
+      <w:pPr>
+        <w:jc w:val="both"/>
+        <w:rPr>
+          <w:b/>
+          <w:bCs/>
+          <w:color w:val="D86DCB" w:themeColor="accent5" w:themeTint="99"/>
+          <w:sz w:val="32"/>
+          <w:szCs w:val="32"/>
+        </w:rPr>
+      </w:pPr>
+      <w:r>
+        <w:rPr>
+          <w:b/>
+          <w:bCs/>
+          <w:color w:val="D86DCB" w:themeColor="accent5" w:themeTint="99"/>
+          <w:sz w:val="32"/>
+          <w:szCs w:val="32"/>
+        </w:rPr>
+        <w:t xml:space="preserve">    </w:t>
+      </w:r>
+      <w:proofErr w:type="spellStart"/>
+      <w:proofErr w:type="gramStart"/>
+      <w:r>
+        <w:rPr>
+          <w:b/>
+          <w:bCs/>
+          <w:color w:val="D86DCB" w:themeColor="accent5" w:themeTint="99"/>
+          <w:sz w:val="32"/>
+          <w:szCs w:val="32"/>
+        </w:rPr>
+        <w:t>GetPage</w:t>
+      </w:r>
+      <w:proofErr w:type="spellEnd"/>
+      <w:r>
+        <w:rPr>
+          <w:b/>
+          <w:bCs/>
+          <w:color w:val="D86DCB" w:themeColor="accent5" w:themeTint="99"/>
+          <w:sz w:val="32"/>
+          <w:szCs w:val="32"/>
+        </w:rPr>
+        <w:t>(</w:t>
+      </w:r>
+      <w:proofErr w:type="gramEnd"/>
+      <w:r>
+        <w:rPr>
+          <w:b/>
+          <w:bCs/>
+          <w:color w:val="D86DCB" w:themeColor="accent5" w:themeTint="99"/>
+          <w:sz w:val="32"/>
+          <w:szCs w:val="32"/>
+        </w:rPr>
+        <w:t xml:space="preserve">name: '/product', page: () =&gt; </w:t>
+      </w:r>
+      <w:proofErr w:type="spellStart"/>
+      <w:r>
+        <w:rPr>
+          <w:b/>
+          <w:bCs/>
+          <w:color w:val="D86DCB" w:themeColor="accent5" w:themeTint="99"/>
+          <w:sz w:val="32"/>
+          <w:szCs w:val="32"/>
+        </w:rPr>
+        <w:t>ProductScreen</w:t>
+      </w:r>
+      <w:proofErr w:type="spellEnd"/>
+      <w:r>
+        <w:rPr>
+          <w:b/>
+          <w:bCs/>
+          <w:color w:val="D86DCB" w:themeColor="accent5" w:themeTint="99"/>
+          <w:sz w:val="32"/>
+          <w:szCs w:val="32"/>
+        </w:rPr>
+        <w:t xml:space="preserve">(), binding: </w:t>
+      </w:r>
+      <w:proofErr w:type="spellStart"/>
+      <w:r>
+        <w:rPr>
+          <w:b/>
+          <w:bCs/>
+          <w:color w:val="D86DCB" w:themeColor="accent5" w:themeTint="99"/>
+          <w:sz w:val="32"/>
+          <w:szCs w:val="32"/>
+        </w:rPr>
+        <w:t>ProductBinding</w:t>
+      </w:r>
+      <w:proofErr w:type="spellEnd"/>
+      <w:r>
+        <w:rPr>
+          <w:b/>
+          <w:bCs/>
+          <w:color w:val="D86DCB" w:themeColor="accent5" w:themeTint="99"/>
+          <w:sz w:val="32"/>
+          <w:szCs w:val="32"/>
+        </w:rPr>
+        <w:t>()),</w:t>
+      </w:r>
+    </w:p>
+    <w:p>
+      <w:pPr>
+        <w:jc w:val="both"/>
+        <w:rPr>
+          <w:b/>
+          <w:bCs/>
+          <w:color w:val="D86DCB" w:themeColor="accent5" w:themeTint="99"/>
+          <w:sz w:val="32"/>
+          <w:szCs w:val="32"/>
+        </w:rPr>
+      </w:pPr>
+      <w:r>
+        <w:rPr>
+          <w:b/>
+          <w:bCs/>
+          <w:color w:val="D86DCB" w:themeColor="accent5" w:themeTint="99"/>
+          <w:sz w:val="32"/>
+          <w:szCs w:val="32"/>
+        </w:rPr>
+        <w:t xml:space="preserve">    </w:t>
+      </w:r>
+      <w:proofErr w:type="spellStart"/>
+      <w:proofErr w:type="gramStart"/>
+      <w:r>
+        <w:rPr>
+          <w:b/>
+          <w:bCs/>
+          <w:color w:val="D86DCB" w:themeColor="accent5" w:themeTint="99"/>
+          <w:sz w:val="32"/>
+          <w:szCs w:val="32"/>
+        </w:rPr>
+        <w:t>GetPage</w:t>
+      </w:r>
+      <w:proofErr w:type="spellEnd"/>
+      <w:r>
+        <w:rPr>
+          <w:b/>
+          <w:bCs/>
+          <w:color w:val="D86DCB" w:themeColor="accent5" w:themeTint="99"/>
+          <w:sz w:val="32"/>
+          <w:szCs w:val="32"/>
+        </w:rPr>
+        <w:t>(</w:t>
+      </w:r>
+      <w:proofErr w:type="gramEnd"/>
+      <w:r>
+        <w:rPr>
+          <w:b/>
+          <w:bCs/>
+          <w:color w:val="D86DCB" w:themeColor="accent5" w:themeTint="99"/>
+          <w:sz w:val="32"/>
+          <w:szCs w:val="32"/>
+        </w:rPr>
+        <w:t xml:space="preserve">name: '/cart', page: () =&gt; </w:t>
+      </w:r>
+      <w:proofErr w:type="spellStart"/>
+      <w:r>
+        <w:rPr>
+          <w:b/>
+          <w:bCs/>
+          <w:color w:val="D86DCB" w:themeColor="accent5" w:themeTint="99"/>
+          <w:sz w:val="32"/>
+          <w:szCs w:val="32"/>
+        </w:rPr>
+        <w:t>CartScreen</w:t>
+      </w:r>
+      <w:proofErr w:type="spellEnd"/>
+      <w:r>
+        <w:rPr>
+          <w:b/>
+          <w:bCs/>
+          <w:color w:val="D86DCB" w:themeColor="accent5" w:themeTint="99"/>
+          <w:sz w:val="32"/>
+          <w:szCs w:val="32"/>
+        </w:rPr>
+        <w:t>()), // no binding needed</w:t>
+      </w:r>
+    </w:p>
+    <w:p>
+      <w:pPr>
+        <w:jc w:val="both"/>
+        <w:rPr>
+          <w:b/>
+          <w:bCs/>
+          <w:color w:val="D86DCB" w:themeColor="accent5" w:themeTint="99"/>
+          <w:sz w:val="32"/>
+          <w:szCs w:val="32"/>
+        </w:rPr>
+      </w:pPr>
+      <w:r>
+        <w:rPr>
+          <w:b/>
+          <w:bCs/>
+          <w:color w:val="D86DCB" w:themeColor="accent5" w:themeTint="99"/>
+          <w:sz w:val="32"/>
+          <w:szCs w:val="32"/>
+        </w:rPr>
+        <w:t xml:space="preserve">  ],</w:t>
+      </w:r>
+    </w:p>
+    <w:p>
+      <w:pPr>
+        <w:jc w:val="both"/>
+        <w:rPr>
+          <w:b/>
+          <w:bCs/>
+          <w:color w:val="D86DCB" w:themeColor="accent5" w:themeTint="99"/>
+          <w:sz w:val="32"/>
+          <w:szCs w:val="32"/>
+        </w:rPr>
+      </w:pPr>
+      <w:r>
+        <w:rPr>
+          <w:b/>
+          <w:bCs/>
+          <w:color w:val="D86DCB" w:themeColor="accent5" w:themeTint="99"/>
+          <w:sz w:val="32"/>
+          <w:szCs w:val="32"/>
+        </w:rPr>
+        <w:lastRenderedPageBreak/>
+        <w:t>)</w:t>
+      </w:r>
+    </w:p>
+    <w:p>
+      <w:pPr>
+        <w:jc w:val="both"/>
+        <w:rPr>
+          <w:sz w:val="32"/>
+          <w:szCs w:val="32"/>
+        </w:rPr>
+      </w:pPr>
+      <w:r>
+        <w:rPr>
+          <w:sz w:val="32"/>
+          <w:szCs w:val="32"/>
+        </w:rPr>
+        <w:t># Product binding</w:t>
+      </w:r>
+    </w:p>
+    <w:p>
+      <w:pPr>
+        <w:jc w:val="both"/>
+        <w:rPr>
+          <w:b/>
+          <w:bCs/>
+          <w:color w:val="D86DCB" w:themeColor="accent5" w:themeTint="99"/>
+          <w:sz w:val="32"/>
+          <w:szCs w:val="32"/>
+        </w:rPr>
+      </w:pPr>
+      <w:r>
+        <w:rPr>
+          <w:b/>
+          <w:bCs/>
+          <w:color w:val="D86DCB" w:themeColor="accent5" w:themeTint="99"/>
+          <w:sz w:val="32"/>
+          <w:szCs w:val="32"/>
+        </w:rPr>
+        <w:t xml:space="preserve">// </w:t>
+      </w:r>
+      <w:proofErr w:type="spellStart"/>
+      <w:r>
+        <w:rPr>
+          <w:b/>
+          <w:bCs/>
+          <w:color w:val="D86DCB" w:themeColor="accent5" w:themeTint="99"/>
+          <w:sz w:val="32"/>
+          <w:szCs w:val="32"/>
+        </w:rPr>
+        <w:t>ProductBinding</w:t>
+      </w:r>
+      <w:proofErr w:type="spellEnd"/>
       <w:r>
         <w:rPr>
           <w:b/>
@@ -29865,6 +29857,7 @@
           <w:sz w:val="32"/>
           <w:szCs w:val="32"/>
         </w:rPr>
+        <w:lastRenderedPageBreak/>
         <w:t xml:space="preserve">       YES → </w:t>
       </w:r>
       <w:proofErr w:type="spellStart"/>
@@ -29947,7 +29940,6 @@
           <w:sz w:val="32"/>
           <w:szCs w:val="32"/>
         </w:rPr>
-        <w:lastRenderedPageBreak/>
         <w:t xml:space="preserve">       NO</w:t>
       </w:r>
     </w:p>
@@ -31220,6 +31212,7 @@
   <w:style w:type="character" w:default="1" w:styleId="DefaultParagraphFont">
     <w:name w:val="Default Paragraph Font"/>
     <w:uiPriority w:val="1"/>
+    <w:semiHidden/>
     <w:unhideWhenUsed/>
   </w:style>
   <w:style w:type="table" w:default="1" w:styleId="TableNormal">
